--- a/iirs_daily_space_digest_06_05_2026.docx
+++ b/iirs_daily_space_digest_06_05_2026.docx
@@ -174,7 +174,7 @@
           <w:b/>
           <w:sz w:val="26"/>
         </w:rPr>
-        <w:t>2. ISRO completes preliminary design review of Venus Orbiter Mission - MSN</w:t>
+        <w:t>2. Jitendra Singh congratulates ISRO for successful completion of IADT-02 for Gaganyaan Mission - DD News</w:t>
       </w:r>
     </w:p>
     <w:p>
@@ -226,7 +226,7 @@
           <w:rFonts w:ascii="Times New Roman" w:hAnsi="Times New Roman"/>
           <w:sz w:val="21"/>
         </w:rPr>
-        <w:t>ISRO completes preliminary design review of Venus Orbiter Mission MSN</w:t>
+        <w:t>Union Minister Dr Jitendra Singh on Friday congratulated Indian Space Research Organisation (ISRO) for the successful completion of the Second Integrated Air Drop Test (IADT-02) for Gaganyaan, India's first human spaceflight mission scheduled for launch in 2027. He described the achievement as a significant milestone in preparing for the ambitious mission. Taking to social media platform X, Singh wrote, "Congratulations ISRO for the successful accomplishment of Second Integrated Air Drop Test (IADT-02) for Gaganyaan, India's first Human Space flight scheduled next year." He further noted, "The second Integrated Air Drop Test (IADT-02) was successfully conducted at Satish Dhawan Space Station, Sriharikota. This marks an important milestone towards the readiness for the Gaganyaan mission." India's first human spaceflight will be launched from Sriharikota in 2027. Although the mission has faced multiple delays due to its technological complexity, India has been developing the capabilities indigenously. Notably, such critical spaceflight technologies are closely guarded, and no country shares them. The government has allocated approximately Rs 10,000 crore for the Gaganyaan programme. The mission is now in its final phase, with the first crewed flight expected in the first quarter of 2027. Earlier, on April 8, ISRO Chairman V. Narayanan stated that all preparations for the uncrewed Gaganyaan missions are progressing smoothly. Speaking at the inaugural session of the 2nd International Conference on Smart Spacecraft Mission Operations, he said, "We are meeting just before the first uncrewed Gaganyaan mission. This is no ordinary mission but a crucial one for India. There will be three uncrewed missions before the final crewed launch. All activities for the first mission are progressing well, though challenges remain." The conference was also attended by former ISRO chiefs A.S. Kiran Kumar and S. Somanath, along with ISRO centre directors, students, and representatives from space startups. Meanwhile, India's human spaceflight preparations advanced further on April 4, as four selected astronauts began a high-altitude experiment in Ladakh under the "Mission Mitra" (Mapping of Interoperable Traits and Reliability Assessment). The programme aims to evaluate human performance in extreme environments. The astronauts, including Group Captain Shubhnashu Shukla and P. Balakrishnan Nair, arrived in Leh earlier this week for acclimatisation. The mission is supported by a multidisciplinary team of scientists, engineers, medical experts, and psychologists, marking another crucial step in India's journey towards human space exploration. -IANS</w:t>
       </w:r>
     </w:p>
     <w:p>
@@ -258,7 +258,7 @@
           <w:b/>
           <w:sz w:val="26"/>
         </w:rPr>
-        <w:t>3. RPCAU, ISRO set to develop climate-smart farming model - The Times of India</w:t>
+        <w:t>3. ISRO completes preliminary design review of Venus Orbiter Mission - MSN</w:t>
       </w:r>
     </w:p>
     <w:p>
@@ -280,6 +280,90 @@
         <w:jc w:val="left"/>
       </w:pPr>
       <w:hyperlink r:id="rId13">
+        <w:r>
+          <w:rPr>
+            <w:color w:val="0000FF"/>
+            <w:u w:val="single"/>
+          </w:rPr>
+          <w:t>Read more</w:t>
+        </w:r>
+      </w:hyperlink>
+    </w:p>
+    <w:p>
+      <w:pPr>
+        <w:sectPr>
+          <w:type w:val="continuous"/>
+          <w:pgSz w:w="12240" w:h="15840"/>
+          <w:pgMar w:top="864" w:right="1008" w:bottom="864" w:left="1008" w:header="720" w:footer="720" w:gutter="0"/>
+          <w:cols w:space="360" w:num="1"/>
+          <w:docGrid w:linePitch="360"/>
+        </w:sectPr>
+      </w:pPr>
+    </w:p>
+    <w:p>
+      <w:pPr>
+        <w:spacing w:after="80" w:line="264" w:lineRule="auto"/>
+        <w:jc w:val="both"/>
+      </w:pPr>
+      <w:r>
+        <w:rPr>
+          <w:rFonts w:ascii="Times New Roman" w:hAnsi="Times New Roman"/>
+          <w:sz w:val="21"/>
+        </w:rPr>
+        <w:t>ISRO completes preliminary design review of Venus Orbiter Mission MSN</w:t>
+      </w:r>
+    </w:p>
+    <w:p>
+      <w:pPr>
+        <w:sectPr>
+          <w:type w:val="continuous"/>
+          <w:pgSz w:w="12240" w:h="15840"/>
+          <w:pgMar w:top="864" w:right="1008" w:bottom="864" w:left="1008" w:header="720" w:footer="720" w:gutter="0"/>
+          <w:cols w:space="360" w:num="2"/>
+          <w:docGrid w:linePitch="360"/>
+        </w:sectPr>
+      </w:pPr>
+    </w:p>
+    <w:p>
+      <w:pPr>
+        <w:pBdr>
+          <w:bottom w:val="single" w:sz="6" w:space="6" w:color="A6A6A6"/>
+        </w:pBdr>
+      </w:pPr>
+    </w:p>
+    <w:p/>
+    <w:p>
+      <w:pPr>
+        <w:spacing w:after="60"/>
+      </w:pPr>
+      <w:r>
+        <w:rPr>
+          <w:rFonts w:ascii="Times New Roman" w:hAnsi="Times New Roman"/>
+          <w:b/>
+          <w:sz w:val="26"/>
+        </w:rPr>
+        <w:t>4. RPCAU, ISRO set to develop climate-smart farming model - The Times of India</w:t>
+      </w:r>
+    </w:p>
+    <w:p>
+      <w:pPr>
+        <w:spacing w:after="60"/>
+      </w:pPr>
+      <w:r>
+        <w:rPr>
+          <w:rFonts w:ascii="Times New Roman" w:hAnsi="Times New Roman"/>
+          <w:i/>
+          <w:sz w:val="20"/>
+        </w:rPr>
+        <w:t>"ISRO OR NRSC OR IIRS after:2026-05-05" - Google News</w:t>
+      </w:r>
+    </w:p>
+    <w:p>
+      <w:pPr>
+        <w:spacing w:after="80"/>
+        <w:jc w:val="left"/>
+      </w:pPr>
+      <w:hyperlink r:id="rId14">
         <w:r>
           <w:rPr>
             <w:color w:val="0000FF"/>
@@ -310,7 +394,7 @@
                     <pic:cNvPicPr/>
                   </pic:nvPicPr>
                   <pic:blipFill>
-                    <a:blip r:embed="rId14"/>
+                    <a:blip r:embed="rId15"/>
                     <a:stretch>
                       <a:fillRect/>
                     </a:stretch>
@@ -382,91 +466,7 @@
           <w:b/>
           <w:sz w:val="26"/>
         </w:rPr>
-        <w:t>4. Two unauthorised drones spotted flying in ISRO no flying zone campus case registered probe on - Country and Politics</w:t>
-      </w:r>
-    </w:p>
-    <w:p>
-      <w:pPr>
-        <w:spacing w:after="60"/>
-      </w:pPr>
-      <w:r>
-        <w:rPr>
-          <w:rFonts w:ascii="Times New Roman" w:hAnsi="Times New Roman"/>
-          <w:i/>
-          <w:sz w:val="20"/>
-        </w:rPr>
-        <w:t>"ISRO OR NRSC OR IIRS after:2026-05-05" - Google News</w:t>
-      </w:r>
-    </w:p>
-    <w:p>
-      <w:pPr>
-        <w:spacing w:after="80"/>
-        <w:jc w:val="left"/>
-      </w:pPr>
-      <w:hyperlink r:id="rId15">
-        <w:r>
-          <w:rPr>
-            <w:color w:val="0000FF"/>
-            <w:u w:val="single"/>
-          </w:rPr>
-          <w:t>Read more</w:t>
-        </w:r>
-      </w:hyperlink>
-    </w:p>
-    <w:p>
-      <w:pPr>
-        <w:sectPr>
-          <w:type w:val="continuous"/>
-          <w:pgSz w:w="12240" w:h="15840"/>
-          <w:pgMar w:top="864" w:right="1008" w:bottom="864" w:left="1008" w:header="720" w:footer="720" w:gutter="0"/>
-          <w:cols w:space="360" w:num="1"/>
-          <w:docGrid w:linePitch="360"/>
-        </w:sectPr>
-      </w:pPr>
-    </w:p>
-    <w:p>
-      <w:pPr>
-        <w:spacing w:after="80" w:line="264" w:lineRule="auto"/>
-        <w:jc w:val="both"/>
-      </w:pPr>
-      <w:r>
-        <w:rPr>
-          <w:rFonts w:ascii="Times New Roman" w:hAnsi="Times New Roman"/>
-          <w:sz w:val="21"/>
-        </w:rPr>
-        <w:t>Two unauthorised drones spotted flying in ISRO no flying zone campus case registered probe on Country and Politics</w:t>
-      </w:r>
-    </w:p>
-    <w:p>
-      <w:pPr>
-        <w:sectPr>
-          <w:type w:val="continuous"/>
-          <w:pgSz w:w="12240" w:h="15840"/>
-          <w:pgMar w:top="864" w:right="1008" w:bottom="864" w:left="1008" w:header="720" w:footer="720" w:gutter="0"/>
-          <w:cols w:space="360" w:num="2"/>
-          <w:docGrid w:linePitch="360"/>
-        </w:sectPr>
-      </w:pPr>
-    </w:p>
-    <w:p>
-      <w:pPr>
-        <w:pBdr>
-          <w:bottom w:val="single" w:sz="6" w:space="6" w:color="A6A6A6"/>
-        </w:pBdr>
-      </w:pPr>
-    </w:p>
-    <w:p/>
-    <w:p>
-      <w:pPr>
-        <w:spacing w:after="60"/>
-      </w:pPr>
-      <w:r>
-        <w:rPr>
-          <w:rFonts w:ascii="Times New Roman" w:hAnsi="Times New Roman"/>
-          <w:b/>
-          <w:sz w:val="26"/>
-        </w:rPr>
-        <w:t>5. Probe launched after drone spotted over ISRO's ISITE campus in Bengaluru - Dailyhunt</w:t>
+        <w:t>5. Two unauthorised drones spotted flying in ISRO no flying zone campus case registered probe on - Country and Politics</w:t>
       </w:r>
     </w:p>
     <w:p>
@@ -499,12 +499,6 @@
     </w:p>
     <w:p>
       <w:pPr>
-        <w:jc w:val="center"/>
-      </w:pPr>
-      <w:r/>
-    </w:p>
-    <w:p>
-      <w:pPr>
         <w:sectPr>
           <w:type w:val="continuous"/>
           <w:pgSz w:w="12240" w:h="15840"/>
@@ -524,7 +518,7 @@
           <w:rFonts w:ascii="Times New Roman" w:hAnsi="Times New Roman"/>
           <w:sz w:val="21"/>
         </w:rPr>
-        <w:t>According to a police complaint, a sub-inspector from the Central Industrial Security Force (CISF) spotted the drone flying around 80-100 feet above the campus for about 10-12 seconds before it disappeared at around 8.16 am. The ISITE campus is a highly sensitive area and has been officially classified as a restricted no-drone zone. Any unauthorised aerial activity in such zones poses a serious threat to security and safety, the complaint added. Police have registered a case against unknown persons for operating the drone in the prohibited area without permission. Though no clues have emerged yet, efforts are under way to trace the suspect, police said.</w:t>
+        <w:t>Pramesh S Jain The HAL police have registered an FIR against unknown person after two drones were found flying in ISRO no flying zone campus . Based on the complaint filed by Satish Kumar,security officer the police registered a case on Saturday charging the accused under section 329(3) tress pass and also under various sections of Aircraft act for further investigation. According to a complaint filed by Satish Kumar, Sub-Inspector with CISF Unit URSC (B),ISITE (M),the incident occurred on May 2,2026,at around 8:16 AM. A drone was allegedly spotted flying at an altitude of approximately 80 to 100 feet above the campus for a duration of 10 to 12 seconds. The ISITE campus is classified as a highly sensitive and restricted zone and has been designated as a"No Drone Zone." Officials stated that any aerial activity without prior authorization in such areas poses a serious threat to security and safety. Despite clear restrictions,unidentified persons reportedly operated the drone within the prohibited airspace. Authorities have flagged the violation as a serious concern,emphasizing that such actions could compromise national security. Police suspect that the drones used by some local for a program happened half a kilometer away from the site. The police are probing with the organizers for further investigation.</w:t>
       </w:r>
     </w:p>
     <w:p>
@@ -556,7 +550,7 @@
           <w:b/>
           <w:sz w:val="26"/>
         </w:rPr>
-        <w:t>6. Unauthorized Drone Intrusion Raises Alarm at ISRO Campus - Devdiscourse</w:t>
+        <w:t>6. Probe launched after drone spotted over ISRO's ISITE campus in Bengaluru - Dailyhunt</w:t>
       </w:r>
     </w:p>
     <w:p>
@@ -578,6 +572,96 @@
         <w:jc w:val="left"/>
       </w:pPr>
       <w:hyperlink r:id="rId17">
+        <w:r>
+          <w:rPr>
+            <w:color w:val="0000FF"/>
+            <w:u w:val="single"/>
+          </w:rPr>
+          <w:t>Read more</w:t>
+        </w:r>
+      </w:hyperlink>
+    </w:p>
+    <w:p>
+      <w:pPr>
+        <w:jc w:val="center"/>
+      </w:pPr>
+      <w:r/>
+    </w:p>
+    <w:p>
+      <w:pPr>
+        <w:sectPr>
+          <w:type w:val="continuous"/>
+          <w:pgSz w:w="12240" w:h="15840"/>
+          <w:pgMar w:top="864" w:right="1008" w:bottom="864" w:left="1008" w:header="720" w:footer="720" w:gutter="0"/>
+          <w:cols w:space="360" w:num="1"/>
+          <w:docGrid w:linePitch="360"/>
+        </w:sectPr>
+      </w:pPr>
+    </w:p>
+    <w:p>
+      <w:pPr>
+        <w:spacing w:after="80" w:line="264" w:lineRule="auto"/>
+        <w:jc w:val="both"/>
+      </w:pPr>
+      <w:r>
+        <w:rPr>
+          <w:rFonts w:ascii="Times New Roman" w:hAnsi="Times New Roman"/>
+          <w:sz w:val="21"/>
+        </w:rPr>
+        <w:t>According to a police complaint, a sub-inspector from the Central Industrial Security Force (CISF) spotted the drone flying around 80-100 feet above the campus for about 10-12 seconds before it disappeared at around 8.16 am. The ISITE campus is a highly sensitive area and has been officially classified as a restricted no-drone zone. Any unauthorised aerial activity in such zones poses a serious threat to security and safety, the complaint added. Police have registered a case against unknown persons for operating the drone in the prohibited area without permission. Though no clues have emerged yet, efforts are under way to trace the suspect, police said.</w:t>
+      </w:r>
+    </w:p>
+    <w:p>
+      <w:pPr>
+        <w:sectPr>
+          <w:type w:val="continuous"/>
+          <w:pgSz w:w="12240" w:h="15840"/>
+          <w:pgMar w:top="864" w:right="1008" w:bottom="864" w:left="1008" w:header="720" w:footer="720" w:gutter="0"/>
+          <w:cols w:space="360" w:num="2"/>
+          <w:docGrid w:linePitch="360"/>
+        </w:sectPr>
+      </w:pPr>
+    </w:p>
+    <w:p>
+      <w:pPr>
+        <w:pBdr>
+          <w:bottom w:val="single" w:sz="6" w:space="6" w:color="A6A6A6"/>
+        </w:pBdr>
+      </w:pPr>
+    </w:p>
+    <w:p/>
+    <w:p>
+      <w:pPr>
+        <w:spacing w:after="60"/>
+      </w:pPr>
+      <w:r>
+        <w:rPr>
+          <w:rFonts w:ascii="Times New Roman" w:hAnsi="Times New Roman"/>
+          <w:b/>
+          <w:sz w:val="26"/>
+        </w:rPr>
+        <w:t>7. Unauthorized Drone Intrusion Raises Alarm at ISRO Campus - Devdiscourse</w:t>
+      </w:r>
+    </w:p>
+    <w:p>
+      <w:pPr>
+        <w:spacing w:after="60"/>
+      </w:pPr>
+      <w:r>
+        <w:rPr>
+          <w:rFonts w:ascii="Times New Roman" w:hAnsi="Times New Roman"/>
+          <w:i/>
+          <w:sz w:val="20"/>
+        </w:rPr>
+        <w:t>"ISRO OR NRSC OR IIRS after:2026-05-05" - Google News</w:t>
+      </w:r>
+    </w:p>
+    <w:p>
+      <w:pPr>
+        <w:spacing w:after="80"/>
+        <w:jc w:val="left"/>
+      </w:pPr>
+      <w:hyperlink r:id="rId18">
         <w:r>
           <w:rPr>
             <w:color w:val="0000FF"/>
@@ -608,7 +692,7 @@
                     <pic:cNvPicPr/>
                   </pic:nvPicPr>
                   <pic:blipFill>
-                    <a:blip r:embed="rId18"/>
+                    <a:blip r:embed="rId19"/>
                     <a:stretch>
                       <a:fillRect/>
                     </a:stretch>
@@ -680,90 +764,6 @@
           <w:b/>
           <w:sz w:val="26"/>
         </w:rPr>
-        <w:t>7. India aims to land astronauts on the Moon by 2040: Former ISRO chief - MSN</w:t>
-      </w:r>
-    </w:p>
-    <w:p>
-      <w:pPr>
-        <w:spacing w:after="60"/>
-      </w:pPr>
-      <w:r>
-        <w:rPr>
-          <w:rFonts w:ascii="Times New Roman" w:hAnsi="Times New Roman"/>
-          <w:i/>
-          <w:sz w:val="20"/>
-        </w:rPr>
-        <w:t>"ISRO OR NRSC OR IIRS after:2026-05-05" - Google News</w:t>
-      </w:r>
-    </w:p>
-    <w:p>
-      <w:pPr>
-        <w:spacing w:after="80"/>
-        <w:jc w:val="left"/>
-      </w:pPr>
-      <w:hyperlink r:id="rId12">
-        <w:r>
-          <w:rPr>
-            <w:color w:val="0000FF"/>
-            <w:u w:val="single"/>
-          </w:rPr>
-          <w:t>Read more</w:t>
-        </w:r>
-      </w:hyperlink>
-    </w:p>
-    <w:p>
-      <w:pPr>
-        <w:sectPr>
-          <w:type w:val="continuous"/>
-          <w:pgSz w:w="12240" w:h="15840"/>
-          <w:pgMar w:top="864" w:right="1008" w:bottom="864" w:left="1008" w:header="720" w:footer="720" w:gutter="0"/>
-          <w:cols w:space="360" w:num="1"/>
-          <w:docGrid w:linePitch="360"/>
-        </w:sectPr>
-      </w:pPr>
-    </w:p>
-    <w:p>
-      <w:pPr>
-        <w:spacing w:after="80" w:line="264" w:lineRule="auto"/>
-        <w:jc w:val="both"/>
-      </w:pPr>
-      <w:r>
-        <w:rPr>
-          <w:rFonts w:ascii="Times New Roman" w:hAnsi="Times New Roman"/>
-          <w:sz w:val="21"/>
-        </w:rPr>
-        <w:t>India aims to land astronauts on the Moon by 2040: Former ISRO chief MSN</w:t>
-      </w:r>
-    </w:p>
-    <w:p>
-      <w:pPr>
-        <w:sectPr>
-          <w:type w:val="continuous"/>
-          <w:pgSz w:w="12240" w:h="15840"/>
-          <w:pgMar w:top="864" w:right="1008" w:bottom="864" w:left="1008" w:header="720" w:footer="720" w:gutter="0"/>
-          <w:cols w:space="360" w:num="2"/>
-          <w:docGrid w:linePitch="360"/>
-        </w:sectPr>
-      </w:pPr>
-    </w:p>
-    <w:p>
-      <w:pPr>
-        <w:pBdr>
-          <w:bottom w:val="single" w:sz="6" w:space="6" w:color="A6A6A6"/>
-        </w:pBdr>
-      </w:pPr>
-    </w:p>
-    <w:p/>
-    <w:p>
-      <w:pPr>
-        <w:spacing w:after="60"/>
-      </w:pPr>
-      <w:r>
-        <w:rPr>
-          <w:rFonts w:ascii="Times New Roman" w:hAnsi="Times New Roman"/>
-          <w:b/>
-          <w:sz w:val="26"/>
-        </w:rPr>
         <w:t>8. NASA eClips and GLOBE Educators Strengthen a Regional STEM Ecosystem in Coastal Virginia</w:t>
       </w:r>
     </w:p>
@@ -785,7 +785,7 @@
         <w:spacing w:after="80"/>
         <w:jc w:val="left"/>
       </w:pPr>
-      <w:hyperlink r:id="rId19">
+      <w:hyperlink r:id="rId20">
         <w:r>
           <w:rPr>
             <w:color w:val="0000FF"/>
@@ -816,7 +816,7 @@
                     <pic:cNvPicPr/>
                   </pic:nvPicPr>
                   <pic:blipFill>
-                    <a:blip r:embed="rId20"/>
+                    <a:blip r:embed="rId21"/>
                     <a:stretch>
                       <a:fillRect/>
                     </a:stretch>
@@ -909,7 +909,7 @@
         <w:spacing w:after="80"/>
         <w:jc w:val="left"/>
       </w:pPr>
-      <w:hyperlink r:id="rId21">
+      <w:hyperlink r:id="rId22">
         <w:r>
           <w:rPr>
             <w:color w:val="0000FF"/>
@@ -940,7 +940,7 @@
                     <pic:cNvPicPr/>
                   </pic:nvPicPr>
                   <pic:blipFill>
-                    <a:blip r:embed="rId22"/>
+                    <a:blip r:embed="rId23"/>
                     <a:stretch>
                       <a:fillRect/>
                     </a:stretch>
@@ -1033,7 +1033,7 @@
         <w:spacing w:after="80"/>
         <w:jc w:val="left"/>
       </w:pPr>
-      <w:hyperlink r:id="rId23">
+      <w:hyperlink r:id="rId24">
         <w:r>
           <w:rPr>
             <w:color w:val="0000FF"/>
@@ -1064,7 +1064,7 @@
                     <pic:cNvPicPr/>
                   </pic:nvPicPr>
                   <pic:blipFill>
-                    <a:blip r:embed="rId24"/>
+                    <a:blip r:embed="rId25"/>
                     <a:stretch>
                       <a:fillRect/>
                     </a:stretch>
@@ -1157,7 +1157,7 @@
         <w:spacing w:after="80"/>
         <w:jc w:val="left"/>
       </w:pPr>
-      <w:hyperlink r:id="rId25">
+      <w:hyperlink r:id="rId26">
         <w:r>
           <w:rPr>
             <w:color w:val="0000FF"/>
@@ -1188,7 +1188,7 @@
                     <pic:cNvPicPr/>
                   </pic:nvPicPr>
                   <pic:blipFill>
-                    <a:blip r:embed="rId26"/>
+                    <a:blip r:embed="rId27"/>
                     <a:stretch>
                       <a:fillRect/>
                     </a:stretch>
@@ -1281,7 +1281,7 @@
         <w:spacing w:after="80"/>
         <w:jc w:val="left"/>
       </w:pPr>
-      <w:hyperlink r:id="rId27">
+      <w:hyperlink r:id="rId28">
         <w:r>
           <w:rPr>
             <w:color w:val="0000FF"/>
@@ -1299,7 +1299,7 @@
       <w:r>
         <w:drawing>
           <wp:inline xmlns:a="http://schemas.openxmlformats.org/drawingml/2006/main" xmlns:pic="http://schemas.openxmlformats.org/drawingml/2006/picture">
-            <wp:extent cx="4389120" cy="3441859"/>
+            <wp:extent cx="4389120" cy="3291840"/>
             <wp:docPr id="8" name="Picture 8"/>
             <wp:cNvGraphicFramePr>
               <a:graphicFrameLocks noChangeAspect="1"/>
@@ -1312,7 +1312,7 @@
                     <pic:cNvPicPr/>
                   </pic:nvPicPr>
                   <pic:blipFill>
-                    <a:blip r:embed="rId28"/>
+                    <a:blip r:embed="rId29"/>
                     <a:stretch>
                       <a:fillRect/>
                     </a:stretch>
@@ -1320,7 +1320,7 @@
                   <pic:spPr>
                     <a:xfrm>
                       <a:off x="0" y="0"/>
-                      <a:ext cx="4389120" cy="3441859"/>
+                      <a:ext cx="4389120" cy="3291840"/>
                     </a:xfrm>
                     <a:prstGeom prst="rect"/>
                   </pic:spPr>
@@ -1405,7 +1405,7 @@
         <w:spacing w:after="80"/>
         <w:jc w:val="left"/>
       </w:pPr>
-      <w:hyperlink r:id="rId29">
+      <w:hyperlink r:id="rId30">
         <w:r>
           <w:rPr>
             <w:color w:val="0000FF"/>
@@ -1436,7 +1436,7 @@
                     <pic:cNvPicPr/>
                   </pic:nvPicPr>
                   <pic:blipFill>
-                    <a:blip r:embed="rId30"/>
+                    <a:blip r:embed="rId31"/>
                     <a:stretch>
                       <a:fillRect/>
                     </a:stretch>
@@ -1529,7 +1529,7 @@
         <w:spacing w:after="80"/>
         <w:jc w:val="left"/>
       </w:pPr>
-      <w:hyperlink r:id="rId31">
+      <w:hyperlink r:id="rId32">
         <w:r>
           <w:rPr>
             <w:color w:val="0000FF"/>
@@ -1560,7 +1560,7 @@
                     <pic:cNvPicPr/>
                   </pic:nvPicPr>
                   <pic:blipFill>
-                    <a:blip r:embed="rId32"/>
+                    <a:blip r:embed="rId33"/>
                     <a:stretch>
                       <a:fillRect/>
                     </a:stretch>
@@ -1653,7 +1653,7 @@
         <w:spacing w:after="80"/>
         <w:jc w:val="left"/>
       </w:pPr>
-      <w:hyperlink r:id="rId33">
+      <w:hyperlink r:id="rId34">
         <w:r>
           <w:rPr>
             <w:color w:val="0000FF"/>
@@ -1684,7 +1684,7 @@
                     <pic:cNvPicPr/>
                   </pic:nvPicPr>
                   <pic:blipFill>
-                    <a:blip r:embed="rId34"/>
+                    <a:blip r:embed="rId35"/>
                     <a:stretch>
                       <a:fillRect/>
                     </a:stretch>

--- a/iirs_daily_space_digest_06_05_2026.docx
+++ b/iirs_daily_space_digest_06_05_2026.docx
@@ -1293,43 +1293,9 @@
     </w:p>
     <w:p>
       <w:pPr>
-        <w:spacing w:after="120"/>
         <w:jc w:val="center"/>
       </w:pPr>
-      <w:r>
-        <w:drawing>
-          <wp:inline xmlns:a="http://schemas.openxmlformats.org/drawingml/2006/main" xmlns:pic="http://schemas.openxmlformats.org/drawingml/2006/picture">
-            <wp:extent cx="4389120" cy="3291840"/>
-            <wp:docPr id="8" name="Picture 8"/>
-            <wp:cNvGraphicFramePr>
-              <a:graphicFrameLocks noChangeAspect="1"/>
-            </wp:cNvGraphicFramePr>
-            <a:graphic>
-              <a:graphicData uri="http://schemas.openxmlformats.org/drawingml/2006/picture">
-                <pic:pic>
-                  <pic:nvPicPr>
-                    <pic:cNvPr id="0" name="image.png"/>
-                    <pic:cNvPicPr/>
-                  </pic:nvPicPr>
-                  <pic:blipFill>
-                    <a:blip r:embed="rId29"/>
-                    <a:stretch>
-                      <a:fillRect/>
-                    </a:stretch>
-                  </pic:blipFill>
-                  <pic:spPr>
-                    <a:xfrm>
-                      <a:off x="0" y="0"/>
-                      <a:ext cx="4389120" cy="3291840"/>
-                    </a:xfrm>
-                    <a:prstGeom prst="rect"/>
-                  </pic:spPr>
-                </pic:pic>
-              </a:graphicData>
-            </a:graphic>
-          </wp:inline>
-        </w:drawing>
-      </w:r>
+      <w:r/>
     </w:p>
     <w:p>
       <w:pPr>
@@ -1405,7 +1371,7 @@
         <w:spacing w:after="80"/>
         <w:jc w:val="left"/>
       </w:pPr>
-      <w:hyperlink r:id="rId30">
+      <w:hyperlink r:id="rId29">
         <w:r>
           <w:rPr>
             <w:color w:val="0000FF"/>
@@ -1424,7 +1390,7 @@
         <w:drawing>
           <wp:inline xmlns:a="http://schemas.openxmlformats.org/drawingml/2006/main" xmlns:pic="http://schemas.openxmlformats.org/drawingml/2006/picture">
             <wp:extent cx="4389120" cy="4389120"/>
-            <wp:docPr id="9" name="Picture 9"/>
+            <wp:docPr id="8" name="Picture 8"/>
             <wp:cNvGraphicFramePr>
               <a:graphicFrameLocks noChangeAspect="1"/>
             </wp:cNvGraphicFramePr>
@@ -1436,7 +1402,7 @@
                     <pic:cNvPicPr/>
                   </pic:nvPicPr>
                   <pic:blipFill>
-                    <a:blip r:embed="rId31"/>
+                    <a:blip r:embed="rId30"/>
                     <a:stretch>
                       <a:fillRect/>
                     </a:stretch>
@@ -1529,7 +1495,7 @@
         <w:spacing w:after="80"/>
         <w:jc w:val="left"/>
       </w:pPr>
-      <w:hyperlink r:id="rId32">
+      <w:hyperlink r:id="rId31">
         <w:r>
           <w:rPr>
             <w:color w:val="0000FF"/>
@@ -1548,7 +1514,7 @@
         <w:drawing>
           <wp:inline xmlns:a="http://schemas.openxmlformats.org/drawingml/2006/main" xmlns:pic="http://schemas.openxmlformats.org/drawingml/2006/picture">
             <wp:extent cx="4389120" cy="2468880"/>
-            <wp:docPr id="10" name="Picture 10"/>
+            <wp:docPr id="9" name="Picture 9"/>
             <wp:cNvGraphicFramePr>
               <a:graphicFrameLocks noChangeAspect="1"/>
             </wp:cNvGraphicFramePr>
@@ -1560,7 +1526,7 @@
                     <pic:cNvPicPr/>
                   </pic:nvPicPr>
                   <pic:blipFill>
-                    <a:blip r:embed="rId33"/>
+                    <a:blip r:embed="rId32"/>
                     <a:stretch>
                       <a:fillRect/>
                     </a:stretch>
@@ -1653,7 +1619,7 @@
         <w:spacing w:after="80"/>
         <w:jc w:val="left"/>
       </w:pPr>
-      <w:hyperlink r:id="rId34">
+      <w:hyperlink r:id="rId33">
         <w:r>
           <w:rPr>
             <w:color w:val="0000FF"/>
@@ -1672,7 +1638,7 @@
         <w:drawing>
           <wp:inline xmlns:a="http://schemas.openxmlformats.org/drawingml/2006/main" xmlns:pic="http://schemas.openxmlformats.org/drawingml/2006/picture">
             <wp:extent cx="4389120" cy="2468880"/>
-            <wp:docPr id="11" name="Picture 11"/>
+            <wp:docPr id="10" name="Picture 10"/>
             <wp:cNvGraphicFramePr>
               <a:graphicFrameLocks noChangeAspect="1"/>
             </wp:cNvGraphicFramePr>
@@ -1684,7 +1650,7 @@
                     <pic:cNvPicPr/>
                   </pic:nvPicPr>
                   <pic:blipFill>
-                    <a:blip r:embed="rId35"/>
+                    <a:blip r:embed="rId34"/>
                     <a:stretch>
                       <a:fillRect/>
                     </a:stretch>

--- a/iirs_daily_space_digest_06_05_2026.docx
+++ b/iirs_daily_space_digest_06_05_2026.docx
@@ -174,7 +174,7 @@
           <w:b/>
           <w:sz w:val="26"/>
         </w:rPr>
-        <w:t>2. Jitendra Singh congratulates ISRO for successful completion of IADT-02 for Gaganyaan Mission - DD News</w:t>
+        <w:t>2. ISRO completes preliminary design review of Venus Orbiter Mission - MSN</w:t>
       </w:r>
     </w:p>
     <w:p>
@@ -226,7 +226,7 @@
           <w:rFonts w:ascii="Times New Roman" w:hAnsi="Times New Roman"/>
           <w:sz w:val="21"/>
         </w:rPr>
-        <w:t>Union Minister Dr Jitendra Singh on Friday congratulated Indian Space Research Organisation (ISRO) for the successful completion of the Second Integrated Air Drop Test (IADT-02) for Gaganyaan, India's first human spaceflight mission scheduled for launch in 2027. He described the achievement as a significant milestone in preparing for the ambitious mission. Taking to social media platform X, Singh wrote, "Congratulations ISRO for the successful accomplishment of Second Integrated Air Drop Test (IADT-02) for Gaganyaan, India's first Human Space flight scheduled next year." He further noted, "The second Integrated Air Drop Test (IADT-02) was successfully conducted at Satish Dhawan Space Station, Sriharikota. This marks an important milestone towards the readiness for the Gaganyaan mission." India's first human spaceflight will be launched from Sriharikota in 2027. Although the mission has faced multiple delays due to its technological complexity, India has been developing the capabilities indigenously. Notably, such critical spaceflight technologies are closely guarded, and no country shares them. The government has allocated approximately Rs 10,000 crore for the Gaganyaan programme. The mission is now in its final phase, with the first crewed flight expected in the first quarter of 2027. Earlier, on April 8, ISRO Chairman V. Narayanan stated that all preparations for the uncrewed Gaganyaan missions are progressing smoothly. Speaking at the inaugural session of the 2nd International Conference on Smart Spacecraft Mission Operations, he said, "We are meeting just before the first uncrewed Gaganyaan mission. This is no ordinary mission but a crucial one for India. There will be three uncrewed missions before the final crewed launch. All activities for the first mission are progressing well, though challenges remain." The conference was also attended by former ISRO chiefs A.S. Kiran Kumar and S. Somanath, along with ISRO centre directors, students, and representatives from space startups. Meanwhile, India's human spaceflight preparations advanced further on April 4, as four selected astronauts began a high-altitude experiment in Ladakh under the "Mission Mitra" (Mapping of Interoperable Traits and Reliability Assessment). The programme aims to evaluate human performance in extreme environments. The astronauts, including Group Captain Shubhnashu Shukla and P. Balakrishnan Nair, arrived in Leh earlier this week for acclimatisation. The mission is supported by a multidisciplinary team of scientists, engineers, medical experts, and psychologists, marking another crucial step in India's journey towards human space exploration. -IANS</w:t>
+        <w:t>ISRO completes preliminary design review of Venus Orbiter Mission MSN</w:t>
       </w:r>
     </w:p>
     <w:p>
@@ -258,7 +258,7 @@
           <w:b/>
           <w:sz w:val="26"/>
         </w:rPr>
-        <w:t>3. ISRO completes preliminary design review of Venus Orbiter Mission - MSN</w:t>
+        <w:t>3. RPCAU, ISRO set to develop climate-smart farming model - The Times of India</w:t>
       </w:r>
     </w:p>
     <w:p>
@@ -280,90 +280,6 @@
         <w:jc w:val="left"/>
       </w:pPr>
       <w:hyperlink r:id="rId13">
-        <w:r>
-          <w:rPr>
-            <w:color w:val="0000FF"/>
-            <w:u w:val="single"/>
-          </w:rPr>
-          <w:t>Read more</w:t>
-        </w:r>
-      </w:hyperlink>
-    </w:p>
-    <w:p>
-      <w:pPr>
-        <w:sectPr>
-          <w:type w:val="continuous"/>
-          <w:pgSz w:w="12240" w:h="15840"/>
-          <w:pgMar w:top="864" w:right="1008" w:bottom="864" w:left="1008" w:header="720" w:footer="720" w:gutter="0"/>
-          <w:cols w:space="360" w:num="1"/>
-          <w:docGrid w:linePitch="360"/>
-        </w:sectPr>
-      </w:pPr>
-    </w:p>
-    <w:p>
-      <w:pPr>
-        <w:spacing w:after="80" w:line="264" w:lineRule="auto"/>
-        <w:jc w:val="both"/>
-      </w:pPr>
-      <w:r>
-        <w:rPr>
-          <w:rFonts w:ascii="Times New Roman" w:hAnsi="Times New Roman"/>
-          <w:sz w:val="21"/>
-        </w:rPr>
-        <w:t>ISRO completes preliminary design review of Venus Orbiter Mission MSN</w:t>
-      </w:r>
-    </w:p>
-    <w:p>
-      <w:pPr>
-        <w:sectPr>
-          <w:type w:val="continuous"/>
-          <w:pgSz w:w="12240" w:h="15840"/>
-          <w:pgMar w:top="864" w:right="1008" w:bottom="864" w:left="1008" w:header="720" w:footer="720" w:gutter="0"/>
-          <w:cols w:space="360" w:num="2"/>
-          <w:docGrid w:linePitch="360"/>
-        </w:sectPr>
-      </w:pPr>
-    </w:p>
-    <w:p>
-      <w:pPr>
-        <w:pBdr>
-          <w:bottom w:val="single" w:sz="6" w:space="6" w:color="A6A6A6"/>
-        </w:pBdr>
-      </w:pPr>
-    </w:p>
-    <w:p/>
-    <w:p>
-      <w:pPr>
-        <w:spacing w:after="60"/>
-      </w:pPr>
-      <w:r>
-        <w:rPr>
-          <w:rFonts w:ascii="Times New Roman" w:hAnsi="Times New Roman"/>
-          <w:b/>
-          <w:sz w:val="26"/>
-        </w:rPr>
-        <w:t>4. RPCAU, ISRO set to develop climate-smart farming model - The Times of India</w:t>
-      </w:r>
-    </w:p>
-    <w:p>
-      <w:pPr>
-        <w:spacing w:after="60"/>
-      </w:pPr>
-      <w:r>
-        <w:rPr>
-          <w:rFonts w:ascii="Times New Roman" w:hAnsi="Times New Roman"/>
-          <w:i/>
-          <w:sz w:val="20"/>
-        </w:rPr>
-        <w:t>"ISRO OR NRSC OR IIRS after:2026-05-05" - Google News</w:t>
-      </w:r>
-    </w:p>
-    <w:p>
-      <w:pPr>
-        <w:spacing w:after="80"/>
-        <w:jc w:val="left"/>
-      </w:pPr>
-      <w:hyperlink r:id="rId14">
         <w:r>
           <w:rPr>
             <w:color w:val="0000FF"/>
@@ -394,7 +310,7 @@
                     <pic:cNvPicPr/>
                   </pic:nvPicPr>
                   <pic:blipFill>
-                    <a:blip r:embed="rId15"/>
+                    <a:blip r:embed="rId14"/>
                     <a:stretch>
                       <a:fillRect/>
                     </a:stretch>
@@ -466,7 +382,91 @@
           <w:b/>
           <w:sz w:val="26"/>
         </w:rPr>
-        <w:t>5. Two unauthorised drones spotted flying in ISRO no flying zone campus case registered probe on - Country and Politics</w:t>
+        <w:t>4. Two unauthorised drones spotted flying in ISRO no flying zone campus case registered probe on - Country and Politics</w:t>
+      </w:r>
+    </w:p>
+    <w:p>
+      <w:pPr>
+        <w:spacing w:after="60"/>
+      </w:pPr>
+      <w:r>
+        <w:rPr>
+          <w:rFonts w:ascii="Times New Roman" w:hAnsi="Times New Roman"/>
+          <w:i/>
+          <w:sz w:val="20"/>
+        </w:rPr>
+        <w:t>"ISRO OR NRSC OR IIRS after:2026-05-05" - Google News</w:t>
+      </w:r>
+    </w:p>
+    <w:p>
+      <w:pPr>
+        <w:spacing w:after="80"/>
+        <w:jc w:val="left"/>
+      </w:pPr>
+      <w:hyperlink r:id="rId15">
+        <w:r>
+          <w:rPr>
+            <w:color w:val="0000FF"/>
+            <w:u w:val="single"/>
+          </w:rPr>
+          <w:t>Read more</w:t>
+        </w:r>
+      </w:hyperlink>
+    </w:p>
+    <w:p>
+      <w:pPr>
+        <w:sectPr>
+          <w:type w:val="continuous"/>
+          <w:pgSz w:w="12240" w:h="15840"/>
+          <w:pgMar w:top="864" w:right="1008" w:bottom="864" w:left="1008" w:header="720" w:footer="720" w:gutter="0"/>
+          <w:cols w:space="360" w:num="1"/>
+          <w:docGrid w:linePitch="360"/>
+        </w:sectPr>
+      </w:pPr>
+    </w:p>
+    <w:p>
+      <w:pPr>
+        <w:spacing w:after="80" w:line="264" w:lineRule="auto"/>
+        <w:jc w:val="both"/>
+      </w:pPr>
+      <w:r>
+        <w:rPr>
+          <w:rFonts w:ascii="Times New Roman" w:hAnsi="Times New Roman"/>
+          <w:sz w:val="21"/>
+        </w:rPr>
+        <w:t>Pramesh S Jain The HAL police have registered an FIR against unknown person after two drones were found flying in ISRO no flying zone campus . Based on the complaint filed by Satish Kumar,security officer the police registered a case on Saturday charging the accused under section 329(3) tress pass and also under various sections of Aircraft act for further investigation. According to a complaint filed by Satish Kumar, Sub-Inspector with CISF Unit URSC (B),ISITE (M),the incident occurred on May 2,2026,at around 8:16 AM. A drone was allegedly spotted flying at an altitude of approximately 80 to 100 feet above the campus for a duration of 10 to 12 seconds. The ISITE campus is classified as a highly sensitive and restricted zone and has been designated as a"No Drone Zone." Officials stated that any aerial activity without prior authorization in such areas poses a serious threat to security and safety. Despite clear restrictions,unidentified persons reportedly operated the drone within the prohibited airspace. Authorities have flagged the violation as a serious concern,emphasizing that such actions could compromise national security. Police suspect that the drones used by some local for a program happened half a kilometer away from the site. The police are probing with the organizers for further investigation.</w:t>
+      </w:r>
+    </w:p>
+    <w:p>
+      <w:pPr>
+        <w:sectPr>
+          <w:type w:val="continuous"/>
+          <w:pgSz w:w="12240" w:h="15840"/>
+          <w:pgMar w:top="864" w:right="1008" w:bottom="864" w:left="1008" w:header="720" w:footer="720" w:gutter="0"/>
+          <w:cols w:space="360" w:num="2"/>
+          <w:docGrid w:linePitch="360"/>
+        </w:sectPr>
+      </w:pPr>
+    </w:p>
+    <w:p>
+      <w:pPr>
+        <w:pBdr>
+          <w:bottom w:val="single" w:sz="6" w:space="6" w:color="A6A6A6"/>
+        </w:pBdr>
+      </w:pPr>
+    </w:p>
+    <w:p/>
+    <w:p>
+      <w:pPr>
+        <w:spacing w:after="60"/>
+      </w:pPr>
+      <w:r>
+        <w:rPr>
+          <w:rFonts w:ascii="Times New Roman" w:hAnsi="Times New Roman"/>
+          <w:b/>
+          <w:sz w:val="26"/>
+        </w:rPr>
+        <w:t>5. Probe launched after drone spotted over ISRO's ISITE campus in Bengaluru - Dailyhunt</w:t>
       </w:r>
     </w:p>
     <w:p>
@@ -499,6 +499,12 @@
     </w:p>
     <w:p>
       <w:pPr>
+        <w:jc w:val="center"/>
+      </w:pPr>
+      <w:r/>
+    </w:p>
+    <w:p>
+      <w:pPr>
         <w:sectPr>
           <w:type w:val="continuous"/>
           <w:pgSz w:w="12240" w:h="15840"/>
@@ -518,7 +524,7 @@
           <w:rFonts w:ascii="Times New Roman" w:hAnsi="Times New Roman"/>
           <w:sz w:val="21"/>
         </w:rPr>
-        <w:t>Pramesh S Jain The HAL police have registered an FIR against unknown person after two drones were found flying in ISRO no flying zone campus . Based on the complaint filed by Satish Kumar,security officer the police registered a case on Saturday charging the accused under section 329(3) tress pass and also under various sections of Aircraft act for further investigation. According to a complaint filed by Satish Kumar, Sub-Inspector with CISF Unit URSC (B),ISITE (M),the incident occurred on May 2,2026,at around 8:16 AM. A drone was allegedly spotted flying at an altitude of approximately 80 to 100 feet above the campus for a duration of 10 to 12 seconds. The ISITE campus is classified as a highly sensitive and restricted zone and has been designated as a"No Drone Zone." Officials stated that any aerial activity without prior authorization in such areas poses a serious threat to security and safety. Despite clear restrictions,unidentified persons reportedly operated the drone within the prohibited airspace. Authorities have flagged the violation as a serious concern,emphasizing that such actions could compromise national security. Police suspect that the drones used by some local for a program happened half a kilometer away from the site. The police are probing with the organizers for further investigation.</w:t>
+        <w:t>According to a police complaint, a sub-inspector from the Central Industrial Security Force (CISF) spotted the drone flying around 80-100 feet above the campus for about 10-12 seconds before it disappeared at around 8.16 am. The ISITE campus is a highly sensitive area and has been officially classified as a restricted no-drone zone. Any unauthorised aerial activity in such zones poses a serious threat to security and safety, the complaint added. Police have registered a case against unknown persons for operating the drone in the prohibited area without permission. Though no clues have emerged yet, efforts are under way to trace the suspect, police said.</w:t>
       </w:r>
     </w:p>
     <w:p>
@@ -550,7 +556,7 @@
           <w:b/>
           <w:sz w:val="26"/>
         </w:rPr>
-        <w:t>6. Probe launched after drone spotted over ISRO's ISITE campus in Bengaluru - Dailyhunt</w:t>
+        <w:t>6. Unauthorized Drone Intrusion Raises Alarm at ISRO Campus - Devdiscourse</w:t>
       </w:r>
     </w:p>
     <w:p>
@@ -572,96 +578,6 @@
         <w:jc w:val="left"/>
       </w:pPr>
       <w:hyperlink r:id="rId17">
-        <w:r>
-          <w:rPr>
-            <w:color w:val="0000FF"/>
-            <w:u w:val="single"/>
-          </w:rPr>
-          <w:t>Read more</w:t>
-        </w:r>
-      </w:hyperlink>
-    </w:p>
-    <w:p>
-      <w:pPr>
-        <w:jc w:val="center"/>
-      </w:pPr>
-      <w:r/>
-    </w:p>
-    <w:p>
-      <w:pPr>
-        <w:sectPr>
-          <w:type w:val="continuous"/>
-          <w:pgSz w:w="12240" w:h="15840"/>
-          <w:pgMar w:top="864" w:right="1008" w:bottom="864" w:left="1008" w:header="720" w:footer="720" w:gutter="0"/>
-          <w:cols w:space="360" w:num="1"/>
-          <w:docGrid w:linePitch="360"/>
-        </w:sectPr>
-      </w:pPr>
-    </w:p>
-    <w:p>
-      <w:pPr>
-        <w:spacing w:after="80" w:line="264" w:lineRule="auto"/>
-        <w:jc w:val="both"/>
-      </w:pPr>
-      <w:r>
-        <w:rPr>
-          <w:rFonts w:ascii="Times New Roman" w:hAnsi="Times New Roman"/>
-          <w:sz w:val="21"/>
-        </w:rPr>
-        <w:t>According to a police complaint, a sub-inspector from the Central Industrial Security Force (CISF) spotted the drone flying around 80-100 feet above the campus for about 10-12 seconds before it disappeared at around 8.16 am. The ISITE campus is a highly sensitive area and has been officially classified as a restricted no-drone zone. Any unauthorised aerial activity in such zones poses a serious threat to security and safety, the complaint added. Police have registered a case against unknown persons for operating the drone in the prohibited area without permission. Though no clues have emerged yet, efforts are under way to trace the suspect, police said.</w:t>
-      </w:r>
-    </w:p>
-    <w:p>
-      <w:pPr>
-        <w:sectPr>
-          <w:type w:val="continuous"/>
-          <w:pgSz w:w="12240" w:h="15840"/>
-          <w:pgMar w:top="864" w:right="1008" w:bottom="864" w:left="1008" w:header="720" w:footer="720" w:gutter="0"/>
-          <w:cols w:space="360" w:num="2"/>
-          <w:docGrid w:linePitch="360"/>
-        </w:sectPr>
-      </w:pPr>
-    </w:p>
-    <w:p>
-      <w:pPr>
-        <w:pBdr>
-          <w:bottom w:val="single" w:sz="6" w:space="6" w:color="A6A6A6"/>
-        </w:pBdr>
-      </w:pPr>
-    </w:p>
-    <w:p/>
-    <w:p>
-      <w:pPr>
-        <w:spacing w:after="60"/>
-      </w:pPr>
-      <w:r>
-        <w:rPr>
-          <w:rFonts w:ascii="Times New Roman" w:hAnsi="Times New Roman"/>
-          <w:b/>
-          <w:sz w:val="26"/>
-        </w:rPr>
-        <w:t>7. Unauthorized Drone Intrusion Raises Alarm at ISRO Campus - Devdiscourse</w:t>
-      </w:r>
-    </w:p>
-    <w:p>
-      <w:pPr>
-        <w:spacing w:after="60"/>
-      </w:pPr>
-      <w:r>
-        <w:rPr>
-          <w:rFonts w:ascii="Times New Roman" w:hAnsi="Times New Roman"/>
-          <w:i/>
-          <w:sz w:val="20"/>
-        </w:rPr>
-        <w:t>"ISRO OR NRSC OR IIRS after:2026-05-05" - Google News</w:t>
-      </w:r>
-    </w:p>
-    <w:p>
-      <w:pPr>
-        <w:spacing w:after="80"/>
-        <w:jc w:val="left"/>
-      </w:pPr>
-      <w:hyperlink r:id="rId18">
         <w:r>
           <w:rPr>
             <w:color w:val="0000FF"/>
@@ -692,7 +608,7 @@
                     <pic:cNvPicPr/>
                   </pic:nvPicPr>
                   <pic:blipFill>
-                    <a:blip r:embed="rId19"/>
+                    <a:blip r:embed="rId18"/>
                     <a:stretch>
                       <a:fillRect/>
                     </a:stretch>
@@ -764,6 +680,90 @@
           <w:b/>
           <w:sz w:val="26"/>
         </w:rPr>
+        <w:t>7. India aims to land astronauts on the Moon by 2040: Former ISRO chief - MSN</w:t>
+      </w:r>
+    </w:p>
+    <w:p>
+      <w:pPr>
+        <w:spacing w:after="60"/>
+      </w:pPr>
+      <w:r>
+        <w:rPr>
+          <w:rFonts w:ascii="Times New Roman" w:hAnsi="Times New Roman"/>
+          <w:i/>
+          <w:sz w:val="20"/>
+        </w:rPr>
+        <w:t>"ISRO OR NRSC OR IIRS after:2026-05-05" - Google News</w:t>
+      </w:r>
+    </w:p>
+    <w:p>
+      <w:pPr>
+        <w:spacing w:after="80"/>
+        <w:jc w:val="left"/>
+      </w:pPr>
+      <w:hyperlink r:id="rId12">
+        <w:r>
+          <w:rPr>
+            <w:color w:val="0000FF"/>
+            <w:u w:val="single"/>
+          </w:rPr>
+          <w:t>Read more</w:t>
+        </w:r>
+      </w:hyperlink>
+    </w:p>
+    <w:p>
+      <w:pPr>
+        <w:sectPr>
+          <w:type w:val="continuous"/>
+          <w:pgSz w:w="12240" w:h="15840"/>
+          <w:pgMar w:top="864" w:right="1008" w:bottom="864" w:left="1008" w:header="720" w:footer="720" w:gutter="0"/>
+          <w:cols w:space="360" w:num="1"/>
+          <w:docGrid w:linePitch="360"/>
+        </w:sectPr>
+      </w:pPr>
+    </w:p>
+    <w:p>
+      <w:pPr>
+        <w:spacing w:after="80" w:line="264" w:lineRule="auto"/>
+        <w:jc w:val="both"/>
+      </w:pPr>
+      <w:r>
+        <w:rPr>
+          <w:rFonts w:ascii="Times New Roman" w:hAnsi="Times New Roman"/>
+          <w:sz w:val="21"/>
+        </w:rPr>
+        <w:t>India aims to land astronauts on the Moon by 2040: Former ISRO chief MSN</w:t>
+      </w:r>
+    </w:p>
+    <w:p>
+      <w:pPr>
+        <w:sectPr>
+          <w:type w:val="continuous"/>
+          <w:pgSz w:w="12240" w:h="15840"/>
+          <w:pgMar w:top="864" w:right="1008" w:bottom="864" w:left="1008" w:header="720" w:footer="720" w:gutter="0"/>
+          <w:cols w:space="360" w:num="2"/>
+          <w:docGrid w:linePitch="360"/>
+        </w:sectPr>
+      </w:pPr>
+    </w:p>
+    <w:p>
+      <w:pPr>
+        <w:pBdr>
+          <w:bottom w:val="single" w:sz="6" w:space="6" w:color="A6A6A6"/>
+        </w:pBdr>
+      </w:pPr>
+    </w:p>
+    <w:p/>
+    <w:p>
+      <w:pPr>
+        <w:spacing w:after="60"/>
+      </w:pPr>
+      <w:r>
+        <w:rPr>
+          <w:rFonts w:ascii="Times New Roman" w:hAnsi="Times New Roman"/>
+          <w:b/>
+          <w:sz w:val="26"/>
+        </w:rPr>
         <w:t>8. NASA eClips and GLOBE Educators Strengthen a Regional STEM Ecosystem in Coastal Virginia</w:t>
       </w:r>
     </w:p>
@@ -785,7 +785,7 @@
         <w:spacing w:after="80"/>
         <w:jc w:val="left"/>
       </w:pPr>
-      <w:hyperlink r:id="rId20">
+      <w:hyperlink r:id="rId19">
         <w:r>
           <w:rPr>
             <w:color w:val="0000FF"/>
@@ -816,7 +816,7 @@
                     <pic:cNvPicPr/>
                   </pic:nvPicPr>
                   <pic:blipFill>
-                    <a:blip r:embed="rId21"/>
+                    <a:blip r:embed="rId20"/>
                     <a:stretch>
                       <a:fillRect/>
                     </a:stretch>
@@ -909,7 +909,7 @@
         <w:spacing w:after="80"/>
         <w:jc w:val="left"/>
       </w:pPr>
-      <w:hyperlink r:id="rId22">
+      <w:hyperlink r:id="rId21">
         <w:r>
           <w:rPr>
             <w:color w:val="0000FF"/>
@@ -940,7 +940,7 @@
                     <pic:cNvPicPr/>
                   </pic:nvPicPr>
                   <pic:blipFill>
-                    <a:blip r:embed="rId23"/>
+                    <a:blip r:embed="rId22"/>
                     <a:stretch>
                       <a:fillRect/>
                     </a:stretch>
@@ -1033,7 +1033,7 @@
         <w:spacing w:after="80"/>
         <w:jc w:val="left"/>
       </w:pPr>
-      <w:hyperlink r:id="rId24">
+      <w:hyperlink r:id="rId23">
         <w:r>
           <w:rPr>
             <w:color w:val="0000FF"/>
@@ -1064,7 +1064,7 @@
                     <pic:cNvPicPr/>
                   </pic:nvPicPr>
                   <pic:blipFill>
-                    <a:blip r:embed="rId25"/>
+                    <a:blip r:embed="rId24"/>
                     <a:stretch>
                       <a:fillRect/>
                     </a:stretch>
@@ -1157,7 +1157,7 @@
         <w:spacing w:after="80"/>
         <w:jc w:val="left"/>
       </w:pPr>
-      <w:hyperlink r:id="rId26">
+      <w:hyperlink r:id="rId25">
         <w:r>
           <w:rPr>
             <w:color w:val="0000FF"/>
@@ -1188,7 +1188,7 @@
                     <pic:cNvPicPr/>
                   </pic:nvPicPr>
                   <pic:blipFill>
-                    <a:blip r:embed="rId27"/>
+                    <a:blip r:embed="rId26"/>
                     <a:stretch>
                       <a:fillRect/>
                     </a:stretch>
@@ -1281,7 +1281,7 @@
         <w:spacing w:after="80"/>
         <w:jc w:val="left"/>
       </w:pPr>
-      <w:hyperlink r:id="rId28">
+      <w:hyperlink r:id="rId27">
         <w:r>
           <w:rPr>
             <w:color w:val="0000FF"/>
@@ -1371,7 +1371,7 @@
         <w:spacing w:after="80"/>
         <w:jc w:val="left"/>
       </w:pPr>
-      <w:hyperlink r:id="rId29">
+      <w:hyperlink r:id="rId28">
         <w:r>
           <w:rPr>
             <w:color w:val="0000FF"/>
@@ -1402,7 +1402,7 @@
                     <pic:cNvPicPr/>
                   </pic:nvPicPr>
                   <pic:blipFill>
-                    <a:blip r:embed="rId30"/>
+                    <a:blip r:embed="rId29"/>
                     <a:stretch>
                       <a:fillRect/>
                     </a:stretch>
@@ -1495,7 +1495,7 @@
         <w:spacing w:after="80"/>
         <w:jc w:val="left"/>
       </w:pPr>
-      <w:hyperlink r:id="rId31">
+      <w:hyperlink r:id="rId30">
         <w:r>
           <w:rPr>
             <w:color w:val="0000FF"/>
@@ -1526,7 +1526,7 @@
                     <pic:cNvPicPr/>
                   </pic:nvPicPr>
                   <pic:blipFill>
-                    <a:blip r:embed="rId32"/>
+                    <a:blip r:embed="rId31"/>
                     <a:stretch>
                       <a:fillRect/>
                     </a:stretch>
@@ -1619,7 +1619,7 @@
         <w:spacing w:after="80"/>
         <w:jc w:val="left"/>
       </w:pPr>
-      <w:hyperlink r:id="rId33">
+      <w:hyperlink r:id="rId32">
         <w:r>
           <w:rPr>
             <w:color w:val="0000FF"/>
@@ -1650,7 +1650,7 @@
                     <pic:cNvPicPr/>
                   </pic:nvPicPr>
                   <pic:blipFill>
-                    <a:blip r:embed="rId34"/>
+                    <a:blip r:embed="rId33"/>
                     <a:stretch>
                       <a:fillRect/>
                     </a:stretch>

--- a/iirs_daily_space_digest_06_05_2026.docx
+++ b/iirs_daily_space_digest_06_05_2026.docx
@@ -174,7 +174,7 @@
           <w:b/>
           <w:sz w:val="26"/>
         </w:rPr>
-        <w:t>2. ISRO completes preliminary design review of Venus Orbiter Mission - MSN</w:t>
+        <w:t>2. Jitendra Singh congratulates ISRO for successful completion of IADT-02 for Gaganyaan Mission - DD News</w:t>
       </w:r>
     </w:p>
     <w:p>
@@ -226,7 +226,7 @@
           <w:rFonts w:ascii="Times New Roman" w:hAnsi="Times New Roman"/>
           <w:sz w:val="21"/>
         </w:rPr>
-        <w:t>ISRO completes preliminary design review of Venus Orbiter Mission MSN</w:t>
+        <w:t>Union Minister Dr Jitendra Singh on Friday congratulated Indian Space Research Organisation (ISRO) for the successful completion of the Second Integrated Air Drop Test (IADT-02) for Gaganyaan, India's first human spaceflight mission scheduled for launch in 2027. He described the achievement as a significant milestone in preparing for the ambitious mission. Taking to social media platform X, Singh wrote, "Congratulations ISRO for the successful accomplishment of Second Integrated Air Drop Test (IADT-02) for Gaganyaan, India's first Human Space flight scheduled next year." He further noted, "The second Integrated Air Drop Test (IADT-02) was successfully conducted at Satish Dhawan Space Station, Sriharikota. This marks an important milestone towards the readiness for the Gaganyaan mission." India's first human spaceflight will be launched from Sriharikota in 2027. Although the mission has faced multiple delays due to its technological complexity, India has been developing the capabilities indigenously. Notably, such critical spaceflight technologies are closely guarded, and no country shares them. The government has allocated approximately Rs 10,000 crore for the Gaganyaan programme. The mission is now in its final phase, with the first crewed flight expected in the first quarter of 2027. Earlier, on April 8, ISRO Chairman V. Narayanan stated that all preparations for the uncrewed Gaganyaan missions are progressing smoothly. Speaking at the inaugural session of the 2nd International Conference on Smart Spacecraft Mission Operations, he said, "We are meeting just before the first uncrewed Gaganyaan mission. This is no ordinary mission but a crucial one for India. There will be three uncrewed missions before the final crewed launch. All activities for the first mission are progressing well, though challenges remain." The conference was also attended by former ISRO chiefs A.S. Kiran Kumar and S. Somanath, along with ISRO centre directors, students, and representatives from space startups. Meanwhile, India's human spaceflight preparations advanced further on April 4, as four selected astronauts began a high-altitude experiment in Ladakh under the "Mission Mitra" (Mapping of Interoperable Traits and Reliability Assessment). The programme aims to evaluate human performance in extreme environments. The astronauts, including Group Captain Shubhnashu Shukla and P. Balakrishnan Nair, arrived in Leh earlier this week for acclimatisation. The mission is supported by a multidisciplinary team of scientists, engineers, medical experts, and psychologists, marking another crucial step in India's journey towards human space exploration. -IANS</w:t>
       </w:r>
     </w:p>
     <w:p>
@@ -258,7 +258,7 @@
           <w:b/>
           <w:sz w:val="26"/>
         </w:rPr>
-        <w:t>3. RPCAU, ISRO set to develop climate-smart farming model - The Times of India</w:t>
+        <w:t>3. ISRO completes preliminary design review of Venus Orbiter Mission - MSN</w:t>
       </w:r>
     </w:p>
     <w:p>
@@ -280,6 +280,90 @@
         <w:jc w:val="left"/>
       </w:pPr>
       <w:hyperlink r:id="rId13">
+        <w:r>
+          <w:rPr>
+            <w:color w:val="0000FF"/>
+            <w:u w:val="single"/>
+          </w:rPr>
+          <w:t>Read more</w:t>
+        </w:r>
+      </w:hyperlink>
+    </w:p>
+    <w:p>
+      <w:pPr>
+        <w:sectPr>
+          <w:type w:val="continuous"/>
+          <w:pgSz w:w="12240" w:h="15840"/>
+          <w:pgMar w:top="864" w:right="1008" w:bottom="864" w:left="1008" w:header="720" w:footer="720" w:gutter="0"/>
+          <w:cols w:space="360" w:num="1"/>
+          <w:docGrid w:linePitch="360"/>
+        </w:sectPr>
+      </w:pPr>
+    </w:p>
+    <w:p>
+      <w:pPr>
+        <w:spacing w:after="80" w:line="264" w:lineRule="auto"/>
+        <w:jc w:val="both"/>
+      </w:pPr>
+      <w:r>
+        <w:rPr>
+          <w:rFonts w:ascii="Times New Roman" w:hAnsi="Times New Roman"/>
+          <w:sz w:val="21"/>
+        </w:rPr>
+        <w:t>ISRO completes preliminary design review of Venus Orbiter Mission MSN</w:t>
+      </w:r>
+    </w:p>
+    <w:p>
+      <w:pPr>
+        <w:sectPr>
+          <w:type w:val="continuous"/>
+          <w:pgSz w:w="12240" w:h="15840"/>
+          <w:pgMar w:top="864" w:right="1008" w:bottom="864" w:left="1008" w:header="720" w:footer="720" w:gutter="0"/>
+          <w:cols w:space="360" w:num="2"/>
+          <w:docGrid w:linePitch="360"/>
+        </w:sectPr>
+      </w:pPr>
+    </w:p>
+    <w:p>
+      <w:pPr>
+        <w:pBdr>
+          <w:bottom w:val="single" w:sz="6" w:space="6" w:color="A6A6A6"/>
+        </w:pBdr>
+      </w:pPr>
+    </w:p>
+    <w:p/>
+    <w:p>
+      <w:pPr>
+        <w:spacing w:after="60"/>
+      </w:pPr>
+      <w:r>
+        <w:rPr>
+          <w:rFonts w:ascii="Times New Roman" w:hAnsi="Times New Roman"/>
+          <w:b/>
+          <w:sz w:val="26"/>
+        </w:rPr>
+        <w:t>4. RPCAU, ISRO set to develop climate-smart farming model - The Times of India</w:t>
+      </w:r>
+    </w:p>
+    <w:p>
+      <w:pPr>
+        <w:spacing w:after="60"/>
+      </w:pPr>
+      <w:r>
+        <w:rPr>
+          <w:rFonts w:ascii="Times New Roman" w:hAnsi="Times New Roman"/>
+          <w:i/>
+          <w:sz w:val="20"/>
+        </w:rPr>
+        <w:t>"ISRO OR NRSC OR IIRS after:2026-05-05" - Google News</w:t>
+      </w:r>
+    </w:p>
+    <w:p>
+      <w:pPr>
+        <w:spacing w:after="80"/>
+        <w:jc w:val="left"/>
+      </w:pPr>
+      <w:hyperlink r:id="rId14">
         <w:r>
           <w:rPr>
             <w:color w:val="0000FF"/>
@@ -310,7 +394,7 @@
                     <pic:cNvPicPr/>
                   </pic:nvPicPr>
                   <pic:blipFill>
-                    <a:blip r:embed="rId14"/>
+                    <a:blip r:embed="rId15"/>
                     <a:stretch>
                       <a:fillRect/>
                     </a:stretch>
@@ -382,91 +466,7 @@
           <w:b/>
           <w:sz w:val="26"/>
         </w:rPr>
-        <w:t>4. Two unauthorised drones spotted flying in ISRO no flying zone campus case registered probe on - Country and Politics</w:t>
-      </w:r>
-    </w:p>
-    <w:p>
-      <w:pPr>
-        <w:spacing w:after="60"/>
-      </w:pPr>
-      <w:r>
-        <w:rPr>
-          <w:rFonts w:ascii="Times New Roman" w:hAnsi="Times New Roman"/>
-          <w:i/>
-          <w:sz w:val="20"/>
-        </w:rPr>
-        <w:t>"ISRO OR NRSC OR IIRS after:2026-05-05" - Google News</w:t>
-      </w:r>
-    </w:p>
-    <w:p>
-      <w:pPr>
-        <w:spacing w:after="80"/>
-        <w:jc w:val="left"/>
-      </w:pPr>
-      <w:hyperlink r:id="rId15">
-        <w:r>
-          <w:rPr>
-            <w:color w:val="0000FF"/>
-            <w:u w:val="single"/>
-          </w:rPr>
-          <w:t>Read more</w:t>
-        </w:r>
-      </w:hyperlink>
-    </w:p>
-    <w:p>
-      <w:pPr>
-        <w:sectPr>
-          <w:type w:val="continuous"/>
-          <w:pgSz w:w="12240" w:h="15840"/>
-          <w:pgMar w:top="864" w:right="1008" w:bottom="864" w:left="1008" w:header="720" w:footer="720" w:gutter="0"/>
-          <w:cols w:space="360" w:num="1"/>
-          <w:docGrid w:linePitch="360"/>
-        </w:sectPr>
-      </w:pPr>
-    </w:p>
-    <w:p>
-      <w:pPr>
-        <w:spacing w:after="80" w:line="264" w:lineRule="auto"/>
-        <w:jc w:val="both"/>
-      </w:pPr>
-      <w:r>
-        <w:rPr>
-          <w:rFonts w:ascii="Times New Roman" w:hAnsi="Times New Roman"/>
-          <w:sz w:val="21"/>
-        </w:rPr>
-        <w:t>Pramesh S Jain The HAL police have registered an FIR against unknown person after two drones were found flying in ISRO no flying zone campus . Based on the complaint filed by Satish Kumar,security officer the police registered a case on Saturday charging the accused under section 329(3) tress pass and also under various sections of Aircraft act for further investigation. According to a complaint filed by Satish Kumar, Sub-Inspector with CISF Unit URSC (B),ISITE (M),the incident occurred on May 2,2026,at around 8:16 AM. A drone was allegedly spotted flying at an altitude of approximately 80 to 100 feet above the campus for a duration of 10 to 12 seconds. The ISITE campus is classified as a highly sensitive and restricted zone and has been designated as a"No Drone Zone." Officials stated that any aerial activity without prior authorization in such areas poses a serious threat to security and safety. Despite clear restrictions,unidentified persons reportedly operated the drone within the prohibited airspace. Authorities have flagged the violation as a serious concern,emphasizing that such actions could compromise national security. Police suspect that the drones used by some local for a program happened half a kilometer away from the site. The police are probing with the organizers for further investigation.</w:t>
-      </w:r>
-    </w:p>
-    <w:p>
-      <w:pPr>
-        <w:sectPr>
-          <w:type w:val="continuous"/>
-          <w:pgSz w:w="12240" w:h="15840"/>
-          <w:pgMar w:top="864" w:right="1008" w:bottom="864" w:left="1008" w:header="720" w:footer="720" w:gutter="0"/>
-          <w:cols w:space="360" w:num="2"/>
-          <w:docGrid w:linePitch="360"/>
-        </w:sectPr>
-      </w:pPr>
-    </w:p>
-    <w:p>
-      <w:pPr>
-        <w:pBdr>
-          <w:bottom w:val="single" w:sz="6" w:space="6" w:color="A6A6A6"/>
-        </w:pBdr>
-      </w:pPr>
-    </w:p>
-    <w:p/>
-    <w:p>
-      <w:pPr>
-        <w:spacing w:after="60"/>
-      </w:pPr>
-      <w:r>
-        <w:rPr>
-          <w:rFonts w:ascii="Times New Roman" w:hAnsi="Times New Roman"/>
-          <w:b/>
-          <w:sz w:val="26"/>
-        </w:rPr>
-        <w:t>5. Probe launched after drone spotted over ISRO's ISITE campus in Bengaluru - Dailyhunt</w:t>
+        <w:t>5. Two unauthorised drones spotted flying in ISRO no flying zone campus case registered probe on - Country and Politics</w:t>
       </w:r>
     </w:p>
     <w:p>
@@ -499,12 +499,6 @@
     </w:p>
     <w:p>
       <w:pPr>
-        <w:jc w:val="center"/>
-      </w:pPr>
-      <w:r/>
-    </w:p>
-    <w:p>
-      <w:pPr>
         <w:sectPr>
           <w:type w:val="continuous"/>
           <w:pgSz w:w="12240" w:h="15840"/>
@@ -524,7 +518,7 @@
           <w:rFonts w:ascii="Times New Roman" w:hAnsi="Times New Roman"/>
           <w:sz w:val="21"/>
         </w:rPr>
-        <w:t>According to a police complaint, a sub-inspector from the Central Industrial Security Force (CISF) spotted the drone flying around 80-100 feet above the campus for about 10-12 seconds before it disappeared at around 8.16 am. The ISITE campus is a highly sensitive area and has been officially classified as a restricted no-drone zone. Any unauthorised aerial activity in such zones poses a serious threat to security and safety, the complaint added. Police have registered a case against unknown persons for operating the drone in the prohibited area without permission. Though no clues have emerged yet, efforts are under way to trace the suspect, police said.</w:t>
+        <w:t>Pramesh S Jain The HAL police have registered an FIR against unknown person after two drones were found flying in ISRO no flying zone campus . Based on the complaint filed by Satish Kumar,security officer the police registered a case on Saturday charging the accused under section 329(3) tress pass and also under various sections of Aircraft act for further investigation. According to a complaint filed by Satish Kumar, Sub-Inspector with CISF Unit URSC (B),ISITE (M),the incident occurred on May 2,2026,at around 8:16 AM. A drone was allegedly spotted flying at an altitude of approximately 80 to 100 feet above the campus for a duration of 10 to 12 seconds. The ISITE campus is classified as a highly sensitive and restricted zone and has been designated as a"No Drone Zone." Officials stated that any aerial activity without prior authorization in such areas poses a serious threat to security and safety. Despite clear restrictions,unidentified persons reportedly operated the drone within the prohibited airspace. Authorities have flagged the violation as a serious concern,emphasizing that such actions could compromise national security. Police suspect that the drones used by some local for a program happened half a kilometer away from the site. The police are probing with the organizers for further investigation.</w:t>
       </w:r>
     </w:p>
     <w:p>
@@ -556,7 +550,7 @@
           <w:b/>
           <w:sz w:val="26"/>
         </w:rPr>
-        <w:t>6. Unauthorized Drone Intrusion Raises Alarm at ISRO Campus - Devdiscourse</w:t>
+        <w:t>6. Probe launched after drone spotted over ISRO's ISITE campus in Bengaluru - Dailyhunt</w:t>
       </w:r>
     </w:p>
     <w:p>
@@ -578,6 +572,96 @@
         <w:jc w:val="left"/>
       </w:pPr>
       <w:hyperlink r:id="rId17">
+        <w:r>
+          <w:rPr>
+            <w:color w:val="0000FF"/>
+            <w:u w:val="single"/>
+          </w:rPr>
+          <w:t>Read more</w:t>
+        </w:r>
+      </w:hyperlink>
+    </w:p>
+    <w:p>
+      <w:pPr>
+        <w:jc w:val="center"/>
+      </w:pPr>
+      <w:r/>
+    </w:p>
+    <w:p>
+      <w:pPr>
+        <w:sectPr>
+          <w:type w:val="continuous"/>
+          <w:pgSz w:w="12240" w:h="15840"/>
+          <w:pgMar w:top="864" w:right="1008" w:bottom="864" w:left="1008" w:header="720" w:footer="720" w:gutter="0"/>
+          <w:cols w:space="360" w:num="1"/>
+          <w:docGrid w:linePitch="360"/>
+        </w:sectPr>
+      </w:pPr>
+    </w:p>
+    <w:p>
+      <w:pPr>
+        <w:spacing w:after="80" w:line="264" w:lineRule="auto"/>
+        <w:jc w:val="both"/>
+      </w:pPr>
+      <w:r>
+        <w:rPr>
+          <w:rFonts w:ascii="Times New Roman" w:hAnsi="Times New Roman"/>
+          <w:sz w:val="21"/>
+        </w:rPr>
+        <w:t>According to a police complaint, a sub-inspector from the Central Industrial Security Force (CISF) spotted the drone flying around 80-100 feet above the campus for about 10-12 seconds before it disappeared at around 8.16 am. The ISITE campus is a highly sensitive area and has been officially classified as a restricted no-drone zone. Any unauthorised aerial activity in such zones poses a serious threat to security and safety, the complaint added. Police have registered a case against unknown persons for operating the drone in the prohibited area without permission. Though no clues have emerged yet, efforts are under way to trace the suspect, police said.</w:t>
+      </w:r>
+    </w:p>
+    <w:p>
+      <w:pPr>
+        <w:sectPr>
+          <w:type w:val="continuous"/>
+          <w:pgSz w:w="12240" w:h="15840"/>
+          <w:pgMar w:top="864" w:right="1008" w:bottom="864" w:left="1008" w:header="720" w:footer="720" w:gutter="0"/>
+          <w:cols w:space="360" w:num="2"/>
+          <w:docGrid w:linePitch="360"/>
+        </w:sectPr>
+      </w:pPr>
+    </w:p>
+    <w:p>
+      <w:pPr>
+        <w:pBdr>
+          <w:bottom w:val="single" w:sz="6" w:space="6" w:color="A6A6A6"/>
+        </w:pBdr>
+      </w:pPr>
+    </w:p>
+    <w:p/>
+    <w:p>
+      <w:pPr>
+        <w:spacing w:after="60"/>
+      </w:pPr>
+      <w:r>
+        <w:rPr>
+          <w:rFonts w:ascii="Times New Roman" w:hAnsi="Times New Roman"/>
+          <w:b/>
+          <w:sz w:val="26"/>
+        </w:rPr>
+        <w:t>7. Unauthorized Drone Intrusion Raises Alarm at ISRO Campus - Devdiscourse</w:t>
+      </w:r>
+    </w:p>
+    <w:p>
+      <w:pPr>
+        <w:spacing w:after="60"/>
+      </w:pPr>
+      <w:r>
+        <w:rPr>
+          <w:rFonts w:ascii="Times New Roman" w:hAnsi="Times New Roman"/>
+          <w:i/>
+          <w:sz w:val="20"/>
+        </w:rPr>
+        <w:t>"ISRO OR NRSC OR IIRS after:2026-05-05" - Google News</w:t>
+      </w:r>
+    </w:p>
+    <w:p>
+      <w:pPr>
+        <w:spacing w:after="80"/>
+        <w:jc w:val="left"/>
+      </w:pPr>
+      <w:hyperlink r:id="rId18">
         <w:r>
           <w:rPr>
             <w:color w:val="0000FF"/>
@@ -608,7 +692,7 @@
                     <pic:cNvPicPr/>
                   </pic:nvPicPr>
                   <pic:blipFill>
-                    <a:blip r:embed="rId18"/>
+                    <a:blip r:embed="rId19"/>
                     <a:stretch>
                       <a:fillRect/>
                     </a:stretch>
@@ -680,90 +764,6 @@
           <w:b/>
           <w:sz w:val="26"/>
         </w:rPr>
-        <w:t>7. India aims to land astronauts on the Moon by 2040: Former ISRO chief - MSN</w:t>
-      </w:r>
-    </w:p>
-    <w:p>
-      <w:pPr>
-        <w:spacing w:after="60"/>
-      </w:pPr>
-      <w:r>
-        <w:rPr>
-          <w:rFonts w:ascii="Times New Roman" w:hAnsi="Times New Roman"/>
-          <w:i/>
-          <w:sz w:val="20"/>
-        </w:rPr>
-        <w:t>"ISRO OR NRSC OR IIRS after:2026-05-05" - Google News</w:t>
-      </w:r>
-    </w:p>
-    <w:p>
-      <w:pPr>
-        <w:spacing w:after="80"/>
-        <w:jc w:val="left"/>
-      </w:pPr>
-      <w:hyperlink r:id="rId12">
-        <w:r>
-          <w:rPr>
-            <w:color w:val="0000FF"/>
-            <w:u w:val="single"/>
-          </w:rPr>
-          <w:t>Read more</w:t>
-        </w:r>
-      </w:hyperlink>
-    </w:p>
-    <w:p>
-      <w:pPr>
-        <w:sectPr>
-          <w:type w:val="continuous"/>
-          <w:pgSz w:w="12240" w:h="15840"/>
-          <w:pgMar w:top="864" w:right="1008" w:bottom="864" w:left="1008" w:header="720" w:footer="720" w:gutter="0"/>
-          <w:cols w:space="360" w:num="1"/>
-          <w:docGrid w:linePitch="360"/>
-        </w:sectPr>
-      </w:pPr>
-    </w:p>
-    <w:p>
-      <w:pPr>
-        <w:spacing w:after="80" w:line="264" w:lineRule="auto"/>
-        <w:jc w:val="both"/>
-      </w:pPr>
-      <w:r>
-        <w:rPr>
-          <w:rFonts w:ascii="Times New Roman" w:hAnsi="Times New Roman"/>
-          <w:sz w:val="21"/>
-        </w:rPr>
-        <w:t>India aims to land astronauts on the Moon by 2040: Former ISRO chief MSN</w:t>
-      </w:r>
-    </w:p>
-    <w:p>
-      <w:pPr>
-        <w:sectPr>
-          <w:type w:val="continuous"/>
-          <w:pgSz w:w="12240" w:h="15840"/>
-          <w:pgMar w:top="864" w:right="1008" w:bottom="864" w:left="1008" w:header="720" w:footer="720" w:gutter="0"/>
-          <w:cols w:space="360" w:num="2"/>
-          <w:docGrid w:linePitch="360"/>
-        </w:sectPr>
-      </w:pPr>
-    </w:p>
-    <w:p>
-      <w:pPr>
-        <w:pBdr>
-          <w:bottom w:val="single" w:sz="6" w:space="6" w:color="A6A6A6"/>
-        </w:pBdr>
-      </w:pPr>
-    </w:p>
-    <w:p/>
-    <w:p>
-      <w:pPr>
-        <w:spacing w:after="60"/>
-      </w:pPr>
-      <w:r>
-        <w:rPr>
-          <w:rFonts w:ascii="Times New Roman" w:hAnsi="Times New Roman"/>
-          <w:b/>
-          <w:sz w:val="26"/>
-        </w:rPr>
         <w:t>8. NASA eClips and GLOBE Educators Strengthen a Regional STEM Ecosystem in Coastal Virginia</w:t>
       </w:r>
     </w:p>
@@ -785,7 +785,7 @@
         <w:spacing w:after="80"/>
         <w:jc w:val="left"/>
       </w:pPr>
-      <w:hyperlink r:id="rId19">
+      <w:hyperlink r:id="rId20">
         <w:r>
           <w:rPr>
             <w:color w:val="0000FF"/>
@@ -816,7 +816,7 @@
                     <pic:cNvPicPr/>
                   </pic:nvPicPr>
                   <pic:blipFill>
-                    <a:blip r:embed="rId20"/>
+                    <a:blip r:embed="rId21"/>
                     <a:stretch>
                       <a:fillRect/>
                     </a:stretch>
@@ -909,7 +909,7 @@
         <w:spacing w:after="80"/>
         <w:jc w:val="left"/>
       </w:pPr>
-      <w:hyperlink r:id="rId21">
+      <w:hyperlink r:id="rId22">
         <w:r>
           <w:rPr>
             <w:color w:val="0000FF"/>
@@ -940,7 +940,7 @@
                     <pic:cNvPicPr/>
                   </pic:nvPicPr>
                   <pic:blipFill>
-                    <a:blip r:embed="rId22"/>
+                    <a:blip r:embed="rId23"/>
                     <a:stretch>
                       <a:fillRect/>
                     </a:stretch>
@@ -1033,7 +1033,7 @@
         <w:spacing w:after="80"/>
         <w:jc w:val="left"/>
       </w:pPr>
-      <w:hyperlink r:id="rId23">
+      <w:hyperlink r:id="rId24">
         <w:r>
           <w:rPr>
             <w:color w:val="0000FF"/>
@@ -1064,7 +1064,7 @@
                     <pic:cNvPicPr/>
                   </pic:nvPicPr>
                   <pic:blipFill>
-                    <a:blip r:embed="rId24"/>
+                    <a:blip r:embed="rId25"/>
                     <a:stretch>
                       <a:fillRect/>
                     </a:stretch>
@@ -1157,7 +1157,7 @@
         <w:spacing w:after="80"/>
         <w:jc w:val="left"/>
       </w:pPr>
-      <w:hyperlink r:id="rId25">
+      <w:hyperlink r:id="rId26">
         <w:r>
           <w:rPr>
             <w:color w:val="0000FF"/>
@@ -1188,7 +1188,7 @@
                     <pic:cNvPicPr/>
                   </pic:nvPicPr>
                   <pic:blipFill>
-                    <a:blip r:embed="rId26"/>
+                    <a:blip r:embed="rId27"/>
                     <a:stretch>
                       <a:fillRect/>
                     </a:stretch>
@@ -1281,7 +1281,7 @@
         <w:spacing w:after="80"/>
         <w:jc w:val="left"/>
       </w:pPr>
-      <w:hyperlink r:id="rId27">
+      <w:hyperlink r:id="rId28">
         <w:r>
           <w:rPr>
             <w:color w:val="0000FF"/>
@@ -1371,7 +1371,7 @@
         <w:spacing w:after="80"/>
         <w:jc w:val="left"/>
       </w:pPr>
-      <w:hyperlink r:id="rId28">
+      <w:hyperlink r:id="rId29">
         <w:r>
           <w:rPr>
             <w:color w:val="0000FF"/>
@@ -1402,7 +1402,7 @@
                     <pic:cNvPicPr/>
                   </pic:nvPicPr>
                   <pic:blipFill>
-                    <a:blip r:embed="rId29"/>
+                    <a:blip r:embed="rId30"/>
                     <a:stretch>
                       <a:fillRect/>
                     </a:stretch>
@@ -1495,7 +1495,7 @@
         <w:spacing w:after="80"/>
         <w:jc w:val="left"/>
       </w:pPr>
-      <w:hyperlink r:id="rId30">
+      <w:hyperlink r:id="rId31">
         <w:r>
           <w:rPr>
             <w:color w:val="0000FF"/>
@@ -1526,7 +1526,7 @@
                     <pic:cNvPicPr/>
                   </pic:nvPicPr>
                   <pic:blipFill>
-                    <a:blip r:embed="rId31"/>
+                    <a:blip r:embed="rId32"/>
                     <a:stretch>
                       <a:fillRect/>
                     </a:stretch>
@@ -1619,7 +1619,7 @@
         <w:spacing w:after="80"/>
         <w:jc w:val="left"/>
       </w:pPr>
-      <w:hyperlink r:id="rId32">
+      <w:hyperlink r:id="rId33">
         <w:r>
           <w:rPr>
             <w:color w:val="0000FF"/>
@@ -1650,7 +1650,7 @@
                     <pic:cNvPicPr/>
                   </pic:nvPicPr>
                   <pic:blipFill>
-                    <a:blip r:embed="rId33"/>
+                    <a:blip r:embed="rId34"/>
                     <a:stretch>
                       <a:fillRect/>
                     </a:stretch>

--- a/iirs_daily_space_digest_06_05_2026.docx
+++ b/iirs_daily_space_digest_06_05_2026.docx
@@ -226,7 +226,7 @@
           <w:rFonts w:ascii="Times New Roman" w:hAnsi="Times New Roman"/>
           <w:sz w:val="21"/>
         </w:rPr>
-        <w:t>Union Minister Dr Jitendra Singh on Friday congratulated Indian Space Research Organisation (ISRO) for the successful completion of the Second Integrated Air Drop Test (IADT-02) for Gaganyaan, India's first human spaceflight mission scheduled for launch in 2027. He described the achievement as a significant milestone in preparing for the ambitious mission. Taking to social media platform X, Singh wrote, "Congratulations ISRO for the successful accomplishment of Second Integrated Air Drop Test (IADT-02) for Gaganyaan, India's first Human Space flight scheduled next year." He further noted, "The second Integrated Air Drop Test (IADT-02) was successfully conducted at Satish Dhawan Space Station, Sriharikota. This marks an important milestone towards the readiness for the Gaganyaan mission." India's first human spaceflight will be launched from Sriharikota in 2027. Although the mission has faced multiple delays due to its technological complexity, India has been developing the capabilities indigenously. Notably, such critical spaceflight technologies are closely guarded, and no country shares them. The government has allocated approximately Rs 10,000 crore for the Gaganyaan programme. The mission is now in its final phase, with the first crewed flight expected in the first quarter of 2027. Earlier, on April 8, ISRO Chairman V. Narayanan stated that all preparations for the uncrewed Gaganyaan missions are progressing smoothly. Speaking at the inaugural session of the 2nd International Conference on Smart Spacecraft Mission Operations, he said, "We are meeting just before the first uncrewed Gaganyaan mission. This is no ordinary mission but a crucial one for India. There will be three uncrewed missions before the final crewed launch. All activities for the first mission are progressing well, though challenges remain." The conference was also attended by former ISRO chiefs A.S. Kiran Kumar and S. Somanath, along with ISRO centre directors, students, and representatives from space startups. Meanwhile, India's human spaceflight preparations advanced further on April 4, as four selected astronauts began a high-altitude experiment in Ladakh under the "Mission Mitra" (Mapping of Interoperable Traits and Reliability Assessment). The programme aims to evaluate human performance in extreme environments. The astronauts, including Group Captain Shubhnashu Shukla and P. Balakrishnan Nair, arrived in Leh earlier this week for acclimatisation. The mission is supported by a multidisciplinary team of scientists, engineers, medical experts, and psychologists, marking another crucial step in India's journey towards human space exploration. -IANS</w:t>
+        <w:t>10/04/26 | 9:08 am | Gaganyaan mission ISRO Jitendra Singh Jitendra Singh congratulates ISRO for successful completion of IADT-02 for Gaganyaan Mission Union Minister Dr Jitendra Singh on Friday congratulated Indian Space Research Organisation (ISRO) for the successful completion of the Second Integrated Air Drop Test (IADT-02) for Gaganyaan, India's first human spaceflight mission scheduled for launch in 2027. He described the achievement as a significant milestone in preparing for the ambitious mission. Taking to social media platform X, Singh wrote, "Congratulations ISRO for the successful accomplishment of Second Integrated Air Drop Test (IADT-02) for Gaganyaan, India's first Human Space flight scheduled next year." He further noted, "The second Integrated Air Drop Test (IADT-02) was successfully conducted at Satish Dhawan Space Station, Sriharikota. This marks an important milestone towards the readiness for the Gaganyaan mission." India's first human spaceflight will be launched from Sriharikota in 2027. Although the mission has faced multiple delays due to its technological complexity, India has been developing the capabilities indigenously. Notably, such critical spaceflight technologies are closely guarded, and no country shares them. The government has allocated approximately Rs 10,000 crore for the Gaganyaan programme. The mission is now in its final phase, with the first crewed flight expected in the first quarter of 2027. Earlier, on April 8, ISRO Chairman V. Narayanan stated that all preparations for the uncrewed Gaganyaan missions are progressing smoothly. Speaking at the inaugural session of the 2nd International Conference on Smart Spacecraft Mission Operations, he said, "We are meeting just before the first uncrewed Gaganyaan mission. This is no ordinary mission but a crucial one for India. There will be three uncrewed missions before the final crewed launch. All activities for the first mission are progressing well, though challenges remain." The conference was also attended by former ISRO chiefs A.S. Kiran Kumar and S. Somanath, along with ISRO centre directors, students, and representatives from space startups. Meanwhile, India's human spaceflight preparations advanced further on April 4, as four selected astronauts began a high-altitude experiment in Ladakh under the "Mission Mitra" (Mapping of Interoperable Traits and Reliability Assessment). The programme aims to evaluate human performance in extreme environments. The astronauts, including Group Captain Shubhnashu Shukla and P. Balakrishnan Nair, arrived in Leh earlier this week for acclimatisation. The mission is supported by a multidisciplinary team of scientists, engineers, medical experts, and psychologists, marking another crucial step in India's journey towards human space exploration. -IANS 2 hours ago | Mumbai WAVES Doc Bazaar 2026 to return with new immersive market for storytelling The second edition of WAVES Doc Bazaar will be held from June 16 to 18, alongside the 19th Mumbai International Film Festival at the NFDC Complex in Mumbai. Positioned as a premier platform for documentary, animation and short filmmakers, WAVES Doc ... 2 hours ago | india sudan bilateral ties India, Sudan review full spectrum of bilateral ties at ninth FOC The ninth round of Foreign Office Consultations (FOC) between India and Sudan was held in Port Sudan on May 4, with both sides reviewing the full spectrum of bilateral ties and exploring ways to further strengthen cooperation. The Indian delegation ... 3 hours ago | digital health transformation Swasth Bharat Portal launched to integrate health systems, boost India's digital health transformation In a major push towards strengthening India's digital health ecosystem, Union Health Minister Jagat Prakash Nadda launched the Swasth Bharat Portal, a unified platform aimed at integrating fragmented health programme systems across the country. Th...</w:t>
       </w:r>
     </w:p>
     <w:p>
@@ -518,7 +518,7 @@
           <w:rFonts w:ascii="Times New Roman" w:hAnsi="Times New Roman"/>
           <w:sz w:val="21"/>
         </w:rPr>
-        <w:t>Pramesh S Jain The HAL police have registered an FIR against unknown person after two drones were found flying in ISRO no flying zone campus . Based on the complaint filed by Satish Kumar,security officer the police registered a case on Saturday charging the accused under section 329(3) tress pass and also under various sections of Aircraft act for further investigation. According to a complaint filed by Satish Kumar, Sub-Inspector with CISF Unit URSC (B),ISITE (M),the incident occurred on May 2,2026,at around 8:16 AM. A drone was allegedly spotted flying at an altitude of approximately 80 to 100 feet above the campus for a duration of 10 to 12 seconds. The ISITE campus is classified as a highly sensitive and restricted zone and has been designated as a"No Drone Zone." Officials stated that any aerial activity without prior authorization in such areas poses a serious threat to security and safety. Despite clear restrictions,unidentified persons reportedly operated the drone within the prohibited airspace. Authorities have flagged the violation as a serious concern,emphasizing that such actions could compromise national security. Police suspect that the drones used by some local for a program happened half a kilometer away from the site. The police are probing with the organizers for further investigation.</w:t>
+        <w:t>Two unauthorised drones spotted flying in ISRO no flying zone campus case registered probe on Country and Politics</w:t>
       </w:r>
     </w:p>
     <w:p>
@@ -640,7 +640,7 @@
           <w:b/>
           <w:sz w:val="26"/>
         </w:rPr>
-        <w:t>7. Unauthorized Drone Intrusion Raises Alarm at ISRO Campus - Devdiscourse</w:t>
+        <w:t>7. India aims to land astronauts on the Moon by 2040: Former ISRO chief - MSN</w:t>
       </w:r>
     </w:p>
     <w:p>
@@ -654,6 +654,90 @@
           <w:sz w:val="20"/>
         </w:rPr>
         <w:t>"ISRO OR NRSC OR IIRS after:2026-05-05" - Google News</w:t>
+      </w:r>
+    </w:p>
+    <w:p>
+      <w:pPr>
+        <w:spacing w:after="80"/>
+        <w:jc w:val="left"/>
+      </w:pPr>
+      <w:hyperlink r:id="rId13">
+        <w:r>
+          <w:rPr>
+            <w:color w:val="0000FF"/>
+            <w:u w:val="single"/>
+          </w:rPr>
+          <w:t>Read more</w:t>
+        </w:r>
+      </w:hyperlink>
+    </w:p>
+    <w:p>
+      <w:pPr>
+        <w:sectPr>
+          <w:type w:val="continuous"/>
+          <w:pgSz w:w="12240" w:h="15840"/>
+          <w:pgMar w:top="864" w:right="1008" w:bottom="864" w:left="1008" w:header="720" w:footer="720" w:gutter="0"/>
+          <w:cols w:space="360" w:num="1"/>
+          <w:docGrid w:linePitch="360"/>
+        </w:sectPr>
+      </w:pPr>
+    </w:p>
+    <w:p>
+      <w:pPr>
+        <w:spacing w:after="80" w:line="264" w:lineRule="auto"/>
+        <w:jc w:val="both"/>
+      </w:pPr>
+      <w:r>
+        <w:rPr>
+          <w:rFonts w:ascii="Times New Roman" w:hAnsi="Times New Roman"/>
+          <w:sz w:val="21"/>
+        </w:rPr>
+        <w:t>India aims to land astronauts on the Moon by 2040: Former ISRO chief MSN</w:t>
+      </w:r>
+    </w:p>
+    <w:p>
+      <w:pPr>
+        <w:sectPr>
+          <w:type w:val="continuous"/>
+          <w:pgSz w:w="12240" w:h="15840"/>
+          <w:pgMar w:top="864" w:right="1008" w:bottom="864" w:left="1008" w:header="720" w:footer="720" w:gutter="0"/>
+          <w:cols w:space="360" w:num="2"/>
+          <w:docGrid w:linePitch="360"/>
+        </w:sectPr>
+      </w:pPr>
+    </w:p>
+    <w:p>
+      <w:pPr>
+        <w:pBdr>
+          <w:bottom w:val="single" w:sz="6" w:space="6" w:color="A6A6A6"/>
+        </w:pBdr>
+      </w:pPr>
+    </w:p>
+    <w:p/>
+    <w:p>
+      <w:pPr>
+        <w:spacing w:after="60"/>
+      </w:pPr>
+      <w:r>
+        <w:rPr>
+          <w:rFonts w:ascii="Times New Roman" w:hAnsi="Times New Roman"/>
+          <w:b/>
+          <w:sz w:val="26"/>
+        </w:rPr>
+        <w:t>8. Mexico City is sinking up to 14 inches per year, satellite images show</w:t>
+      </w:r>
+    </w:p>
+    <w:p>
+      <w:pPr>
+        <w:spacing w:after="60"/>
+      </w:pPr>
+      <w:r>
+        <w:rPr>
+          <w:rFonts w:ascii="Times New Roman" w:hAnsi="Times New Roman"/>
+          <w:i/>
+          <w:sz w:val="20"/>
+        </w:rPr>
+        <w:t>Latest from Space.com</w:t>
       </w:r>
     </w:p>
     <w:p>
@@ -679,7 +763,7 @@
       <w:r>
         <w:drawing>
           <wp:inline xmlns:a="http://schemas.openxmlformats.org/drawingml/2006/main" xmlns:pic="http://schemas.openxmlformats.org/drawingml/2006/picture">
-            <wp:extent cx="4389120" cy="4389120"/>
+            <wp:extent cx="4389120" cy="2468880"/>
             <wp:docPr id="3" name="Picture 3"/>
             <wp:cNvGraphicFramePr>
               <a:graphicFrameLocks noChangeAspect="1"/>
@@ -700,7 +784,7 @@
                   <pic:spPr>
                     <a:xfrm>
                       <a:off x="0" y="0"/>
-                      <a:ext cx="4389120" cy="4389120"/>
+                      <a:ext cx="4389120" cy="2468880"/>
                     </a:xfrm>
                     <a:prstGeom prst="rect"/>
                   </pic:spPr>
@@ -732,7 +816,7 @@
           <w:rFonts w:ascii="Times New Roman" w:hAnsi="Times New Roman"/>
           <w:sz w:val="21"/>
         </w:rPr>
-        <w:t>A potential security breach rattled the ISRO campus this week, as an unauthorized drone was reportedly seen hovering over the ISITE premises in Bengaluru. This area, strictly designated as a 'No Drone Zone', encountered the incursion at around 8:16 AM on May 2, raising immediate alarm. In response, law enforcement registered a case against anonymous operators, citing criminal trespass and illegal drone activity under the Aircraft Act, prompting a thorough investigation. (With inputs from agencies.)</w:t>
+        <w:t>Click for next article Mexico City is sinking, and a powerful new orbiting satellite that's monitoring changes in land levels all across the globe has discovered how quickly this is happening. It's all thanks to the mission's innovative dual-frequency band radar. NISAR, the NASA-ISRO Synthetic Aperture Radar satellite, launched on July 30, 2025 as a joint partnership between NASA and the Indian Space Research Organisation (ISRO). Its mission is to track in real-time surface changes on Earth, from ground subsidence and the retreat of glaciers to and the movement of tectonic plates and the spread of wildfires - all to a precision of within a centimeter. "Mexico City is a well-known hot spot when it comes to subsidence, and images like this are just the beginning for NISAR," said David Bekaert, of the Flemish Institute for Technological Research in Belgium and the NISAR science team, in a statement . It has been known since 1925 that much of the city, home to 20 million people, is sinking at a rate of up to 14 inches (35 centimeters) per year. This is the result of the city being built above an aquifer, or an underground layer of permeable rock and sand, left behind by an ancient lakebed - and the resulting groundwater pumping and the weight of its urban sprawl is compressing those sedimentary layers. The result is damage to buildings and infrastructure, such as the Mexico City Metro system. "NISAR's long-wavelength L-band radar will make it possible to detect and track land subsidence in more challenging and densely vegetated regions such as coastal communities where they may have the compounding effect of both land subsidence and sea level rise," said Craig Ferguson, who is NISAR's deputy manager at NASA Headquarters in Washington, D.C. NISAR is one of the most powerful radars ever launched into space. L-band refers to the microwave frequency of 1-2 gigahertz (GHz), but the satellite also carries an S-band radar that operates at longer frequencies of 2-4 GHz. NASA built the L-band radar that is sensitive to changes in bedrock and ice, and which was utilized in this study of Mexico City, while ISRO built the S-band radar that is sensitive to changes in vegetation. A visualization of the NISAR satellite above Earth. (Image credit: NASA/JPL-Caltech) Both L- and S-band radars are synthetic aperture radars. As the spacecraft moves in orbit around Earth , covering the entire surface every 12 days, its motion results in it scanning a much larger area on the ground than the size of its true aperture. Hence it has a "synthetic" aperture and blurring of the resulting radar image is avoided by firing thousands of radar pulses per second. NISAR is the first mission to carry both an L-band and an S-band synthetic aperture. The radar reflections are captured by NISAR's 39-foot (12-meter) drum-shaped collector, the largest radar antenna reflector NASA has ever built. "We're going to see an influx of new discoveries from all over the world, given the unique sensing capabilities of NISAR and its consistent global coverage," said Bekaert. The radar image of Mexico City looks like a contradictory splash of blue and yellow paint. These colors are false, designed to highlight shifts in the ground. Dark blue represents parts of the city that have subsided by more than 0.5 inches (2 cm) during the period between October 2025 and January 2026, which is Mexico's dry season. Yellow and green areas are residual noise. This would be expected to decrease as NISAR makes more passes over Mexico and the signal-to-noise ratio improves. "Images like this confirm that NISAR's measurements align with expectations," said Ferguson. As one of the quickest subsiding capitals in the world, Mexico City is therefore the perfect opportunity for NISAR to test its skills. To place its rate of subsidence into context, the towering Angel of Independence - a 118-foot-tall (36-meter-tall) spire with a golden statue of an angel perched atop that commemorates Mexico earning its independence - on the Paseo de la Reforma in the heart of Mexico City has required 14 new steps to be added to it since its construction in 1910.</w:t>
       </w:r>
     </w:p>
     <w:p>
@@ -764,7 +848,7 @@
           <w:b/>
           <w:sz w:val="26"/>
         </w:rPr>
-        <w:t>8. NASA eClips and GLOBE Educators Strengthen a Regional STEM Ecosystem in Coastal Virginia</w:t>
+        <w:t>9. NASA just released 12,000 photos from Artemis 2. Here are our top picks</w:t>
       </w:r>
     </w:p>
     <w:p>
@@ -777,7 +861,7 @@
           <w:i/>
           <w:sz w:val="20"/>
         </w:rPr>
-        <w:t>NASA</w:t>
+        <w:t>Latest from Space.com</w:t>
       </w:r>
     </w:p>
     <w:p>
@@ -803,7 +887,7 @@
       <w:r>
         <w:drawing>
           <wp:inline xmlns:a="http://schemas.openxmlformats.org/drawingml/2006/main" xmlns:pic="http://schemas.openxmlformats.org/drawingml/2006/picture">
-            <wp:extent cx="4389120" cy="4286451"/>
+            <wp:extent cx="4389120" cy="2468880"/>
             <wp:docPr id="4" name="Picture 4"/>
             <wp:cNvGraphicFramePr>
               <a:graphicFrameLocks noChangeAspect="1"/>
@@ -824,7 +908,7 @@
                   <pic:spPr>
                     <a:xfrm>
                       <a:off x="0" y="0"/>
-                      <a:ext cx="4389120" cy="4286451"/>
+                      <a:ext cx="4389120" cy="2468880"/>
                     </a:xfrm>
                     <a:prstGeom prst="rect"/>
                   </pic:spPr>
@@ -856,7 +940,7 @@
           <w:rFonts w:ascii="Times New Roman" w:hAnsi="Times New Roman"/>
           <w:sz w:val="21"/>
         </w:rPr>
-        <w:t>Jessica Taylor, Physical Scientist at NASA Langley Research Center and Principle Investigator for GLOBE Clouds and the My NASA Data project, explains calibration of an infrared thermometer. Thirty-eight science educators representing seven school districts across Virginia's Tidewater region joined forces with community organizations, such as the Elizabeth River Project, to deepen their instructional practice through a dynamic collaboration between NASA eClips and the GLOBE (Global Learning and Observation to Benefit the Environment) Program. Together, these groups are cultivating a regional STEM ecosystem that connects classrooms, community science, and NASA resources in meaningful and lasting ways. As part of NASA's Science Activation Program, NASA eClips engages educators and learners with standards-aligned resources grounded in authentic NASA science. Complementing this work, the GLOBE Program empowers participants to contribute to citizen science through environmental data collection and analysis. The partnership between these two programs creates a powerful bridge between content knowledge and real-world application - bringing Earth Systems science to life for both educators and learners. Educators gathered for a three-hour professional learning experience on March 7 or April 18, 2026 at the National Institute of Aerospace in Hampton, Virginia. Through hands-on investigations, participants explored how land cover influences surface temperature, how clouds impact atmospheric conditions, and how soil plays a critical role in environmental systems. These experiences were anchored in NASA eClips resources and GLOBE protocols, offering practical strategies for teaching key Virginia Science Standards of Learning related to weather, climate, land covering, and Earth's energy budget. Participants calibrated and used scientific instruments such as infrared thermometers and multi-day minimum/maximum thermometers, gaining confidence in collecting accurate environmental data. They examined the urban heat island effect, engaged in interactive activities including an energetic cloud dance and a cloud opacity demonstration, and learned how to contribute observations through practice of using the GLOBE Observer app. These immersive experiences not only strengthened content knowledge but also modeled how authentic science practices can be integrated into classroom instruction. This initiative builds on two years of intentional collaboration among the NASA eClips Educators from the National Institute of Aerospace's Center for Integrative STEM Education (NIA-CISE); GLOBE scientists from NASA Langley Research Center; and regional school divisions and community organizations that laid the foundation for a sustainable regional STEM ecosystem. Support from the Coastal Virginia STEM Hub, funded through the Virginia General Assembly, has been instrumental in expanding access to these opportunities. Grant funding provided educator stipends and enabled the purchase of essential equipment, including weather instrument shelters and soil kits. In a powerful example of cross-sector collaboration, the instrument shelters were constructed by Career and Technical Education (CTE) students in Hampton City Schools and Norfolk Public Schools using GLOBE specifications, further connecting students to the scientific process while supporting their peers' learning. As participating school divisions and community organizations integrate NASA eClips and GLOBE resources into their curricula and outreach efforts, they are ensuring that all learners have access to authentic, data-driven science experiences. Together, this network of educators, students, and partners is not only enhancing science education, but also building a connected, collaborative STEM ecosystem where learning extends beyond the classroom and into the community. NASA eClips, led by NIA-CISE, is supported by NASA under cooperative agreement award number NNX16AB91A and is part of NASA's Science Activation Portfolio. Learn more about how Science Activation connects NASA science experts, real content, and experiences with community leaders to do science in ways that activate minds and promote deeper understanding of our world and beyond: https://science.nasa.gov/learn/about-science-activation/</w:t>
+        <w:t>Click for next article You can now browse through more than 12,000 photos taken by the Artemis 2 astronauts during their mission around the moon. The images range from stunning views of Earth to shots of the astronauts inside their Orion capsule to breathtaking images of the moon and the crew's unique perspective from beyond its far side. They're the first pictures taken by astronauts traveling beyond low Earth orbit in more than 50 years, and they show our home planet and its celestial neighbor in brand new, incredible ways. The 10-day Artemis 2 mission launched on April 1 , flying NASA astronauts Reid Wiseman, Victor Glover and Christina Koch, as well as Canadian Space Agency astronaut Jeremy Hansen, on a journey around the moon aboard the Orion space capsule "Integrity". The crew managed to transmit a few photos during their mission, but due to data limits, NASA was forced to wait for the physical SD cards to return to Earth before recovering the bulk of the data. Since their successful splashdown in the Pacific Ocean on April 10 , NASA has been poring through all the photos they took - and now you can, too. Many photos were released in the weeks following the mission's end, but now NASA has released a whopping 12,217. You can scroll through them yourself on the agency's public archive of astronaut photographs. Here are some of our top picks. (Image credit: NASA) The two images above show Earth mostly in the dark. They were shot on April 3, as Orion was on its way to lunar space. This is a six-second exposure of the stars seen outside Intregrity's window. To get a photo like this on Earth, you need several minutes of exposures for the star trails to start becoming clear. Orion, however, spent its journey to the moon rotating to distribute the heat buildup from the sun, a spin captured by the above photograph. This picture shows the moon with a brown, almost rust-colored region on its face. During their trip around the moon, the Artemis 2 astronauts described seeing browns, greens and other subtle colors on the lunar surface. This image of the moon's surface features two small craters named by the Artemis 2 crew. One they named "Integrity," after the spacecraft that kept them safe throughout their mission. The other they named "Carroll," after Wiseman's late wife, who died of cancer in 2020. From the far side of the moon , the astronauts snapped this photo through one of Orion's windows. It shows a quarter moon in the foreground, with a bright but tiny Earth behind. During their lunar flyby on April 6 , the Artemis 2 crew witnessed a solar eclipse from beyond the far side, when the sun dipped behind the planetary body's disk. For the astronauts, the sun's corona , or outer atmosphere, shone brightly, providing a rare perspective of the moon.</w:t>
       </w:r>
     </w:p>
     <w:p>
@@ -888,7 +972,7 @@
           <w:b/>
           <w:sz w:val="26"/>
         </w:rPr>
-        <w:t>9. NASA's Perseverance Mars Rover Surveys 'Crocodile Bridge'</w:t>
+        <w:t>10. Watch SpaceX Starlink train circle Earth in amazing satellite video</w:t>
       </w:r>
     </w:p>
     <w:p>
@@ -901,7 +985,7 @@
           <w:i/>
           <w:sz w:val="20"/>
         </w:rPr>
-        <w:t>NASA</w:t>
+        <w:t>Latest from Space.com</w:t>
       </w:r>
     </w:p>
     <w:p>
@@ -927,7 +1011,7 @@
       <w:r>
         <w:drawing>
           <wp:inline xmlns:a="http://schemas.openxmlformats.org/drawingml/2006/main" xmlns:pic="http://schemas.openxmlformats.org/drawingml/2006/picture">
-            <wp:extent cx="4389120" cy="997839"/>
+            <wp:extent cx="4389120" cy="2468740"/>
             <wp:docPr id="5" name="Picture 5"/>
             <wp:cNvGraphicFramePr>
               <a:graphicFrameLocks noChangeAspect="1"/>
@@ -948,7 +1032,7 @@
                   <pic:spPr>
                     <a:xfrm>
                       <a:off x="0" y="0"/>
-                      <a:ext cx="4389120" cy="997839"/>
+                      <a:ext cx="4389120" cy="2468740"/>
                     </a:xfrm>
                     <a:prstGeom prst="rect"/>
                   </pic:spPr>
@@ -980,7 +1064,7 @@
           <w:rFonts w:ascii="Times New Roman" w:hAnsi="Times New Roman"/>
           <w:sz w:val="21"/>
         </w:rPr>
-        <w:t>Description NASA's Perseverance Mars rover used its Mastcam-Z camera system to capture this 360-degree panorama of a region nicknamed "Crocodile Bridge" on Jezero Crater's rim. The panorama is made up of 980 images, 971 of which were taken on Dec. 18, 2025, the 1,717th Martian day, or sol, of the mission. An additional nine were taken on Jan. 25, 2026, Sol 1,754. This natural-color view has been processed to show the landscape as the human eye would see it. Jezero Crater's rim and the regions around it hold some of the oldest rocks anywhere in the solar system; they serve as time capsules of the Red Planet's early history, when its crust and atmosphere were still forming. No terrain this ancient exists on Earth, where tectonic plates constantly recycle the surface. (Mars lacks tectonic plates, allowing some of this very old material to be preserved.) "Crocodile Bridge" represents a transition into an area nicknamed "Lac de Charmes," which Perseverance will explore for several months later this year. [Full-resolution image versions of figures A through E can be downloaded at the bottom of this page.] Figure A (low resolution) Figure A is the natural-color view panorama. Figure B (low resolution) Figure B is the same panorama in an enhanced-color view, which brings out subtle details. Figure C (low resolution) Figure C is an anaglyph (3D) version of the natural-color view of the panorama. Figure D (low resolution) Figure D is an anaglyph red-color view of the enhanced version of the panorama. Figure E (low resolution) Figure E is an anaglyph blue-color view of the enhanced version of the panorama. Managed for NASA by Caltech, NASA's Jet Propulsion Laboratory in Southern California built and manages operations of the Perseverance rover on behalf of the agency's Science Mission Directorate as part of NASA's Mars Exploration Program portfolio. Arizona State University leads the operations of the Mastcam-Z instrument, working in collaboration with Malin Space Science Systems in San Diego, on the design, fabrication, testing, and operation of the cameras, and in collaboration with the Niels Bohr Institute of the University of Copenhagen on the design, fabrication, and testing of the calibration targets. To learn more about Perseverance, visit: science.nasa.gov/mission/mars-2020-perseverance</w:t>
+        <w:t>Click for next article A video captured by a newly launched SpaceX Starlink satellite shows us what it's like to zoom above our beautiful blue planet. The 3.5-minute-long video was posted on X on Monday (May 4) by Michael Nicolls, vice president of Starlink engineering at SpaceX . It features footage from one of the 29 satellites that launched to orbit on May 1 atop a Falcon 9 rocket from Florida's Space Coast. "Watch as the Starlink sats cruise over an entire orbit, through sunrise and sunset, and slowly separate from each [other] as they complete their post-launch deployment sequence before beginning orbit raise," Nicolls wrote in the post . Screenshot from a video captured by a SpaceX Starlink satellite shortly after its deployment into space on May 1, 2026. (Image credit: SpaceX/Starlink/Michael Nicolls) "The satellites are stacked like a deck of cards in the rocket, which slowly spins when dispensing to impart a small velocity difference, ensuring deconfliction. May the @Starlink be with you," he added. That last sentence was likely a nod to the fact that he posted the video on Star Wars Day (May 4, from "May the Force be with you"). SpaceX has shown us Starlink satellites in orbit before, but those views have generally been pre-deployment, focused on spacecraft still stacked on their Falcon 9 rocket's upper stage. This video is something new, especially because it shows multiple members of the 29-satellite train and tracks a substantial part of their initial journey around Earth. That said, lots of Starlink satellites have gotten this view to date. The Starlink megaconstellation - by far the biggest spacecraft network ever assembled - currently consists of more than 10,300 satellites . And it's growing all the time. SpaceX has launched 53 Falcon 9 missions so far in 2026, and 43 of them have been Starlink flights.</w:t>
       </w:r>
     </w:p>
     <w:p>
@@ -1012,7 +1096,7 @@
           <w:b/>
           <w:sz w:val="26"/>
         </w:rPr>
-        <w:t>10. 650 NASA Volunteers Have Co-Authored Scientific Papers</w:t>
+        <w:t>11. Former NASA chief Jim Bridenstine takes over as CEO of Quantum Space</w:t>
       </w:r>
     </w:p>
     <w:p>
@@ -1025,7 +1109,7 @@
           <w:i/>
           <w:sz w:val="20"/>
         </w:rPr>
-        <w:t>NASA</w:t>
+        <w:t>Latest from Space.com</w:t>
       </w:r>
     </w:p>
     <w:p>
@@ -1104,7 +1188,7 @@
           <w:rFonts w:ascii="Times New Roman" w:hAnsi="Times New Roman"/>
           <w:sz w:val="21"/>
         </w:rPr>
-        <w:t>After a recent count, NASA Citizen Science is proud to report that more than 650 people who have volunteered to participate in NASA citizen science projects have co-authored peer-reviewed research papers with scientists on those project teams. These volunteers made incredible contributions like: And all of them saw their passion and dedication translated into lasting contributions to the scientific literature that will inform generations of researchers to come. Explore these frequently asked questions and discover how you, too, can be a part of scientific discovery and become a co-author. Why do peer-reviewed research papers matter? When scientists make a discovery, they write up the details of their research and its results in a manuscript and submit it to a scientific journal. The journal's editors subject the manuscript to the 'peer-review' process, in which they invite other scientists to verify and validate the methods used and the novelty and importance of the results. Peer-reviewed research papers are the primary way scientists document what they discover or learn and share it with each other and the world. Once a paper passes the peer-review process, it is published where other scientists can read it, criticize it, and build on it. Contributing to published scientific literature is an important and celebrated part of a scientific career - for PhD scientists and citizen scientists alike. A list of published papers is the core of any scientist's resume, and any budding scientist's first publication is widely considered a milestone worth celebrating. Three cheers for each and every one of the 650 published citizen science project volunteers! How can I get involved in writing a scientific paper through NASA citizen science? Sometimes, volunteers get lucky - they're simply notified by the project science team that their contributions have made it into a scientific paper. However, if you are determined to become a published author, it helps to choose your project carefully and then to take initiative. First, find a project that interests you. In the words of citizen scientist Michael Primm, "pick one or more [projects that] appeal to you, and try them out for size. If you don't like them, try other ones." Once you have a project you like, do the task frequently enough to get comfortable and confident. Read all the project material you can, including any frequently asked questions and blog posts the team may have written. Many of the extraordinary breakthroughs in these projects come from participants noticing patterns in the data that are unusual - you can't do this unless you've developed a good sense of what's "normal." "Find a project where you can communicate directly with the scientists involved," said Marc Kuchner, citizen science officer, NASA Headquarters in Washington. "That way, you can get the coaching and mentorship you need to learn the paper-writing process." A good place to start is with the projects listed on the publications by NASA citizen scientists webpage, since these projects have track records of involving volunteers in papers. "After you've followed the instructions and participated in a project, it's all about asking questions!" said Kuchner. "Ask other participants first, and read the project's FAQ and Research pages. Dig into scientific journal articles, if you can. Before long, you'll find yourself with a novel and meaningful question nobody knows the answer to. Then you'll have an excellent reason to start a conversation with the science team." Second, look for ways to interact with project scientists and teams and stay informed and involved. Many NASA citizen science project teams have regular calls or meetings with participants. They also sometimes give participants the option to sign up for an email list, through which they share additional opportunities to interact with the scientists leading the projects. "Don't be afraid to ask for help, either from your fellow citizen scientists or even the pros of the project you're working on," said citizen scientist Les Hamlet, co-author of three papers and counting. NASA partner SciStarter also hosts a series of Do NASA Science Live virtual events, which offer another way to meet scientists. These virtual events, held roughly once a month, feature experts from NASA citizen science projects who are eager to interact with volunteers. You can see the schedule and sign up here for the next Do NASA Science Live event. Many projects have virtual bulletin boards, like the "TALK" boards of Zooniverse-hosted projects, which can facilitate discussions with the science team. Or you can reach out by email to the science team by looking them up on the project's team page. Just remember these science teams are busy, so do your homework first by reading all the project materials before you reach out. NASA volunteer Michiharu Hyogo offered some tips to help others get started on the journey toward becoming a published author. There are also numerous online resources and guides for anyone new to writing scientific papers. What if I'm still a student? Can I get involved in writing a paper? Yes, the same advice above applies to students. There's no better way to explore whether or not you'd like to pursue a career in science or a new scientific field of study than to do the work of a scientist and get involved in the process of publishing your findings. If you become a published co-author, you'll also have the added advantage of listing your publication on your resume for internship, undergraduate, or graduate school applications. Several high school students and many undergraduate or graduate students have written papers with NASA citizen science project teams, including Matteo Kimura, Emily Burns-Kaurin, Darcy Wenn, and Michaela B. Allen. A few NASA citizen scientists who have co-authored scientific papers present their findings. Clockwise from the upper left: Peter Jalowiczor, Michael Hunnekul, Danny Roylance, Michaela Allen, and Svetoslav Alexandrov. Ride the rollercoaster! Science can be unpredictable, which can make writing papers feel like a roller-coaster ride at times. "Don't give up if your first try was not successful," said published citizen scientist Michael Hunnekuhl. Most projects take years to produce results. Sometimes, nature doesn't cooperate, and a science team must change directions instead of writing the paper they initially imagined. But with 42 citizen science projects online, NASA has plenty of room for your science ambitions. Go to https://science.nasa.gov/citizen-science/, pick a project, and start your science journey today.</w:t>
+        <w:t>Click for next article NASA Administrator Jim Bridenstine delivers remarks at the Johnson Space Center in Houston on Aug. 2, 2018. Former NASA Administrator Jim Bridenstine has a new gig. Jim Bridenstine , who ran the space agency from April 2018 through January 2021, was announced today (May 5) as the new CEO of Quantum Space, a company developing maneuverable spacecraft for use by the U.S. military and commercial operators. "Jim is a transformational leader and has defined the most significant partnerships and policy initiatives between government and the commercial space industry," Kam Ghaffarian, Quantum Space co-founder and executive chairman, said in a statement. "Jim is poised to lead Quantum during this next phase of growth and as spending on space defense and exploration accelerates." Maryland-based Quantum Space, which was founded in 2021, aims to become a major player in the commercial and military space arenas with its forthcoming Ranger spacecraft. Ranger will be able to operate in a variety of environments, from low Earth orbit to Earth-moon space, according to Quantum Space. Its patented propulsion technology, modularity and in-space endurance will give it a leg up on competitors, the company says. "The Theory of Competitive Endurance requires avoiding operational surprise, denying first mover advantage, and counterspace campaigning. Quantum's Ranger spacecraft is uniquely crafted to deliver on each pillar," Bridenstine said in the same statement. "As every domain of warfare is dependent on space, the United States must have ubiquitous space domain awareness , unpredictability for resilience and freedom of action in every orbit," he added. "Quantum's Ranger spacecraft is designed for sustained maneuver for Dynamic Space Operations. It is also modular and refuelable. Any orbit, anytime." Ranger has not yet left Earth. The company, which raised $80 million during its "Series A" fundraising round, aims to launch the spacecraft's first mission, known as Ranger Prime, in mid-2027. If all goes well with that test flight, Ranger will move on to operational missions. Those could feature a variety of objectives, from missile defense and space domain awareness to satellite life-extension operations, according to Quantum Space. Artist's illustration of Quantum Space's Ranger spacecraft in Earth orbit. (Image credit: Quantum Space) Before becoming NASA chief, Bridenstine was a pilot in the U.S. Navy and a member of Congress. He represented Oklahoma's 1st congressional district in the U.S. House of Representatives as a Republican from January 2013 until his confirmation as NASA chief in April 2018, during President Donald Trump 's first term. Bridenstine's time at the agency was quite eventful. For example, he played a key role in the development of the Artemis program of moon exploration, which launched during his tenure. Bridenstine also expanded public-private partnerships in space exploration, via projects such as the Commercial Lunar Payload Services program, which puts NASA science gear on commercial robotic moon landers . Quantum Space Co-founder Kerry Wisnosky had served as the company's CEO and president. Wisnosky will remain as president, focusing "his leadership and engineering expertise on operations and advancing the company's spacecraft development," the company said in the same statement.</w:t>
       </w:r>
     </w:p>
     <w:p>
@@ -1136,7 +1220,7 @@
           <w:b/>
           <w:sz w:val="26"/>
         </w:rPr>
-        <w:t>11. NASA's Curiosity Rover Frees Its Drill From a Rock</w:t>
+        <w:t>12. Don't miss the Eta Aquarid meteor shower 2026 peak tonight! Viewing times, locations and tips</w:t>
       </w:r>
     </w:p>
     <w:p>
@@ -1149,7 +1233,7 @@
           <w:i/>
           <w:sz w:val="20"/>
         </w:rPr>
-        <w:t>NASA</w:t>
+        <w:t>Latest from Space.com</w:t>
       </w:r>
     </w:p>
     <w:p>
@@ -1175,7 +1259,7 @@
       <w:r>
         <w:drawing>
           <wp:inline xmlns:a="http://schemas.openxmlformats.org/drawingml/2006/main" xmlns:pic="http://schemas.openxmlformats.org/drawingml/2006/picture">
-            <wp:extent cx="4389120" cy="4389120"/>
+            <wp:extent cx="4389120" cy="2468880"/>
             <wp:docPr id="7" name="Picture 7"/>
             <wp:cNvGraphicFramePr>
               <a:graphicFrameLocks noChangeAspect="1"/>
@@ -1184,7 +1268,7 @@
               <a:graphicData uri="http://schemas.openxmlformats.org/drawingml/2006/picture">
                 <pic:pic>
                   <pic:nvPicPr>
-                    <pic:cNvPr id="0" name="image.gif"/>
+                    <pic:cNvPr id="0" name="image.jpg"/>
                     <pic:cNvPicPr/>
                   </pic:nvPicPr>
                   <pic:blipFill>
@@ -1196,7 +1280,7 @@
                   <pic:spPr>
                     <a:xfrm>
                       <a:off x="0" y="0"/>
-                      <a:ext cx="4389120" cy="4389120"/>
+                      <a:ext cx="4389120" cy="2468880"/>
                     </a:xfrm>
                     <a:prstGeom prst="rect"/>
                   </pic:spPr>
@@ -1228,7 +1312,7 @@
           <w:rFonts w:ascii="Times New Roman" w:hAnsi="Times New Roman"/>
           <w:sz w:val="21"/>
         </w:rPr>
-        <w:t>Description This series of images shows NASA's Curiosity Mars rover as it got a rock stuck to the drill on the end of its robotic arm and, after waving the arm and running the drill a few times, finally detached the rock. The imagery showing the entire process was captured by the black-and-white hazard cameras on the front of Curiosity's chassis and by navigation cameras on its mast, or head. On April 25, 2026, Curiosity drilled a sample from a rock nicknamed "Atacama," which is an estimated 1.5 feet in diameter at its base, 6 inches thick and weighs roughly 28.6 pounds (13 kilograms). When the rover retracted its arm, the entire rock lifted out of the ground, suspended by the fixed sleeve that surrounds the rotating drill bit. Drilling has fractured or separated the upper layers of rocks in the past, but a rock has never remained attached to the drill sleeve. The team initially tried vibrating the drill to shake off the rock, but saw no change. Then, on April 29, they tried reorienting Curiosity's robotic arm and vibrating the drill again. Imagery in the GIF shows sand falling from Atacama, but the rock stayed attached to the rover. Finally, on May 1, Curiosity's team tried again, tilting the drill more, rotating and vibrating the drill, and spinning the drill bit. The team planned to perform these actions multiple times but the rock came off on the first round, fracturing as it hit the ground. Figure A Figure A is the same GIF with yellow time stamps added in the upper left corner. Figure B Figure B is an alternate view of the same activities from the navigation cameras on Curiosity's mast, or head. Curiosity was built by NASA's Jet Propulsion Laboratory, which is managed by Caltech in Pasadena, California. JPL leads the mission on behalf of NASA's Science Mission Directorate in Washington as part of NASA's Mars Exploration Program portfolio. To learn more about Curiosity, visit: science.nasa.gov/mission/msl-curiosity</w:t>
+        <w:t>Click for next article The Eta Aquarid meteor shower peaks in the early hours of May 6. Heads up, skywatchers! Don't miss the Eta Aquarid meteor shower tonight, as activity peaks in the predawn hours of May 6. Under ideal conditions, it's possible to see up to 60 meteors per hour when viewing from the Southern Hemisphere, but viewers in the Northern Hemisphere will see significantly fewer due to the Eta Aquarid radiant (the point in the sky the meteors appear to streak from) remaining low above the southeast horizon. But viewing conditions are not looking promising for the Eta Aquarids this year. The peak occurs not long after the full moon on May 1, meaning the moon will still be about 81% illuminated during peak activity. Its bright light will wash out fainter meteors. However, that's not to say the shower is not worth looking for if you've got clear skies. The Eta Aquarids are known for producing dazzling " Earthgrazers " in the past, bright meteors emerging from Aquarius and skimming the atmosphere horizontally, leaving bright, colorful, long-lasting trails. Article continues below Where to look Aquarius constellation position Right ascension: 23 hours Declination: -15 degrees Latitudes: Between 65 and -90 degrees For observers in the Northern Hemisphere, the Eta Aquarids will appear low on the horizon, emanating from the constellation Aquarius. For observers in the Southern Hemisphere, the Eta Aquarids are one of the best meteor showers of the year as the radiant appears much higher in the sky. The Eta Aquarids radiate from the constellation Aquarius. (Image credit: Jules-Pierre Malartre/Starry Night) When to look The best time to look for the Eta Aquarids is in the early morning hours of May 6, just before dawn. By this time, Aquarius is at its highest in the sky (albeit still fairly low). Bright green meteor from the Eta Aquarid meteor shower captured from the Babcock Wildlife Management Area near Punta Gorda, Florida. (Image credit: Diana Robinson Photography via Getty Images) What are they? When you see an Aquarid meteor, you're watching a tiny piece of Halley's Comet burn up in Earth's atmosphere . Halley's Comet is a periodic comet that returns to Earth's vicinity once every 75 years or so. It was last here in 1986 and is projected to return in 2061. The comet, officially called 1P/Halley, is named after English astronomer Edmond Halley. Viewing tips To successfully hunt for shooting stars you need to be prepared. (Image credit: Created in Canva by Daisy Dobrijevic) Head to a dark location away from city lights if possible Once there, allow your eyes at least 20-30 minutes to adjust to the darkness and avoid looking at your phone during this time (easier said than done!), as this will reset your night vision Wrap up warm, as you could be outside for a long time. Meteors can come in bursts, so give yourself at least an hour or two to enjoy the show. If you're hoping to capture an Aquarid meteor on camera, our guide on how to photograph meteor showers can help. We've also rounded up the best cameras for astrophotography if you're thinking of upgrading your kit for the next big sky show. Editor's Note: If you snap a photo of an Eta Aquarid meteor and would like to share it with Space.com's readers, send your photo(s), comments, and your name and location to spacephotos@space.com.</w:t>
       </w:r>
     </w:p>
     <w:p>
@@ -1260,7 +1344,7 @@
           <w:b/>
           <w:sz w:val="26"/>
         </w:rPr>
-        <w:t>12. NASA Astronaut to Answer Questions from Students in Florida</w:t>
+        <w:t>13. NASA wants to land astronauts on the moon in 2028. Will SpaceX's Starship or Blue Origin's Blue Moon lander be ready in time?</w:t>
       </w:r>
     </w:p>
     <w:p>
@@ -1273,7 +1357,7 @@
           <w:i/>
           <w:sz w:val="20"/>
         </w:rPr>
-        <w:t>NASA</w:t>
+        <w:t>Latest from Space.com</w:t>
       </w:r>
     </w:p>
     <w:p>
@@ -1293,103 +1377,13 @@
     </w:p>
     <w:p>
       <w:pPr>
-        <w:jc w:val="center"/>
-      </w:pPr>
-      <w:r/>
-    </w:p>
-    <w:p>
-      <w:pPr>
-        <w:sectPr>
-          <w:type w:val="continuous"/>
-          <w:pgSz w:w="12240" w:h="15840"/>
-          <w:pgMar w:top="864" w:right="1008" w:bottom="864" w:left="1008" w:header="720" w:footer="720" w:gutter="0"/>
-          <w:cols w:space="360" w:num="1"/>
-          <w:docGrid w:linePitch="360"/>
-        </w:sectPr>
-      </w:pPr>
-    </w:p>
-    <w:p>
-      <w:pPr>
-        <w:spacing w:after="80" w:line="264" w:lineRule="auto"/>
-        <w:jc w:val="both"/>
-      </w:pPr>
-      <w:r>
-        <w:rPr>
-          <w:rFonts w:ascii="Times New Roman" w:hAnsi="Times New Roman"/>
-          <w:sz w:val="21"/>
-        </w:rPr>
-        <w:t>NASA astronaut Chris Williams calls down to mission controllers during Crew Medical Officer training while inside the International Space Station's Destiny laboratory module. Credit: NASA/Jessica Meir Students in Florida will hear from NASA astronaut Chris Williams as he answers prerecorded science, technology, engineering, and mathematics (STEM) questions while aboard the International Space Station. The Earth-to-space call will begin at 11 a.m. EDT Friday, May 8, and will stream live on the agency's Learn With NASA YouTube channel. This event is hosted by the Aurelia M. Cole Academy in Clermont, Florida, for students in grades K-12 and members of the community. This unique opportunity aims to deepen understanding of space exploration and enhance awareness of STEM careers. Media interested in covering the event must RSVP by 5 p.m., Thursday, May 7, to Sherri Owens at: 352-253-6522 or owenss@lake.k12.fl.us. For more than 25 years, astronauts have continuously lived and worked aboard the space station, testing technologies, performing science, and developing skills needed to explore farther from Earth. Astronauts communicate with NASA's Mission Control Center in Houston 24 hours a day through SCaN's (Space Communications and Navigation) Near Space Network. Research and technology investigations taking place aboard the space station benefit people on Earth and support other agency work, including missions at the Moon. As part of NASA's Artemis program, the agency will send astronauts to the Moon to prepare for future human exploration of Mars, inspiring the world through discovery in a new Golden Age of innovation and exploration. See more information on NASA in-flight calls at: https://www.nasa.gov/stemonstation</w:t>
-      </w:r>
-    </w:p>
-    <w:p>
-      <w:pPr>
-        <w:sectPr>
-          <w:type w:val="continuous"/>
-          <w:pgSz w:w="12240" w:h="15840"/>
-          <w:pgMar w:top="864" w:right="1008" w:bottom="864" w:left="1008" w:header="720" w:footer="720" w:gutter="0"/>
-          <w:cols w:space="360" w:num="2"/>
-          <w:docGrid w:linePitch="360"/>
-        </w:sectPr>
-      </w:pPr>
-    </w:p>
-    <w:p>
-      <w:pPr>
-        <w:pBdr>
-          <w:bottom w:val="single" w:sz="6" w:space="6" w:color="A6A6A6"/>
-        </w:pBdr>
-      </w:pPr>
-    </w:p>
-    <w:p/>
-    <w:p>
-      <w:pPr>
-        <w:spacing w:after="60"/>
-      </w:pPr>
-      <w:r>
-        <w:rPr>
-          <w:rFonts w:ascii="Times New Roman" w:hAnsi="Times New Roman"/>
-          <w:b/>
-          <w:sz w:val="26"/>
-        </w:rPr>
-        <w:t>13. NASA'S Juno Misson Captures Jupiter Moon Thebe</w:t>
-      </w:r>
-    </w:p>
-    <w:p>
-      <w:pPr>
-        <w:spacing w:after="60"/>
-      </w:pPr>
-      <w:r>
-        <w:rPr>
-          <w:rFonts w:ascii="Times New Roman" w:hAnsi="Times New Roman"/>
-          <w:i/>
-          <w:sz w:val="20"/>
-        </w:rPr>
-        <w:t>NASA</w:t>
-      </w:r>
-    </w:p>
-    <w:p>
-      <w:pPr>
-        <w:spacing w:after="80"/>
-        <w:jc w:val="left"/>
-      </w:pPr>
-      <w:hyperlink r:id="rId29">
-        <w:r>
-          <w:rPr>
-            <w:color w:val="0000FF"/>
-            <w:u w:val="single"/>
-          </w:rPr>
-          <w:t>Read more</w:t>
-        </w:r>
-      </w:hyperlink>
-    </w:p>
-    <w:p>
-      <w:pPr>
         <w:spacing w:after="120"/>
         <w:jc w:val="center"/>
       </w:pPr>
       <w:r>
         <w:drawing>
           <wp:inline xmlns:a="http://schemas.openxmlformats.org/drawingml/2006/main" xmlns:pic="http://schemas.openxmlformats.org/drawingml/2006/picture">
-            <wp:extent cx="4389120" cy="4389120"/>
+            <wp:extent cx="4389120" cy="2468880"/>
             <wp:docPr id="8" name="Picture 8"/>
             <wp:cNvGraphicFramePr>
               <a:graphicFrameLocks noChangeAspect="1"/>
@@ -1402,7 +1396,7 @@
                     <pic:cNvPicPr/>
                   </pic:nvPicPr>
                   <pic:blipFill>
-                    <a:blip r:embed="rId30"/>
+                    <a:blip r:embed="rId29"/>
                     <a:stretch>
                       <a:fillRect/>
                     </a:stretch>
@@ -1410,7 +1404,7 @@
                   <pic:spPr>
                     <a:xfrm>
                       <a:off x="0" y="0"/>
-                      <a:ext cx="4389120" cy="4389120"/>
+                      <a:ext cx="4389120" cy="2468880"/>
                     </a:xfrm>
                     <a:prstGeom prst="rect"/>
                   </pic:spPr>
@@ -1442,7 +1436,7 @@
           <w:rFonts w:ascii="Times New Roman" w:hAnsi="Times New Roman"/>
           <w:sz w:val="21"/>
         </w:rPr>
-        <w:t>Description NASA's Juno spacecraft captured this view of Thebe, the second largest of Jupiter's inner moons, during a close pass on May 1, 2026. The spacecraft's Stellar Reference Unit (SRU) captured this image from a distance of approximately 3,100 miles (5,000 kilometers) at a resolution of about 1.9 miles (3 kilometers) per pixel. Thebe resides at the outer edge of Jupiter's faint ring system and is believed to play a role in the formation of the planet's "gossamer" ring through the shedding of dust. While the SRU's primary function is to image star fields for navigation, its high sensitivity in low-light conditions makes it a powerful secondary science instrument. The SRU has previously been used to discover "shallow lightning" in Jupiter's atmosphere and to image the planet's ring system. A division of Caltech in Pasadena, California, JPL manages the Juno mission for the principal investigator, Scott J. Bolton, of the Southwest Research Institute in San Antonio. Juno is part of NASA's New Frontiers Program, which is managed at NASA's Marshall Space Flight Center in Huntsville, Alabama, for the agency's Science Mission Directorate in Washington. For more information about Juno, visit: https://www.nasa.gov/juno</w:t>
+        <w:t>Click for next article Artist's illustration of SpaceX's Starship vehicle on an Artemis mission to the surface of the moon. With the Artemis 2 crew back home after their historic circumlunar voyage, attention now turns to getting astronauts back on the surface of the moon. But how are the landers that will make such an ambitious endeavor possible progressing? NASA recently outlined a revised plan for Artemis 3 , which has the mission performing a crewed test in Earth orbit in late 2027 rather than the previously planned 2028 lunar landing. The mission will instead be an Earth-orbit rendezvous of NASA's Orion spacecraft with one or both of the program's moon landers, analogous to the Apollo 9 mission, setting up a lunar landing attempt with Artemis 4 in late 2028. But this plan relies on swift action by NASA's partners. The agency earlier selected two private companies to provide crewed Artemis moon landers: SpaceX 's Starship Human Landing System (HLS) and Blue Origin 's Blue Moon lander, both of which are in development and facing tight deadlines for future missions. With a number of major milestones on the horizon, the coming months will indicate if these landers can be readied for their planned 2027 orbital tests. SpaceX and Starship HLS SpaceX founder and CEO Elon Musk has long talked about getting humans to Mars , but recently he's shifted his attention to the moon , despite earlier calling our natural satellite "a distraction." Now, he's talking about a lunar settlement. First, however, SpaceX needs to get its Starship HLS lander ready. That vehicle, which NASA selected in 2021, is a specific configuration of Starship , which comprises the 33-engine Super Heavy booster and Starship, or "Ship," upper stage. SpaceX says that, as of late October last year, it has hit 49 milestones related to developing the subsystems, infrastructure and operations needed to land astronauts on the moon. These include lunar life support, Raptor cold start demonstrations, Raptor lunar landing throttle tests, software, debris protection and elevator and airlock tests . The key to the major progress needed in the next 18 months, however, is flying Starship regularly and demonstrating on-orbit docking and propellant transfer. Starship has flown 11 suborbital missions over the past three years. The 12th flight, expected later this month, will be the debut of the larger and more powerful Version 3 , equipped with its new V3 Raptor engines, which will be used for orbital flights and operational payloads. In its multiple flight tests, SpaceX has hit some big development milestones, including relighting engines in space, payload deployment demonstrations and spectacular "chopstick" booster recoveries . But many more lie ahead, with time running out. These include not just reaching Earth orbit by also demonstrating orbital refueling, which involves a propellant transfer demo between two Starship upper stages. This is required, as the HLS Starship needs to be fueled up in Earth orbit with tanker missions to allow it to head for the moon. This requirement alone demands a high launch cadence, with multiple tanker flights needed to fuel a single lunar mission, while there is also a need to verify long-duration life support for astronauts. There's lots on the menu for SpaceX for HLS advancement, and a positive first flight of Starship V3 will be crucial. Artist's illustration of Blue Origin's robotic Blue Moon Mark 1 lander on the moon. (Image credit: Blue Origin) Blue Origin's Blue Moon Blue Origin's Blue Moon Mk2 crewed variant lunar lander is a simpler system compared to Starship HLS, selected in 2023 and intended for the Artemis 5 mission and beyond, rather than what is now Artemis 4. But the shakeup of NASA's Artemis plans has opened the door to an earlier landing, if Blue Moon can be made ready. Unlike SpaceX, Blue Origin is pursuing a stepwise approach, beginning with an uncrewed cargo lander before attempting a crewed system. The biggest test on the horizon is the launch of the smaller Blue Moon Mark-1 (Mk1) cargo lander, which is expected to launch to the moon later this year after recently undergoing vacuum chamber testing. One major issue, however, is the grounding of its rocket ride - Blue Origin's powerful New Glenn - after a recent launch anomaly . Getting the New Glenn launcher and uncrewed Mk1 lander ready and then acing a lunar landing will be crucial to Blue's lunar ambitions with Artemis. As with Starship HLS, there is also the need to develop and test the life support systems for Blue Moon Mk2. The company is typically reserved in terms of public updates on the program, but recent Congressional meetings have provided some insight into developments. In a NASA budget hearing held by the House Committee on Appropriations, Subcommittee on Commerce, Justice, Science, and Related Agencies on April 27, NASA Administrator Jared Isaacman said that the companies assured him of their efforts to be ready. "I've received responses from both vendors, both SpaceX and Blue Origin, to meet our needs for a late 2027 rendezvous docking and test the interoperability out of both landers in advance of a landing attempt in 2028," Isaacman said.</w:t>
       </w:r>
     </w:p>
     <w:p>
@@ -1474,7 +1468,7 @@
           <w:b/>
           <w:sz w:val="26"/>
         </w:rPr>
-        <w:t>14. Mexico City is sinking up to 14 inches per year, satellite images show</w:t>
+        <w:t>14. SpaceX launches 24 Starlink satellites on Falcon 9 rocket from Vandenberg SFB</w:t>
       </w:r>
     </w:p>
     <w:p>
@@ -1487,7 +1481,91 @@
           <w:i/>
           <w:sz w:val="20"/>
         </w:rPr>
-        <w:t>Latest from Space.com</w:t>
+        <w:t>Spaceflight Now</w:t>
+      </w:r>
+    </w:p>
+    <w:p>
+      <w:pPr>
+        <w:spacing w:after="80"/>
+        <w:jc w:val="left"/>
+      </w:pPr>
+      <w:hyperlink r:id="rId30">
+        <w:r>
+          <w:rPr>
+            <w:color w:val="0000FF"/>
+            <w:u w:val="single"/>
+          </w:rPr>
+          <w:t>Read more</w:t>
+        </w:r>
+      </w:hyperlink>
+    </w:p>
+    <w:p>
+      <w:pPr>
+        <w:sectPr>
+          <w:type w:val="continuous"/>
+          <w:pgSz w:w="12240" w:h="15840"/>
+          <w:pgMar w:top="864" w:right="1008" w:bottom="864" w:left="1008" w:header="720" w:footer="720" w:gutter="0"/>
+          <w:cols w:space="360" w:num="1"/>
+          <w:docGrid w:linePitch="360"/>
+        </w:sectPr>
+      </w:pPr>
+    </w:p>
+    <w:p>
+      <w:pPr>
+        <w:spacing w:after="80" w:line="264" w:lineRule="auto"/>
+        <w:jc w:val="both"/>
+      </w:pPr>
+      <w:r>
+        <w:rPr>
+          <w:rFonts w:ascii="Times New Roman" w:hAnsi="Times New Roman"/>
+          <w:sz w:val="21"/>
+        </w:rPr>
+        <w:t>Update May 6, 12:34 a.m. EDT (0434 UTC): SpaceX landed its first stage booster. SpaceX launched its second Starlink mission in the month of May, this time from Vandenberg Space Force Base in California aboard a Falcon 9 rocket. The Starlink 17-29 mission will send another 24 broadband internet satellites into low Earth orbit, adding to a constellation of more than 10,000 spacecraft. SpaceX's first Starlink launch of the month was from Cape Canaveral on May 1. Liftoff from Space Launch Complex 4 East happened at 8:59:19 p.m. PDT (11:59:19 p.m. EDT / 0359:19 UTC). The Falcon 9 rocket flew on a south-southwesterly trajectory upon leaving the pad. SpaceX launched the mission using the Falcon 9 first stage booster B1081, making its 24th flight. Previous launches by this booster included the NASA Crew-7, PACE, and CRS-29 missions. A little more than eight minutes after liftoff, B1081 landed on the drone ship, 'Of Course I Still Love You.' This was the 195th landing on this vessel and the 609 booster landing for SpaceX to date.</w:t>
+      </w:r>
+    </w:p>
+    <w:p>
+      <w:pPr>
+        <w:sectPr>
+          <w:type w:val="continuous"/>
+          <w:pgSz w:w="12240" w:h="15840"/>
+          <w:pgMar w:top="864" w:right="1008" w:bottom="864" w:left="1008" w:header="720" w:footer="720" w:gutter="0"/>
+          <w:cols w:space="360" w:num="2"/>
+          <w:docGrid w:linePitch="360"/>
+        </w:sectPr>
+      </w:pPr>
+    </w:p>
+    <w:p>
+      <w:pPr>
+        <w:pBdr>
+          <w:bottom w:val="single" w:sz="6" w:space="6" w:color="A6A6A6"/>
+        </w:pBdr>
+      </w:pPr>
+    </w:p>
+    <w:p/>
+    <w:p>
+      <w:pPr>
+        <w:spacing w:after="60"/>
+      </w:pPr>
+      <w:r>
+        <w:rPr>
+          <w:rFonts w:ascii="Times New Roman" w:hAnsi="Times New Roman"/>
+          <w:b/>
+          <w:sz w:val="26"/>
+        </w:rPr>
+        <w:t>15. On the ground or in the atmosphere? Swarm satellites help characterize and pinpoint destructive events</w:t>
+      </w:r>
+    </w:p>
+    <w:p>
+      <w:pPr>
+        <w:spacing w:after="60"/>
+      </w:pPr>
+      <w:r>
+        <w:rPr>
+          <w:rFonts w:ascii="Times New Roman" w:hAnsi="Times New Roman"/>
+          <w:i/>
+          <w:sz w:val="20"/>
+        </w:rPr>
+        <w:t>Space News - Space, Astronomy, Space Exploration</w:t>
       </w:r>
     </w:p>
     <w:p>
@@ -1513,7 +1591,7 @@
       <w:r>
         <w:drawing>
           <wp:inline xmlns:a="http://schemas.openxmlformats.org/drawingml/2006/main" xmlns:pic="http://schemas.openxmlformats.org/drawingml/2006/picture">
-            <wp:extent cx="4389120" cy="2468880"/>
+            <wp:extent cx="4389120" cy="4389120"/>
             <wp:docPr id="9" name="Picture 9"/>
             <wp:cNvGraphicFramePr>
               <a:graphicFrameLocks noChangeAspect="1"/>
@@ -1534,7 +1612,7 @@
                   <pic:spPr>
                     <a:xfrm>
                       <a:off x="0" y="0"/>
-                      <a:ext cx="4389120" cy="2468880"/>
+                      <a:ext cx="4389120" cy="4389120"/>
                     </a:xfrm>
                     <a:prstGeom prst="rect"/>
                   </pic:spPr>
@@ -1566,131 +1644,7 @@
           <w:rFonts w:ascii="Times New Roman" w:hAnsi="Times New Roman"/>
           <w:sz w:val="21"/>
         </w:rPr>
-        <w:t>Click for next article Mexico City is sinking, and a powerful new orbiting satellite that's monitoring changes in land levels all across the globe has discovered how quickly this is happening. It's all thanks to the mission's innovative dual-frequency band radar. NISAR, the NASA-ISRO Synthetic Aperture Radar satellite, launched on July 30, 2025 as a joint partnership between NASA and the Indian Space Research Organisation (ISRO). Its mission is to track in real-time surface changes on Earth, from ground subsidence and the retreat of glaciers to and the movement of tectonic plates and the spread of wildfires - all to a precision of within a centimeter. "Mexico City is a well-known hot spot when it comes to subsidence, and images like this are just the beginning for NISAR," said David Bekaert, of the Flemish Institute for Technological Research in Belgium and the NISAR science team, in a statement . It has been known since 1925 that much of the city, home to 20 million people, is sinking at a rate of up to 14 inches (35 centimeters) per year. This is the result of the city being built above an aquifer, or an underground layer of permeable rock and sand, left behind by an ancient lakebed - and the resulting groundwater pumping and the weight of its urban sprawl is compressing those sedimentary layers. The result is damage to buildings and infrastructure, such as the Mexico City Metro system. "NISAR's long-wavelength L-band radar will make it possible to detect and track land subsidence in more challenging and densely vegetated regions such as coastal communities where they may have the compounding effect of both land subsidence and sea level rise," said Craig Ferguson, who is NISAR's deputy manager at NASA Headquarters in Washington, D.C. NISAR is one of the most powerful radars ever launched into space. L-band refers to the microwave frequency of 1-2 gigahertz (GHz), but the satellite also carries an S-band radar that operates at longer frequencies of 2-4 GHz. NASA built the L-band radar that is sensitive to changes in bedrock and ice, and which was utilized in this study of Mexico City, while ISRO built the S-band radar that is sensitive to changes in vegetation. A visualization of the NISAR satellite above Earth. (Image credit: NASA/JPL-Caltech) Both L- and S-band radars are synthetic aperture radars. As the spacecraft moves in orbit around Earth , covering the entire surface every 12 days, its motion results in it scanning a much larger area on the ground than the size of its true aperture. Hence it has a "synthetic" aperture and blurring of the resulting radar image is avoided by firing thousands of radar pulses per second. NISAR is the first mission to carry both an L-band and an S-band synthetic aperture. The radar reflections are captured by NISAR's 39-foot (12-meter) drum-shaped collector, the largest radar antenna reflector NASA has ever built. "We're going to see an influx of new discoveries from all over the world, given the unique sensing capabilities of NISAR and its consistent global coverage," said Bekaert. The radar image of Mexico City looks like a contradictory splash of blue and yellow paint. These colors are false, designed to highlight shifts in the ground. Dark blue represents parts of the city that have subsided by more than 0.5 inches (2 cm) during the period between October 2025 and January 2026, which is Mexico's dry season. Yellow and green areas are residual noise. This would be expected to decrease as NISAR makes more passes over Mexico and the signal-to-noise ratio improves. "Images like this confirm that NISAR's measurements align with expectations," said Ferguson. As one of the quickest subsiding capitals in the world, Mexico City is therefore the perfect opportunity for NISAR to test its skills. To place its rate of subsidence into context, the towering Angel of Independence - a 118-foot-tall (36-meter-tall) spire with a golden statue of an angel perched atop that commemorates Mexico earning its independence - on the Paseo de la Reforma in the heart of Mexico City has required 14 new steps to be added to it since its construction in 1910.</w:t>
-      </w:r>
-    </w:p>
-    <w:p>
-      <w:pPr>
-        <w:sectPr>
-          <w:type w:val="continuous"/>
-          <w:pgSz w:w="12240" w:h="15840"/>
-          <w:pgMar w:top="864" w:right="1008" w:bottom="864" w:left="1008" w:header="720" w:footer="720" w:gutter="0"/>
-          <w:cols w:space="360" w:num="2"/>
-          <w:docGrid w:linePitch="360"/>
-        </w:sectPr>
-      </w:pPr>
-    </w:p>
-    <w:p>
-      <w:pPr>
-        <w:pBdr>
-          <w:bottom w:val="single" w:sz="6" w:space="6" w:color="A6A6A6"/>
-        </w:pBdr>
-      </w:pPr>
-    </w:p>
-    <w:p/>
-    <w:p>
-      <w:pPr>
-        <w:spacing w:after="60"/>
-      </w:pPr>
-      <w:r>
-        <w:rPr>
-          <w:rFonts w:ascii="Times New Roman" w:hAnsi="Times New Roman"/>
-          <w:b/>
-          <w:sz w:val="26"/>
-        </w:rPr>
-        <w:t>15. NASA just released 12,000 photos from Artemis 2. Here are our top picks</w:t>
-      </w:r>
-    </w:p>
-    <w:p>
-      <w:pPr>
-        <w:spacing w:after="60"/>
-      </w:pPr>
-      <w:r>
-        <w:rPr>
-          <w:rFonts w:ascii="Times New Roman" w:hAnsi="Times New Roman"/>
-          <w:i/>
-          <w:sz w:val="20"/>
-        </w:rPr>
-        <w:t>Latest from Space.com</w:t>
-      </w:r>
-    </w:p>
-    <w:p>
-      <w:pPr>
-        <w:spacing w:after="80"/>
-        <w:jc w:val="left"/>
-      </w:pPr>
-      <w:hyperlink r:id="rId33">
-        <w:r>
-          <w:rPr>
-            <w:color w:val="0000FF"/>
-            <w:u w:val="single"/>
-          </w:rPr>
-          <w:t>Read more</w:t>
-        </w:r>
-      </w:hyperlink>
-    </w:p>
-    <w:p>
-      <w:pPr>
-        <w:spacing w:after="120"/>
-        <w:jc w:val="center"/>
-      </w:pPr>
-      <w:r>
-        <w:drawing>
-          <wp:inline xmlns:a="http://schemas.openxmlformats.org/drawingml/2006/main" xmlns:pic="http://schemas.openxmlformats.org/drawingml/2006/picture">
-            <wp:extent cx="4389120" cy="2468880"/>
-            <wp:docPr id="10" name="Picture 10"/>
-            <wp:cNvGraphicFramePr>
-              <a:graphicFrameLocks noChangeAspect="1"/>
-            </wp:cNvGraphicFramePr>
-            <a:graphic>
-              <a:graphicData uri="http://schemas.openxmlformats.org/drawingml/2006/picture">
-                <pic:pic>
-                  <pic:nvPicPr>
-                    <pic:cNvPr id="0" name="image.jpg"/>
-                    <pic:cNvPicPr/>
-                  </pic:nvPicPr>
-                  <pic:blipFill>
-                    <a:blip r:embed="rId34"/>
-                    <a:stretch>
-                      <a:fillRect/>
-                    </a:stretch>
-                  </pic:blipFill>
-                  <pic:spPr>
-                    <a:xfrm>
-                      <a:off x="0" y="0"/>
-                      <a:ext cx="4389120" cy="2468880"/>
-                    </a:xfrm>
-                    <a:prstGeom prst="rect"/>
-                  </pic:spPr>
-                </pic:pic>
-              </a:graphicData>
-            </a:graphic>
-          </wp:inline>
-        </w:drawing>
-      </w:r>
-    </w:p>
-    <w:p>
-      <w:pPr>
-        <w:sectPr>
-          <w:type w:val="continuous"/>
-          <w:pgSz w:w="12240" w:h="15840"/>
-          <w:pgMar w:top="864" w:right="1008" w:bottom="864" w:left="1008" w:header="720" w:footer="720" w:gutter="0"/>
-          <w:cols w:space="360" w:num="1"/>
-          <w:docGrid w:linePitch="360"/>
-        </w:sectPr>
-      </w:pPr>
-    </w:p>
-    <w:p>
-      <w:pPr>
-        <w:spacing w:after="80" w:line="264" w:lineRule="auto"/>
-        <w:jc w:val="both"/>
-      </w:pPr>
-      <w:r>
-        <w:rPr>
-          <w:rFonts w:ascii="Times New Roman" w:hAnsi="Times New Roman"/>
-          <w:sz w:val="21"/>
-        </w:rPr>
-        <w:t>Click for next article You can now browse through more than 12,000 photos taken by the Artemis 2 astronauts during their mission around the moon. The images range from stunning views of Earth to shots of the astronauts inside their Orion capsule to breathtaking images of the moon and the crew's unique perspective from beyond its far side. They're the first pictures taken by astronauts traveling beyond low Earth orbit in more than 50 years, and they show our home planet and its celestial neighbor in brand new, incredible ways. The 10-day Artemis 2 mission launched on April 1 , flying NASA astronauts Reid Wiseman, Victor Glover and Christina Koch, as well as Canadian Space Agency astronaut Jeremy Hansen, on a journey around the moon aboard the Orion space capsule "Integrity". The crew managed to transmit a few photos during their mission, but due to data limits, NASA was forced to wait for the physical SD cards to return to Earth before recovering the bulk of the data. Since their successful splashdown in the Pacific Ocean on April 10 , NASA has been poring through all the photos they took - and now you can, too. Many photos were released in the weeks following the mission's end, but now NASA has released a whopping 12,217. You can scroll through them yourself on the agency's public archive of astronaut photographs. Here are some of our top picks. (Image credit: NASA) The two images above show Earth mostly in the dark. They were shot on April 3, as Orion was on its way to lunar space. This is a six-second exposure of the stars seen outside Intregrity's window. To get a photo like this on Earth, you need several minutes of exposures for the star trails to start becoming clear. Orion, however, spent its journey to the moon rotating to distribute the heat buildup from the sun, a spin captured by the above photograph. This picture shows the moon with a brown, almost rust-colored region on its face. During their trip around the moon, the Artemis 2 astronauts described seeing browns, greens and other subtle colors on the lunar surface. This image of the moon's surface features two small craters named by the Artemis 2 crew. One they named "Integrity," after the spacecraft that kept them safe throughout their mission. The other they named "Carroll," after Wiseman's late wife, who died of cancer in 2020. From the far side of the moon , the astronauts snapped this photo through one of Orion's windows. It shows a quarter moon in the foreground, with a bright but tiny Earth behind. During their lunar flyby on April 6 , the Artemis 2 crew witnessed a solar eclipse from beyond the far side, when the sun dipped behind the planetary body's disk. For the astronauts, the sun's corona , or outer atmosphere, shone brightly, providing a rare perspective of the moon.</w:t>
+        <w:t>When solar storms strike Earth, they can disrupt power grids, rail systems, satellites, and even marine life. These effects arise because solar wind and geomagnetic activity disturb the magnetosphere-ionosphere system, generating electric and magnetic field variations that can resemble fainter signals from natural hazards. This risk is not theoretical.</w:t>
       </w:r>
     </w:p>
     <w:p>

--- a/iirs_daily_space_digest_06_05_2026.docx
+++ b/iirs_daily_space_digest_06_05_2026.docx
@@ -174,7 +174,7 @@
           <w:b/>
           <w:sz w:val="26"/>
         </w:rPr>
-        <w:t>2. Jitendra Singh congratulates ISRO for successful completion of IADT-02 for Gaganyaan Mission - DD News</w:t>
+        <w:t>2. ISRO completes preliminary design review of Venus Orbiter Mission - MSN</w:t>
       </w:r>
     </w:p>
     <w:p>
@@ -226,7 +226,7 @@
           <w:rFonts w:ascii="Times New Roman" w:hAnsi="Times New Roman"/>
           <w:sz w:val="21"/>
         </w:rPr>
-        <w:t>10/04/26 | 9:08 am | Gaganyaan mission ISRO Jitendra Singh Jitendra Singh congratulates ISRO for successful completion of IADT-02 for Gaganyaan Mission Union Minister Dr Jitendra Singh on Friday congratulated Indian Space Research Organisation (ISRO) for the successful completion of the Second Integrated Air Drop Test (IADT-02) for Gaganyaan, India's first human spaceflight mission scheduled for launch in 2027. He described the achievement as a significant milestone in preparing for the ambitious mission. Taking to social media platform X, Singh wrote, "Congratulations ISRO for the successful accomplishment of Second Integrated Air Drop Test (IADT-02) for Gaganyaan, India's first Human Space flight scheduled next year." He further noted, "The second Integrated Air Drop Test (IADT-02) was successfully conducted at Satish Dhawan Space Station, Sriharikota. This marks an important milestone towards the readiness for the Gaganyaan mission." India's first human spaceflight will be launched from Sriharikota in 2027. Although the mission has faced multiple delays due to its technological complexity, India has been developing the capabilities indigenously. Notably, such critical spaceflight technologies are closely guarded, and no country shares them. The government has allocated approximately Rs 10,000 crore for the Gaganyaan programme. The mission is now in its final phase, with the first crewed flight expected in the first quarter of 2027. Earlier, on April 8, ISRO Chairman V. Narayanan stated that all preparations for the uncrewed Gaganyaan missions are progressing smoothly. Speaking at the inaugural session of the 2nd International Conference on Smart Spacecraft Mission Operations, he said, "We are meeting just before the first uncrewed Gaganyaan mission. This is no ordinary mission but a crucial one for India. There will be three uncrewed missions before the final crewed launch. All activities for the first mission are progressing well, though challenges remain." The conference was also attended by former ISRO chiefs A.S. Kiran Kumar and S. Somanath, along with ISRO centre directors, students, and representatives from space startups. Meanwhile, India's human spaceflight preparations advanced further on April 4, as four selected astronauts began a high-altitude experiment in Ladakh under the "Mission Mitra" (Mapping of Interoperable Traits and Reliability Assessment). The programme aims to evaluate human performance in extreme environments. The astronauts, including Group Captain Shubhnashu Shukla and P. Balakrishnan Nair, arrived in Leh earlier this week for acclimatisation. The mission is supported by a multidisciplinary team of scientists, engineers, medical experts, and psychologists, marking another crucial step in India's journey towards human space exploration. -IANS 2 hours ago | Mumbai WAVES Doc Bazaar 2026 to return with new immersive market for storytelling The second edition of WAVES Doc Bazaar will be held from June 16 to 18, alongside the 19th Mumbai International Film Festival at the NFDC Complex in Mumbai. Positioned as a premier platform for documentary, animation and short filmmakers, WAVES Doc ... 2 hours ago | india sudan bilateral ties India, Sudan review full spectrum of bilateral ties at ninth FOC The ninth round of Foreign Office Consultations (FOC) between India and Sudan was held in Port Sudan on May 4, with both sides reviewing the full spectrum of bilateral ties and exploring ways to further strengthen cooperation. The Indian delegation ... 3 hours ago | digital health transformation Swasth Bharat Portal launched to integrate health systems, boost India's digital health transformation In a major push towards strengthening India's digital health ecosystem, Union Health Minister Jagat Prakash Nadda launched the Swasth Bharat Portal, a unified platform aimed at integrating fragmented health programme systems across the country. Th...</w:t>
+        <w:t>ISRO completes preliminary design review of Venus Orbiter Mission MSN</w:t>
       </w:r>
     </w:p>
     <w:p>
@@ -258,7 +258,7 @@
           <w:b/>
           <w:sz w:val="26"/>
         </w:rPr>
-        <w:t>3. ISRO completes preliminary design review of Venus Orbiter Mission - MSN</w:t>
+        <w:t>3. RPCAU, ISRO set to develop climate-smart farming model - The Times of India</w:t>
       </w:r>
     </w:p>
     <w:p>
@@ -291,6 +291,12 @@
     </w:p>
     <w:p>
       <w:pPr>
+        <w:jc w:val="center"/>
+      </w:pPr>
+      <w:r/>
+    </w:p>
+    <w:p>
+      <w:pPr>
         <w:sectPr>
           <w:type w:val="continuous"/>
           <w:pgSz w:w="12240" w:h="15840"/>
@@ -310,7 +316,7 @@
           <w:rFonts w:ascii="Times New Roman" w:hAnsi="Times New Roman"/>
           <w:sz w:val="21"/>
         </w:rPr>
-        <w:t>ISRO completes preliminary design review of Venus Orbiter Mission MSN</w:t>
+        <w:t>RPCAU, ISRO set to develop climate-smart farming model The Times of India</w:t>
       </w:r>
     </w:p>
     <w:p>
@@ -342,7 +348,7 @@
           <w:b/>
           <w:sz w:val="26"/>
         </w:rPr>
-        <w:t>4. RPCAU, ISRO set to develop climate-smart farming model - The Times of India</w:t>
+        <w:t>4. Two unauthorised drones spotted flying in ISRO no flying zone campus case registered probe on - Country and Politics</w:t>
       </w:r>
     </w:p>
     <w:p>
@@ -364,6 +370,180 @@
         <w:jc w:val="left"/>
       </w:pPr>
       <w:hyperlink r:id="rId14">
+        <w:r>
+          <w:rPr>
+            <w:color w:val="0000FF"/>
+            <w:u w:val="single"/>
+          </w:rPr>
+          <w:t>Read more</w:t>
+        </w:r>
+      </w:hyperlink>
+    </w:p>
+    <w:p>
+      <w:pPr>
+        <w:sectPr>
+          <w:type w:val="continuous"/>
+          <w:pgSz w:w="12240" w:h="15840"/>
+          <w:pgMar w:top="864" w:right="1008" w:bottom="864" w:left="1008" w:header="720" w:footer="720" w:gutter="0"/>
+          <w:cols w:space="360" w:num="1"/>
+          <w:docGrid w:linePitch="360"/>
+        </w:sectPr>
+      </w:pPr>
+    </w:p>
+    <w:p>
+      <w:pPr>
+        <w:spacing w:after="80" w:line="264" w:lineRule="auto"/>
+        <w:jc w:val="both"/>
+      </w:pPr>
+      <w:r>
+        <w:rPr>
+          <w:rFonts w:ascii="Times New Roman" w:hAnsi="Times New Roman"/>
+          <w:sz w:val="21"/>
+        </w:rPr>
+        <w:t>Pramesh S Jain The HAL police have registered an FIR against unknown person after two drones were found flying in ISRO no flying zone campus . Based on the complaint filed by Satish Kumar,security officer the police registered a case on Saturday charging the accused under section 329(3) tress pass and also under various sections of Aircraft act for further investigation. According to a complaint filed by Satish Kumar, Sub-Inspector with CISF Unit URSC (B),ISITE (M),the incident occurred on May 2,2026,at around 8:16 AM. A drone was allegedly spotted flying at an altitude of approximately 80 to 100 feet above the campus for a duration of 10 to 12 seconds. The ISITE campus is classified as a highly sensitive and restricted zone and has been designated as a"No Drone Zone." Officials stated that any aerial activity without prior authorization in such areas poses a serious threat to security and safety. Despite clear restrictions,unidentified persons reportedly operated the drone within the prohibited airspace. Authorities have flagged the violation as a serious concern,emphasizing that such actions could compromise national security. Police suspect that the drones used by some local for a program happened half a kilometer away from the site. The police are probing with the organizers for further investigation.</w:t>
+      </w:r>
+    </w:p>
+    <w:p>
+      <w:pPr>
+        <w:sectPr>
+          <w:type w:val="continuous"/>
+          <w:pgSz w:w="12240" w:h="15840"/>
+          <w:pgMar w:top="864" w:right="1008" w:bottom="864" w:left="1008" w:header="720" w:footer="720" w:gutter="0"/>
+          <w:cols w:space="360" w:num="2"/>
+          <w:docGrid w:linePitch="360"/>
+        </w:sectPr>
+      </w:pPr>
+    </w:p>
+    <w:p>
+      <w:pPr>
+        <w:pBdr>
+          <w:bottom w:val="single" w:sz="6" w:space="6" w:color="A6A6A6"/>
+        </w:pBdr>
+      </w:pPr>
+    </w:p>
+    <w:p/>
+    <w:p>
+      <w:pPr>
+        <w:spacing w:after="60"/>
+      </w:pPr>
+      <w:r>
+        <w:rPr>
+          <w:rFonts w:ascii="Times New Roman" w:hAnsi="Times New Roman"/>
+          <w:b/>
+          <w:sz w:val="26"/>
+        </w:rPr>
+        <w:t>5. Probe launched after drone spotted over ISRO's ISITE campus in Bengaluru - Dailyhunt</w:t>
+      </w:r>
+    </w:p>
+    <w:p>
+      <w:pPr>
+        <w:spacing w:after="60"/>
+      </w:pPr>
+      <w:r>
+        <w:rPr>
+          <w:rFonts w:ascii="Times New Roman" w:hAnsi="Times New Roman"/>
+          <w:i/>
+          <w:sz w:val="20"/>
+        </w:rPr>
+        <w:t>"ISRO OR NRSC OR IIRS after:2026-05-05" - Google News</w:t>
+      </w:r>
+    </w:p>
+    <w:p>
+      <w:pPr>
+        <w:spacing w:after="80"/>
+        <w:jc w:val="left"/>
+      </w:pPr>
+      <w:hyperlink r:id="rId15">
+        <w:r>
+          <w:rPr>
+            <w:color w:val="0000FF"/>
+            <w:u w:val="single"/>
+          </w:rPr>
+          <w:t>Read more</w:t>
+        </w:r>
+      </w:hyperlink>
+    </w:p>
+    <w:p>
+      <w:pPr>
+        <w:jc w:val="center"/>
+      </w:pPr>
+      <w:r/>
+    </w:p>
+    <w:p>
+      <w:pPr>
+        <w:sectPr>
+          <w:type w:val="continuous"/>
+          <w:pgSz w:w="12240" w:h="15840"/>
+          <w:pgMar w:top="864" w:right="1008" w:bottom="864" w:left="1008" w:header="720" w:footer="720" w:gutter="0"/>
+          <w:cols w:space="360" w:num="1"/>
+          <w:docGrid w:linePitch="360"/>
+        </w:sectPr>
+      </w:pPr>
+    </w:p>
+    <w:p>
+      <w:pPr>
+        <w:spacing w:after="80" w:line="264" w:lineRule="auto"/>
+        <w:jc w:val="both"/>
+      </w:pPr>
+      <w:r>
+        <w:rPr>
+          <w:rFonts w:ascii="Times New Roman" w:hAnsi="Times New Roman"/>
+          <w:sz w:val="21"/>
+        </w:rPr>
+        <w:t>According to a police complaint, a sub-inspector from the Central Industrial Security Force (CISF) spotted the drone flying around 80-100 feet above the campus for about 10-12 seconds before it disappeared at around 8.16 am. The ISITE campus is a highly sensitive area and has been officially classified as a restricted no-drone zone. Any unauthorised aerial activity in such zones poses a serious threat to security and safety, the complaint added. Police have registered a case against unknown persons for operating the drone in the prohibited area without permission. Though no clues have emerged yet, efforts are under way to trace the suspect, police said.</w:t>
+      </w:r>
+    </w:p>
+    <w:p>
+      <w:pPr>
+        <w:sectPr>
+          <w:type w:val="continuous"/>
+          <w:pgSz w:w="12240" w:h="15840"/>
+          <w:pgMar w:top="864" w:right="1008" w:bottom="864" w:left="1008" w:header="720" w:footer="720" w:gutter="0"/>
+          <w:cols w:space="360" w:num="2"/>
+          <w:docGrid w:linePitch="360"/>
+        </w:sectPr>
+      </w:pPr>
+    </w:p>
+    <w:p>
+      <w:pPr>
+        <w:pBdr>
+          <w:bottom w:val="single" w:sz="6" w:space="6" w:color="A6A6A6"/>
+        </w:pBdr>
+      </w:pPr>
+    </w:p>
+    <w:p/>
+    <w:p>
+      <w:pPr>
+        <w:spacing w:after="60"/>
+      </w:pPr>
+      <w:r>
+        <w:rPr>
+          <w:rFonts w:ascii="Times New Roman" w:hAnsi="Times New Roman"/>
+          <w:b/>
+          <w:sz w:val="26"/>
+        </w:rPr>
+        <w:t>6. Unauthorized Drone Intrusion Raises Alarm at ISRO Campus - Devdiscourse</w:t>
+      </w:r>
+    </w:p>
+    <w:p>
+      <w:pPr>
+        <w:spacing w:after="60"/>
+      </w:pPr>
+      <w:r>
+        <w:rPr>
+          <w:rFonts w:ascii="Times New Roman" w:hAnsi="Times New Roman"/>
+          <w:i/>
+          <w:sz w:val="20"/>
+        </w:rPr>
+        <w:t>"ISRO OR NRSC OR IIRS after:2026-05-05" - Google News</w:t>
+      </w:r>
+    </w:p>
+    <w:p>
+      <w:pPr>
+        <w:spacing w:after="80"/>
+        <w:jc w:val="left"/>
+      </w:pPr>
+      <w:hyperlink r:id="rId16">
         <w:r>
           <w:rPr>
             <w:color w:val="0000FF"/>
@@ -390,11 +570,11 @@
               <a:graphicData uri="http://schemas.openxmlformats.org/drawingml/2006/picture">
                 <pic:pic>
                   <pic:nvPicPr>
-                    <pic:cNvPr id="0" name="image.png"/>
+                    <pic:cNvPr id="0" name="image.jpg"/>
                     <pic:cNvPicPr/>
                   </pic:nvPicPr>
                   <pic:blipFill>
-                    <a:blip r:embed="rId15"/>
+                    <a:blip r:embed="rId17"/>
                     <a:stretch>
                       <a:fillRect/>
                     </a:stretch>
@@ -434,7 +614,7 @@
           <w:rFonts w:ascii="Times New Roman" w:hAnsi="Times New Roman"/>
           <w:sz w:val="21"/>
         </w:rPr>
-        <w:t>RPCAU, ISRO set to develop climate-smart farming model The Times of India</w:t>
+        <w:t>A potential security breach rattled the ISRO campus this week, as an unauthorized drone was reportedly seen hovering over the ISITE premises in Bengaluru. This area, strictly designated as a 'No Drone Zone', encountered the incursion at around 8:16 AM on May 2, raising immediate alarm. In response, law enforcement registered a case against anonymous operators, citing criminal trespass and illegal drone activity under the Aircraft Act, prompting a thorough investigation. (With inputs from agencies.)</w:t>
       </w:r>
     </w:p>
     <w:p>
@@ -466,7 +646,7 @@
           <w:b/>
           <w:sz w:val="26"/>
         </w:rPr>
-        <w:t>5. Two unauthorised drones spotted flying in ISRO no flying zone campus case registered probe on - Country and Politics</w:t>
+        <w:t>7. India aims to land astronauts on the Moon by 2040: Former ISRO chief - MSN</w:t>
       </w:r>
     </w:p>
     <w:p>
@@ -487,7 +667,7 @@
         <w:spacing w:after="80"/>
         <w:jc w:val="left"/>
       </w:pPr>
-      <w:hyperlink r:id="rId16">
+      <w:hyperlink r:id="rId12">
         <w:r>
           <w:rPr>
             <w:color w:val="0000FF"/>
@@ -518,7 +698,7 @@
           <w:rFonts w:ascii="Times New Roman" w:hAnsi="Times New Roman"/>
           <w:sz w:val="21"/>
         </w:rPr>
-        <w:t>Two unauthorised drones spotted flying in ISRO no flying zone campus case registered probe on Country and Politics</w:t>
+        <w:t>India aims to land astronauts on the Moon by 2040: Former ISRO chief MSN</w:t>
       </w:r>
     </w:p>
     <w:p>
@@ -550,7 +730,7 @@
           <w:b/>
           <w:sz w:val="26"/>
         </w:rPr>
-        <w:t>6. Probe launched after drone spotted over ISRO's ISITE campus in Bengaluru - Dailyhunt</w:t>
+        <w:t>8. NASA eClips and GLOBE Educators Strengthen a Regional STEM Ecosystem in Coastal Virginia</w:t>
       </w:r>
     </w:p>
     <w:p>
@@ -563,181 +743,7 @@
           <w:i/>
           <w:sz w:val="20"/>
         </w:rPr>
-        <w:t>"ISRO OR NRSC OR IIRS after:2026-05-05" - Google News</w:t>
-      </w:r>
-    </w:p>
-    <w:p>
-      <w:pPr>
-        <w:spacing w:after="80"/>
-        <w:jc w:val="left"/>
-      </w:pPr>
-      <w:hyperlink r:id="rId17">
-        <w:r>
-          <w:rPr>
-            <w:color w:val="0000FF"/>
-            <w:u w:val="single"/>
-          </w:rPr>
-          <w:t>Read more</w:t>
-        </w:r>
-      </w:hyperlink>
-    </w:p>
-    <w:p>
-      <w:pPr>
-        <w:jc w:val="center"/>
-      </w:pPr>
-      <w:r/>
-    </w:p>
-    <w:p>
-      <w:pPr>
-        <w:sectPr>
-          <w:type w:val="continuous"/>
-          <w:pgSz w:w="12240" w:h="15840"/>
-          <w:pgMar w:top="864" w:right="1008" w:bottom="864" w:left="1008" w:header="720" w:footer="720" w:gutter="0"/>
-          <w:cols w:space="360" w:num="1"/>
-          <w:docGrid w:linePitch="360"/>
-        </w:sectPr>
-      </w:pPr>
-    </w:p>
-    <w:p>
-      <w:pPr>
-        <w:spacing w:after="80" w:line="264" w:lineRule="auto"/>
-        <w:jc w:val="both"/>
-      </w:pPr>
-      <w:r>
-        <w:rPr>
-          <w:rFonts w:ascii="Times New Roman" w:hAnsi="Times New Roman"/>
-          <w:sz w:val="21"/>
-        </w:rPr>
-        <w:t>According to a police complaint, a sub-inspector from the Central Industrial Security Force (CISF) spotted the drone flying around 80-100 feet above the campus for about 10-12 seconds before it disappeared at around 8.16 am. The ISITE campus is a highly sensitive area and has been officially classified as a restricted no-drone zone. Any unauthorised aerial activity in such zones poses a serious threat to security and safety, the complaint added. Police have registered a case against unknown persons for operating the drone in the prohibited area without permission. Though no clues have emerged yet, efforts are under way to trace the suspect, police said.</w:t>
-      </w:r>
-    </w:p>
-    <w:p>
-      <w:pPr>
-        <w:sectPr>
-          <w:type w:val="continuous"/>
-          <w:pgSz w:w="12240" w:h="15840"/>
-          <w:pgMar w:top="864" w:right="1008" w:bottom="864" w:left="1008" w:header="720" w:footer="720" w:gutter="0"/>
-          <w:cols w:space="360" w:num="2"/>
-          <w:docGrid w:linePitch="360"/>
-        </w:sectPr>
-      </w:pPr>
-    </w:p>
-    <w:p>
-      <w:pPr>
-        <w:pBdr>
-          <w:bottom w:val="single" w:sz="6" w:space="6" w:color="A6A6A6"/>
-        </w:pBdr>
-      </w:pPr>
-    </w:p>
-    <w:p/>
-    <w:p>
-      <w:pPr>
-        <w:spacing w:after="60"/>
-      </w:pPr>
-      <w:r>
-        <w:rPr>
-          <w:rFonts w:ascii="Times New Roman" w:hAnsi="Times New Roman"/>
-          <w:b/>
-          <w:sz w:val="26"/>
-        </w:rPr>
-        <w:t>7. India aims to land astronauts on the Moon by 2040: Former ISRO chief - MSN</w:t>
-      </w:r>
-    </w:p>
-    <w:p>
-      <w:pPr>
-        <w:spacing w:after="60"/>
-      </w:pPr>
-      <w:r>
-        <w:rPr>
-          <w:rFonts w:ascii="Times New Roman" w:hAnsi="Times New Roman"/>
-          <w:i/>
-          <w:sz w:val="20"/>
-        </w:rPr>
-        <w:t>"ISRO OR NRSC OR IIRS after:2026-05-05" - Google News</w:t>
-      </w:r>
-    </w:p>
-    <w:p>
-      <w:pPr>
-        <w:spacing w:after="80"/>
-        <w:jc w:val="left"/>
-      </w:pPr>
-      <w:hyperlink r:id="rId13">
-        <w:r>
-          <w:rPr>
-            <w:color w:val="0000FF"/>
-            <w:u w:val="single"/>
-          </w:rPr>
-          <w:t>Read more</w:t>
-        </w:r>
-      </w:hyperlink>
-    </w:p>
-    <w:p>
-      <w:pPr>
-        <w:sectPr>
-          <w:type w:val="continuous"/>
-          <w:pgSz w:w="12240" w:h="15840"/>
-          <w:pgMar w:top="864" w:right="1008" w:bottom="864" w:left="1008" w:header="720" w:footer="720" w:gutter="0"/>
-          <w:cols w:space="360" w:num="1"/>
-          <w:docGrid w:linePitch="360"/>
-        </w:sectPr>
-      </w:pPr>
-    </w:p>
-    <w:p>
-      <w:pPr>
-        <w:spacing w:after="80" w:line="264" w:lineRule="auto"/>
-        <w:jc w:val="both"/>
-      </w:pPr>
-      <w:r>
-        <w:rPr>
-          <w:rFonts w:ascii="Times New Roman" w:hAnsi="Times New Roman"/>
-          <w:sz w:val="21"/>
-        </w:rPr>
-        <w:t>India aims to land astronauts on the Moon by 2040: Former ISRO chief MSN</w:t>
-      </w:r>
-    </w:p>
-    <w:p>
-      <w:pPr>
-        <w:sectPr>
-          <w:type w:val="continuous"/>
-          <w:pgSz w:w="12240" w:h="15840"/>
-          <w:pgMar w:top="864" w:right="1008" w:bottom="864" w:left="1008" w:header="720" w:footer="720" w:gutter="0"/>
-          <w:cols w:space="360" w:num="2"/>
-          <w:docGrid w:linePitch="360"/>
-        </w:sectPr>
-      </w:pPr>
-    </w:p>
-    <w:p>
-      <w:pPr>
-        <w:pBdr>
-          <w:bottom w:val="single" w:sz="6" w:space="6" w:color="A6A6A6"/>
-        </w:pBdr>
-      </w:pPr>
-    </w:p>
-    <w:p/>
-    <w:p>
-      <w:pPr>
-        <w:spacing w:after="60"/>
-      </w:pPr>
-      <w:r>
-        <w:rPr>
-          <w:rFonts w:ascii="Times New Roman" w:hAnsi="Times New Roman"/>
-          <w:b/>
-          <w:sz w:val="26"/>
-        </w:rPr>
-        <w:t>8. Mexico City is sinking up to 14 inches per year, satellite images show</w:t>
-      </w:r>
-    </w:p>
-    <w:p>
-      <w:pPr>
-        <w:spacing w:after="60"/>
-      </w:pPr>
-      <w:r>
-        <w:rPr>
-          <w:rFonts w:ascii="Times New Roman" w:hAnsi="Times New Roman"/>
-          <w:i/>
-          <w:sz w:val="20"/>
-        </w:rPr>
-        <w:t>Latest from Space.com</w:t>
+        <w:t>NASA</w:t>
       </w:r>
     </w:p>
     <w:p>
@@ -763,7 +769,7 @@
       <w:r>
         <w:drawing>
           <wp:inline xmlns:a="http://schemas.openxmlformats.org/drawingml/2006/main" xmlns:pic="http://schemas.openxmlformats.org/drawingml/2006/picture">
-            <wp:extent cx="4389120" cy="2468880"/>
+            <wp:extent cx="4389120" cy="4286451"/>
             <wp:docPr id="3" name="Picture 3"/>
             <wp:cNvGraphicFramePr>
               <a:graphicFrameLocks noChangeAspect="1"/>
@@ -784,7 +790,7 @@
                   <pic:spPr>
                     <a:xfrm>
                       <a:off x="0" y="0"/>
-                      <a:ext cx="4389120" cy="2468880"/>
+                      <a:ext cx="4389120" cy="4286451"/>
                     </a:xfrm>
                     <a:prstGeom prst="rect"/>
                   </pic:spPr>
@@ -816,7 +822,7 @@
           <w:rFonts w:ascii="Times New Roman" w:hAnsi="Times New Roman"/>
           <w:sz w:val="21"/>
         </w:rPr>
-        <w:t>Click for next article Mexico City is sinking, and a powerful new orbiting satellite that's monitoring changes in land levels all across the globe has discovered how quickly this is happening. It's all thanks to the mission's innovative dual-frequency band radar. NISAR, the NASA-ISRO Synthetic Aperture Radar satellite, launched on July 30, 2025 as a joint partnership between NASA and the Indian Space Research Organisation (ISRO). Its mission is to track in real-time surface changes on Earth, from ground subsidence and the retreat of glaciers to and the movement of tectonic plates and the spread of wildfires - all to a precision of within a centimeter. "Mexico City is a well-known hot spot when it comes to subsidence, and images like this are just the beginning for NISAR," said David Bekaert, of the Flemish Institute for Technological Research in Belgium and the NISAR science team, in a statement . It has been known since 1925 that much of the city, home to 20 million people, is sinking at a rate of up to 14 inches (35 centimeters) per year. This is the result of the city being built above an aquifer, or an underground layer of permeable rock and sand, left behind by an ancient lakebed - and the resulting groundwater pumping and the weight of its urban sprawl is compressing those sedimentary layers. The result is damage to buildings and infrastructure, such as the Mexico City Metro system. "NISAR's long-wavelength L-band radar will make it possible to detect and track land subsidence in more challenging and densely vegetated regions such as coastal communities where they may have the compounding effect of both land subsidence and sea level rise," said Craig Ferguson, who is NISAR's deputy manager at NASA Headquarters in Washington, D.C. NISAR is one of the most powerful radars ever launched into space. L-band refers to the microwave frequency of 1-2 gigahertz (GHz), but the satellite also carries an S-band radar that operates at longer frequencies of 2-4 GHz. NASA built the L-band radar that is sensitive to changes in bedrock and ice, and which was utilized in this study of Mexico City, while ISRO built the S-band radar that is sensitive to changes in vegetation. A visualization of the NISAR satellite above Earth. (Image credit: NASA/JPL-Caltech) Both L- and S-band radars are synthetic aperture radars. As the spacecraft moves in orbit around Earth , covering the entire surface every 12 days, its motion results in it scanning a much larger area on the ground than the size of its true aperture. Hence it has a "synthetic" aperture and blurring of the resulting radar image is avoided by firing thousands of radar pulses per second. NISAR is the first mission to carry both an L-band and an S-band synthetic aperture. The radar reflections are captured by NISAR's 39-foot (12-meter) drum-shaped collector, the largest radar antenna reflector NASA has ever built. "We're going to see an influx of new discoveries from all over the world, given the unique sensing capabilities of NISAR and its consistent global coverage," said Bekaert. The radar image of Mexico City looks like a contradictory splash of blue and yellow paint. These colors are false, designed to highlight shifts in the ground. Dark blue represents parts of the city that have subsided by more than 0.5 inches (2 cm) during the period between October 2025 and January 2026, which is Mexico's dry season. Yellow and green areas are residual noise. This would be expected to decrease as NISAR makes more passes over Mexico and the signal-to-noise ratio improves. "Images like this confirm that NISAR's measurements align with expectations," said Ferguson. As one of the quickest subsiding capitals in the world, Mexico City is therefore the perfect opportunity for NISAR to test its skills. To place its rate of subsidence into context, the towering Angel of Independence - a 118-foot-tall (36-meter-tall) spire with a golden statue of an angel perched atop that commemorates Mexico earning its independence - on the Paseo de la Reforma in the heart of Mexico City has required 14 new steps to be added to it since its construction in 1910.</w:t>
+        <w:t>Jessica Taylor, Physical Scientist at NASA Langley Research Center and Principle Investigator for GLOBE Clouds and the My NASA Data project, explains calibration of an infrared thermometer. Thirty-eight science educators representing seven school districts across Virginia's Tidewater region joined forces with community organizations, such as the Elizabeth River Project, to deepen their instructional practice through a dynamic collaboration between NASA eClips and the GLOBE (Global Learning and Observation to Benefit the Environment) Program. Together, these groups are cultivating a regional STEM ecosystem that connects classrooms, community science, and NASA resources in meaningful and lasting ways. As part of NASA's Science Activation Program, NASA eClips engages educators and learners with standards-aligned resources grounded in authentic NASA science. Complementing this work, the GLOBE Program empowers participants to contribute to citizen science through environmental data collection and analysis. The partnership between these two programs creates a powerful bridge between content knowledge and real-world application - bringing Earth Systems science to life for both educators and learners. Educators gathered for a three-hour professional learning experience on March 7 or April 18, 2026 at the National Institute of Aerospace in Hampton, Virginia. Through hands-on investigations, participants explored how land cover influences surface temperature, how clouds impact atmospheric conditions, and how soil plays a critical role in environmental systems. These experiences were anchored in NASA eClips resources and GLOBE protocols, offering practical strategies for teaching key Virginia Science Standards of Learning related to weather, climate, land covering, and Earth's energy budget. Participants calibrated and used scientific instruments such as infrared thermometers and multi-day minimum/maximum thermometers, gaining confidence in collecting accurate environmental data. They examined the urban heat island effect, engaged in interactive activities including an energetic cloud dance and a cloud opacity demonstration, and learned how to contribute observations through practice of using the GLOBE Observer app. These immersive experiences not only strengthened content knowledge but also modeled how authentic science practices can be integrated into classroom instruction. This initiative builds on two years of intentional collaboration among the NASA eClips Educators from the National Institute of Aerospace's Center for Integrative STEM Education (NIA-CISE); GLOBE scientists from NASA Langley Research Center; and regional school divisions and community organizations that laid the foundation for a sustainable regional STEM ecosystem. Support from the Coastal Virginia STEM Hub, funded through the Virginia General Assembly, has been instrumental in expanding access to these opportunities. Grant funding provided educator stipends and enabled the purchase of essential equipment, including weather instrument shelters and soil kits. In a powerful example of cross-sector collaboration, the instrument shelters were constructed by Career and Technical Education (CTE) students in Hampton City Schools and Norfolk Public Schools using GLOBE specifications, further connecting students to the scientific process while supporting their peers' learning. As participating school divisions and community organizations integrate NASA eClips and GLOBE resources into their curricula and outreach efforts, they are ensuring that all learners have access to authentic, data-driven science experiences. Together, this network of educators, students, and partners is not only enhancing science education, but also building a connected, collaborative STEM ecosystem where learning extends beyond the classroom and into the community. NASA eClips, led by NIA-CISE, is supported by NASA under cooperative agreement award number NNX16AB91A and is part of NASA's Science Activation Portfolio. Learn more about how Science Activation connects NASA science experts, real content, and experiences with community leaders to do science in ways that activate minds and promote deeper understanding of our world and beyond: https://science.nasa.gov/learn/about-science-activation/</w:t>
       </w:r>
     </w:p>
     <w:p>
@@ -848,7 +854,7 @@
           <w:b/>
           <w:sz w:val="26"/>
         </w:rPr>
-        <w:t>9. NASA just released 12,000 photos from Artemis 2. Here are our top picks</w:t>
+        <w:t>9. NASA's Perseverance Mars Rover Surveys 'Crocodile Bridge'</w:t>
       </w:r>
     </w:p>
     <w:p>
@@ -861,7 +867,7 @@
           <w:i/>
           <w:sz w:val="20"/>
         </w:rPr>
-        <w:t>Latest from Space.com</w:t>
+        <w:t>NASA</w:t>
       </w:r>
     </w:p>
     <w:p>
@@ -887,7 +893,7 @@
       <w:r>
         <w:drawing>
           <wp:inline xmlns:a="http://schemas.openxmlformats.org/drawingml/2006/main" xmlns:pic="http://schemas.openxmlformats.org/drawingml/2006/picture">
-            <wp:extent cx="4389120" cy="2468880"/>
+            <wp:extent cx="4389120" cy="997839"/>
             <wp:docPr id="4" name="Picture 4"/>
             <wp:cNvGraphicFramePr>
               <a:graphicFrameLocks noChangeAspect="1"/>
@@ -908,7 +914,7 @@
                   <pic:spPr>
                     <a:xfrm>
                       <a:off x="0" y="0"/>
-                      <a:ext cx="4389120" cy="2468880"/>
+                      <a:ext cx="4389120" cy="997839"/>
                     </a:xfrm>
                     <a:prstGeom prst="rect"/>
                   </pic:spPr>
@@ -940,7 +946,7 @@
           <w:rFonts w:ascii="Times New Roman" w:hAnsi="Times New Roman"/>
           <w:sz w:val="21"/>
         </w:rPr>
-        <w:t>Click for next article You can now browse through more than 12,000 photos taken by the Artemis 2 astronauts during their mission around the moon. The images range from stunning views of Earth to shots of the astronauts inside their Orion capsule to breathtaking images of the moon and the crew's unique perspective from beyond its far side. They're the first pictures taken by astronauts traveling beyond low Earth orbit in more than 50 years, and they show our home planet and its celestial neighbor in brand new, incredible ways. The 10-day Artemis 2 mission launched on April 1 , flying NASA astronauts Reid Wiseman, Victor Glover and Christina Koch, as well as Canadian Space Agency astronaut Jeremy Hansen, on a journey around the moon aboard the Orion space capsule "Integrity". The crew managed to transmit a few photos during their mission, but due to data limits, NASA was forced to wait for the physical SD cards to return to Earth before recovering the bulk of the data. Since their successful splashdown in the Pacific Ocean on April 10 , NASA has been poring through all the photos they took - and now you can, too. Many photos were released in the weeks following the mission's end, but now NASA has released a whopping 12,217. You can scroll through them yourself on the agency's public archive of astronaut photographs. Here are some of our top picks. (Image credit: NASA) The two images above show Earth mostly in the dark. They were shot on April 3, as Orion was on its way to lunar space. This is a six-second exposure of the stars seen outside Intregrity's window. To get a photo like this on Earth, you need several minutes of exposures for the star trails to start becoming clear. Orion, however, spent its journey to the moon rotating to distribute the heat buildup from the sun, a spin captured by the above photograph. This picture shows the moon with a brown, almost rust-colored region on its face. During their trip around the moon, the Artemis 2 astronauts described seeing browns, greens and other subtle colors on the lunar surface. This image of the moon's surface features two small craters named by the Artemis 2 crew. One they named "Integrity," after the spacecraft that kept them safe throughout their mission. The other they named "Carroll," after Wiseman's late wife, who died of cancer in 2020. From the far side of the moon , the astronauts snapped this photo through one of Orion's windows. It shows a quarter moon in the foreground, with a bright but tiny Earth behind. During their lunar flyby on April 6 , the Artemis 2 crew witnessed a solar eclipse from beyond the far side, when the sun dipped behind the planetary body's disk. For the astronauts, the sun's corona , or outer atmosphere, shone brightly, providing a rare perspective of the moon.</w:t>
+        <w:t>Description NASA's Perseverance Mars rover used its Mastcam-Z camera system to capture this 360-degree panorama of a region nicknamed "Crocodile Bridge" on Jezero Crater's rim. The panorama is made up of 980 images, 971 of which were taken on Dec. 18, 2025, the 1,717th Martian day, or sol, of the mission. An additional nine were taken on Jan. 25, 2026, Sol 1,754. This natural-color view has been processed to show the landscape as the human eye would see it. Jezero Crater's rim and the regions around it hold some of the oldest rocks anywhere in the solar system; they serve as time capsules of the Red Planet's early history, when its crust and atmosphere were still forming. No terrain this ancient exists on Earth, where tectonic plates constantly recycle the surface. (Mars lacks tectonic plates, allowing some of this very old material to be preserved.) "Crocodile Bridge" represents a transition into an area nicknamed "Lac de Charmes," which Perseverance will explore for several months later this year. [Full-resolution image versions of figures A through E can be downloaded at the bottom of this page.] Figure A (low resolution) Figure A is the natural-color view panorama. Figure B (low resolution) Figure B is the same panorama in an enhanced-color view, which brings out subtle details. Figure C (low resolution) Figure C is an anaglyph (3D) version of the natural-color view of the panorama. Figure D (low resolution) Figure D is an anaglyph red-color view of the enhanced version of the panorama. Figure E (low resolution) Figure E is an anaglyph blue-color view of the enhanced version of the panorama. Managed for NASA by Caltech, NASA's Jet Propulsion Laboratory in Southern California built and manages operations of the Perseverance rover on behalf of the agency's Science Mission Directorate as part of NASA's Mars Exploration Program portfolio. Arizona State University leads the operations of the Mastcam-Z instrument, working in collaboration with Malin Space Science Systems in San Diego, on the design, fabrication, testing, and operation of the cameras, and in collaboration with the Niels Bohr Institute of the University of Copenhagen on the design, fabrication, and testing of the calibration targets. To learn more about Perseverance, visit: science.nasa.gov/mission/mars-2020-perseverance</w:t>
       </w:r>
     </w:p>
     <w:p>
@@ -972,7 +978,7 @@
           <w:b/>
           <w:sz w:val="26"/>
         </w:rPr>
-        <w:t>10. Watch SpaceX Starlink train circle Earth in amazing satellite video</w:t>
+        <w:t>10. 650 NASA Volunteers Have Co-Authored Scientific Papers</w:t>
       </w:r>
     </w:p>
     <w:p>
@@ -985,7 +991,7 @@
           <w:i/>
           <w:sz w:val="20"/>
         </w:rPr>
-        <w:t>Latest from Space.com</w:t>
+        <w:t>NASA</w:t>
       </w:r>
     </w:p>
     <w:p>
@@ -1011,7 +1017,7 @@
       <w:r>
         <w:drawing>
           <wp:inline xmlns:a="http://schemas.openxmlformats.org/drawingml/2006/main" xmlns:pic="http://schemas.openxmlformats.org/drawingml/2006/picture">
-            <wp:extent cx="4389120" cy="2468740"/>
+            <wp:extent cx="4389120" cy="2468880"/>
             <wp:docPr id="5" name="Picture 5"/>
             <wp:cNvGraphicFramePr>
               <a:graphicFrameLocks noChangeAspect="1"/>
@@ -1032,7 +1038,7 @@
                   <pic:spPr>
                     <a:xfrm>
                       <a:off x="0" y="0"/>
-                      <a:ext cx="4389120" cy="2468740"/>
+                      <a:ext cx="4389120" cy="2468880"/>
                     </a:xfrm>
                     <a:prstGeom prst="rect"/>
                   </pic:spPr>
@@ -1064,7 +1070,7 @@
           <w:rFonts w:ascii="Times New Roman" w:hAnsi="Times New Roman"/>
           <w:sz w:val="21"/>
         </w:rPr>
-        <w:t>Click for next article A video captured by a newly launched SpaceX Starlink satellite shows us what it's like to zoom above our beautiful blue planet. The 3.5-minute-long video was posted on X on Monday (May 4) by Michael Nicolls, vice president of Starlink engineering at SpaceX . It features footage from one of the 29 satellites that launched to orbit on May 1 atop a Falcon 9 rocket from Florida's Space Coast. "Watch as the Starlink sats cruise over an entire orbit, through sunrise and sunset, and slowly separate from each [other] as they complete their post-launch deployment sequence before beginning orbit raise," Nicolls wrote in the post . Screenshot from a video captured by a SpaceX Starlink satellite shortly after its deployment into space on May 1, 2026. (Image credit: SpaceX/Starlink/Michael Nicolls) "The satellites are stacked like a deck of cards in the rocket, which slowly spins when dispensing to impart a small velocity difference, ensuring deconfliction. May the @Starlink be with you," he added. That last sentence was likely a nod to the fact that he posted the video on Star Wars Day (May 4, from "May the Force be with you"). SpaceX has shown us Starlink satellites in orbit before, but those views have generally been pre-deployment, focused on spacecraft still stacked on their Falcon 9 rocket's upper stage. This video is something new, especially because it shows multiple members of the 29-satellite train and tracks a substantial part of their initial journey around Earth. That said, lots of Starlink satellites have gotten this view to date. The Starlink megaconstellation - by far the biggest spacecraft network ever assembled - currently consists of more than 10,300 satellites . And it's growing all the time. SpaceX has launched 53 Falcon 9 missions so far in 2026, and 43 of them have been Starlink flights.</w:t>
+        <w:t>After a recent count, NASA Citizen Science is proud to report that more than 650 people who have volunteered to participate in NASA citizen science projects have co-authored peer-reviewed research papers with scientists on those project teams. These volunteers made incredible contributions like: And all of them saw their passion and dedication translated into lasting contributions to the scientific literature that will inform generations of researchers to come. Explore these frequently asked questions and discover how you, too, can be a part of scientific discovery and become a co-author. Why do peer-reviewed research papers matter? When scientists make a discovery, they write up the details of their research and its results in a manuscript and submit it to a scientific journal. The journal's editors subject the manuscript to the 'peer-review' process, in which they invite other scientists to verify and validate the methods used and the novelty and importance of the results. Peer-reviewed research papers are the primary way scientists document what they discover or learn and share it with each other and the world. Once a paper passes the peer-review process, it is published where other scientists can read it, criticize it, and build on it. Contributing to published scientific literature is an important and celebrated part of a scientific career - for PhD scientists and citizen scientists alike. A list of published papers is the core of any scientist's resume, and any budding scientist's first publication is widely considered a milestone worth celebrating. Three cheers for each and every one of the 650 published citizen science project volunteers! How can I get involved in writing a scientific paper through NASA citizen science? Sometimes, volunteers get lucky - they're simply notified by the project science team that their contributions have made it into a scientific paper. However, if you are determined to become a published author, it helps to choose your project carefully and then to take initiative. First, find a project that interests you. In the words of citizen scientist Michael Primm, "pick one or more [projects that] appeal to you, and try them out for size. If you don't like them, try other ones." Once you have a project you like, do the task frequently enough to get comfortable and confident. Read all the project material you can, including any frequently asked questions and blog posts the team may have written. Many of the extraordinary breakthroughs in these projects come from participants noticing patterns in the data that are unusual - you can't do this unless you've developed a good sense of what's "normal." "Find a project where you can communicate directly with the scientists involved," said Marc Kuchner, citizen science officer, NASA Headquarters in Washington. "That way, you can get the coaching and mentorship you need to learn the paper-writing process." A good place to start is with the projects listed on the publications by NASA citizen scientists webpage, since these projects have track records of involving volunteers in papers. "After you've followed the instructions and participated in a project, it's all about asking questions!" said Kuchner. "Ask other participants first, and read the project's FAQ and Research pages. Dig into scientific journal articles, if you can. Before long, you'll find yourself with a novel and meaningful question nobody knows the answer to. Then you'll have an excellent reason to start a conversation with the science team." Second, look for ways to interact with project scientists and teams and stay informed and involved. Many NASA citizen science project teams have regular calls or meetings with participants. They also sometimes give participants the option to sign up for an email list, through which they share additional opportunities to interact with the scientists leading the projects. "Don't be afraid to ask for help, either from your fellow citizen scientists or even the pros of the project you're working on," said citizen scientist Les Hamlet, co-author of three papers and counting. NASA partner SciStarter also hosts a series of Do NASA Science Live virtual events, which offer another way to meet scientists. These virtual events, held roughly once a month, feature experts from NASA citizen science projects who are eager to interact with volunteers. You can see the schedule and sign up here for the next Do NASA Science Live event. Many projects have virtual bulletin boards, like the "TALK" boards of Zooniverse-hosted projects, which can facilitate discussions with the science team. Or you can reach out by email to the science team by looking them up on the project's team page. Just remember these science teams are busy, so do your homework first by reading all the project materials before you reach out. NASA volunteer Michiharu Hyogo offered some tips to help others get started on the journey toward becoming a published author. There are also numerous online resources and guides for anyone new to writing scientific papers. What if I'm still a student? Can I get involved in writing a paper? Yes, the same advice above applies to students. There's no better way to explore whether or not you'd like to pursue a career in science or a new scientific field of study than to do the work of a scientist and get involved in the process of publishing your findings. If you become a published co-author, you'll also have the added advantage of listing your publication on your resume for internship, undergraduate, or graduate school applications. Several high school students and many undergraduate or graduate students have written papers with NASA citizen science project teams, including Matteo Kimura, Emily Burns-Kaurin, Darcy Wenn, and Michaela B. Allen. A few NASA citizen scientists who have co-authored scientific papers present their findings. Clockwise from the upper left: Peter Jalowiczor, Michael Hunnekul, Danny Roylance, Michaela Allen, and Svetoslav Alexandrov. Ride the rollercoaster! Science can be unpredictable, which can make writing papers feel like a roller-coaster ride at times. "Don't give up if your first try was not successful," said published citizen scientist Michael Hunnekuhl. Most projects take years to produce results. Sometimes, nature doesn't cooperate, and a science team must change directions instead of writing the paper they initially imagined. But with 42 citizen science projects online, NASA has plenty of room for your science ambitions. Go to https://science.nasa.gov/citizen-science/, pick a project, and start your science journey today.</w:t>
       </w:r>
     </w:p>
     <w:p>
@@ -1096,7 +1102,7 @@
           <w:b/>
           <w:sz w:val="26"/>
         </w:rPr>
-        <w:t>11. Former NASA chief Jim Bridenstine takes over as CEO of Quantum Space</w:t>
+        <w:t>11. NASA's Curiosity Rover Frees Its Drill From a Rock</w:t>
       </w:r>
     </w:p>
     <w:p>
@@ -1109,7 +1115,7 @@
           <w:i/>
           <w:sz w:val="20"/>
         </w:rPr>
-        <w:t>Latest from Space.com</w:t>
+        <w:t>NASA</w:t>
       </w:r>
     </w:p>
     <w:p>
@@ -1135,8 +1141,222 @@
       <w:r>
         <w:drawing>
           <wp:inline xmlns:a="http://schemas.openxmlformats.org/drawingml/2006/main" xmlns:pic="http://schemas.openxmlformats.org/drawingml/2006/picture">
-            <wp:extent cx="4389120" cy="2468880"/>
+            <wp:extent cx="4389120" cy="4389120"/>
             <wp:docPr id="6" name="Picture 6"/>
+            <wp:cNvGraphicFramePr>
+              <a:graphicFrameLocks noChangeAspect="1"/>
+            </wp:cNvGraphicFramePr>
+            <a:graphic>
+              <a:graphicData uri="http://schemas.openxmlformats.org/drawingml/2006/picture">
+                <pic:pic>
+                  <pic:nvPicPr>
+                    <pic:cNvPr id="0" name="image.gif"/>
+                    <pic:cNvPicPr/>
+                  </pic:nvPicPr>
+                  <pic:blipFill>
+                    <a:blip r:embed="rId25"/>
+                    <a:stretch>
+                      <a:fillRect/>
+                    </a:stretch>
+                  </pic:blipFill>
+                  <pic:spPr>
+                    <a:xfrm>
+                      <a:off x="0" y="0"/>
+                      <a:ext cx="4389120" cy="4389120"/>
+                    </a:xfrm>
+                    <a:prstGeom prst="rect"/>
+                  </pic:spPr>
+                </pic:pic>
+              </a:graphicData>
+            </a:graphic>
+          </wp:inline>
+        </w:drawing>
+      </w:r>
+    </w:p>
+    <w:p>
+      <w:pPr>
+        <w:sectPr>
+          <w:type w:val="continuous"/>
+          <w:pgSz w:w="12240" w:h="15840"/>
+          <w:pgMar w:top="864" w:right="1008" w:bottom="864" w:left="1008" w:header="720" w:footer="720" w:gutter="0"/>
+          <w:cols w:space="360" w:num="1"/>
+          <w:docGrid w:linePitch="360"/>
+        </w:sectPr>
+      </w:pPr>
+    </w:p>
+    <w:p>
+      <w:pPr>
+        <w:spacing w:after="80" w:line="264" w:lineRule="auto"/>
+        <w:jc w:val="both"/>
+      </w:pPr>
+      <w:r>
+        <w:rPr>
+          <w:rFonts w:ascii="Times New Roman" w:hAnsi="Times New Roman"/>
+          <w:sz w:val="21"/>
+        </w:rPr>
+        <w:t>Description This series of images shows NASA's Curiosity Mars rover as it got a rock stuck to the drill on the end of its robotic arm and, after waving the arm and running the drill a few times, finally detached the rock. The imagery showing the entire process was captured by the black-and-white hazard cameras on the front of Curiosity's chassis and by navigation cameras on its mast, or head. On April 25, 2026, Curiosity drilled a sample from a rock nicknamed "Atacama," which is an estimated 1.5 feet in diameter at its base, 6 inches thick and weighs roughly 28.6 pounds (13 kilograms). When the rover retracted its arm, the entire rock lifted out of the ground, suspended by the fixed sleeve that surrounds the rotating drill bit. Drilling has fractured or separated the upper layers of rocks in the past, but a rock has never remained attached to the drill sleeve. The team initially tried vibrating the drill to shake off the rock, but saw no change. Then, on April 29, they tried reorienting Curiosity's robotic arm and vibrating the drill again. Imagery in the GIF shows sand falling from Atacama, but the rock stayed attached to the rover. Finally, on May 1, Curiosity's team tried again, tilting the drill more, rotating and vibrating the drill, and spinning the drill bit. The team planned to perform these actions multiple times but the rock came off on the first round, fracturing as it hit the ground. Figure A Figure A is the same GIF with yellow time stamps added in the upper left corner. Figure B Figure B is an alternate view of the same activities from the navigation cameras on Curiosity's mast, or head. Curiosity was built by NASA's Jet Propulsion Laboratory, which is managed by Caltech in Pasadena, California. JPL leads the mission on behalf of NASA's Science Mission Directorate in Washington as part of NASA's Mars Exploration Program portfolio. To learn more about Curiosity, visit: science.nasa.gov/mission/msl-curiosity</w:t>
+      </w:r>
+    </w:p>
+    <w:p>
+      <w:pPr>
+        <w:sectPr>
+          <w:type w:val="continuous"/>
+          <w:pgSz w:w="12240" w:h="15840"/>
+          <w:pgMar w:top="864" w:right="1008" w:bottom="864" w:left="1008" w:header="720" w:footer="720" w:gutter="0"/>
+          <w:cols w:space="360" w:num="2"/>
+          <w:docGrid w:linePitch="360"/>
+        </w:sectPr>
+      </w:pPr>
+    </w:p>
+    <w:p>
+      <w:pPr>
+        <w:pBdr>
+          <w:bottom w:val="single" w:sz="6" w:space="6" w:color="A6A6A6"/>
+        </w:pBdr>
+      </w:pPr>
+    </w:p>
+    <w:p/>
+    <w:p>
+      <w:pPr>
+        <w:spacing w:after="60"/>
+      </w:pPr>
+      <w:r>
+        <w:rPr>
+          <w:rFonts w:ascii="Times New Roman" w:hAnsi="Times New Roman"/>
+          <w:b/>
+          <w:sz w:val="26"/>
+        </w:rPr>
+        <w:t>12. NASA Astronaut to Answer Questions from Students in Florida</w:t>
+      </w:r>
+    </w:p>
+    <w:p>
+      <w:pPr>
+        <w:spacing w:after="60"/>
+      </w:pPr>
+      <w:r>
+        <w:rPr>
+          <w:rFonts w:ascii="Times New Roman" w:hAnsi="Times New Roman"/>
+          <w:i/>
+          <w:sz w:val="20"/>
+        </w:rPr>
+        <w:t>NASA</w:t>
+      </w:r>
+    </w:p>
+    <w:p>
+      <w:pPr>
+        <w:spacing w:after="80"/>
+        <w:jc w:val="left"/>
+      </w:pPr>
+      <w:hyperlink r:id="rId26">
+        <w:r>
+          <w:rPr>
+            <w:color w:val="0000FF"/>
+            <w:u w:val="single"/>
+          </w:rPr>
+          <w:t>Read more</w:t>
+        </w:r>
+      </w:hyperlink>
+    </w:p>
+    <w:p>
+      <w:pPr>
+        <w:jc w:val="center"/>
+      </w:pPr>
+      <w:r/>
+    </w:p>
+    <w:p>
+      <w:pPr>
+        <w:sectPr>
+          <w:type w:val="continuous"/>
+          <w:pgSz w:w="12240" w:h="15840"/>
+          <w:pgMar w:top="864" w:right="1008" w:bottom="864" w:left="1008" w:header="720" w:footer="720" w:gutter="0"/>
+          <w:cols w:space="360" w:num="1"/>
+          <w:docGrid w:linePitch="360"/>
+        </w:sectPr>
+      </w:pPr>
+    </w:p>
+    <w:p>
+      <w:pPr>
+        <w:spacing w:after="80" w:line="264" w:lineRule="auto"/>
+        <w:jc w:val="both"/>
+      </w:pPr>
+      <w:r>
+        <w:rPr>
+          <w:rFonts w:ascii="Times New Roman" w:hAnsi="Times New Roman"/>
+          <w:sz w:val="21"/>
+        </w:rPr>
+        <w:t>NASA astronaut Chris Williams calls down to mission controllers during Crew Medical Officer training while inside the International Space Station's Destiny laboratory module. Credit: NASA/Jessica Meir Students in Florida will hear from NASA astronaut Chris Williams as he answers prerecorded science, technology, engineering, and mathematics (STEM) questions while aboard the International Space Station. The Earth-to-space call will begin at 11 a.m. EDT Friday, May 8, and will stream live on the agency's Learn With NASA YouTube channel. This event is hosted by the Aurelia M. Cole Academy in Clermont, Florida, for students in grades K-12 and members of the community. This unique opportunity aims to deepen understanding of space exploration and enhance awareness of STEM careers. Media interested in covering the event must RSVP by 5 p.m., Thursday, May 7, to Sherri Owens at: 352-253-6522 or owenss@lake.k12.fl.us. For more than 25 years, astronauts have continuously lived and worked aboard the space station, testing technologies, performing science, and developing skills needed to explore farther from Earth. Astronauts communicate with NASA's Mission Control Center in Houston 24 hours a day through SCaN's (Space Communications and Navigation) Near Space Network. Research and technology investigations taking place aboard the space station benefit people on Earth and support other agency work, including missions at the Moon. As part of NASA's Artemis program, the agency will send astronauts to the Moon to prepare for future human exploration of Mars, inspiring the world through discovery in a new Golden Age of innovation and exploration. See more information on NASA in-flight calls at: https://www.nasa.gov/stemonstation</w:t>
+      </w:r>
+    </w:p>
+    <w:p>
+      <w:pPr>
+        <w:sectPr>
+          <w:type w:val="continuous"/>
+          <w:pgSz w:w="12240" w:h="15840"/>
+          <w:pgMar w:top="864" w:right="1008" w:bottom="864" w:left="1008" w:header="720" w:footer="720" w:gutter="0"/>
+          <w:cols w:space="360" w:num="2"/>
+          <w:docGrid w:linePitch="360"/>
+        </w:sectPr>
+      </w:pPr>
+    </w:p>
+    <w:p>
+      <w:pPr>
+        <w:pBdr>
+          <w:bottom w:val="single" w:sz="6" w:space="6" w:color="A6A6A6"/>
+        </w:pBdr>
+      </w:pPr>
+    </w:p>
+    <w:p/>
+    <w:p>
+      <w:pPr>
+        <w:spacing w:after="60"/>
+      </w:pPr>
+      <w:r>
+        <w:rPr>
+          <w:rFonts w:ascii="Times New Roman" w:hAnsi="Times New Roman"/>
+          <w:b/>
+          <w:sz w:val="26"/>
+        </w:rPr>
+        <w:t>13. NASA'S Juno Misson Captures Jupiter Moon Thebe</w:t>
+      </w:r>
+    </w:p>
+    <w:p>
+      <w:pPr>
+        <w:spacing w:after="60"/>
+      </w:pPr>
+      <w:r>
+        <w:rPr>
+          <w:rFonts w:ascii="Times New Roman" w:hAnsi="Times New Roman"/>
+          <w:i/>
+          <w:sz w:val="20"/>
+        </w:rPr>
+        <w:t>NASA</w:t>
+      </w:r>
+    </w:p>
+    <w:p>
+      <w:pPr>
+        <w:spacing w:after="80"/>
+        <w:jc w:val="left"/>
+      </w:pPr>
+      <w:hyperlink r:id="rId27">
+        <w:r>
+          <w:rPr>
+            <w:color w:val="0000FF"/>
+            <w:u w:val="single"/>
+          </w:rPr>
+          <w:t>Read more</w:t>
+        </w:r>
+      </w:hyperlink>
+    </w:p>
+    <w:p>
+      <w:pPr>
+        <w:spacing w:after="120"/>
+        <w:jc w:val="center"/>
+      </w:pPr>
+      <w:r>
+        <w:drawing>
+          <wp:inline xmlns:a="http://schemas.openxmlformats.org/drawingml/2006/main" xmlns:pic="http://schemas.openxmlformats.org/drawingml/2006/picture">
+            <wp:extent cx="4389120" cy="4389120"/>
+            <wp:docPr id="7" name="Picture 7"/>
             <wp:cNvGraphicFramePr>
               <a:graphicFrameLocks noChangeAspect="1"/>
             </wp:cNvGraphicFramePr>
@@ -1148,7 +1368,131 @@
                     <pic:cNvPicPr/>
                   </pic:nvPicPr>
                   <pic:blipFill>
-                    <a:blip r:embed="rId25"/>
+                    <a:blip r:embed="rId28"/>
+                    <a:stretch>
+                      <a:fillRect/>
+                    </a:stretch>
+                  </pic:blipFill>
+                  <pic:spPr>
+                    <a:xfrm>
+                      <a:off x="0" y="0"/>
+                      <a:ext cx="4389120" cy="4389120"/>
+                    </a:xfrm>
+                    <a:prstGeom prst="rect"/>
+                  </pic:spPr>
+                </pic:pic>
+              </a:graphicData>
+            </a:graphic>
+          </wp:inline>
+        </w:drawing>
+      </w:r>
+    </w:p>
+    <w:p>
+      <w:pPr>
+        <w:sectPr>
+          <w:type w:val="continuous"/>
+          <w:pgSz w:w="12240" w:h="15840"/>
+          <w:pgMar w:top="864" w:right="1008" w:bottom="864" w:left="1008" w:header="720" w:footer="720" w:gutter="0"/>
+          <w:cols w:space="360" w:num="1"/>
+          <w:docGrid w:linePitch="360"/>
+        </w:sectPr>
+      </w:pPr>
+    </w:p>
+    <w:p>
+      <w:pPr>
+        <w:spacing w:after="80" w:line="264" w:lineRule="auto"/>
+        <w:jc w:val="both"/>
+      </w:pPr>
+      <w:r>
+        <w:rPr>
+          <w:rFonts w:ascii="Times New Roman" w:hAnsi="Times New Roman"/>
+          <w:sz w:val="21"/>
+        </w:rPr>
+        <w:t>Description NASA's Juno spacecraft captured this view of Thebe, the second largest of Jupiter's inner moons, during a close pass on May 1, 2026. The spacecraft's Stellar Reference Unit (SRU) captured this image from a distance of approximately 3,100 miles (5,000 kilometers) at a resolution of about 1.9 miles (3 kilometers) per pixel. Thebe resides at the outer edge of Jupiter's faint ring system and is believed to play a role in the formation of the planet's "gossamer" ring through the shedding of dust. While the SRU's primary function is to image star fields for navigation, its high sensitivity in low-light conditions makes it a powerful secondary science instrument. The SRU has previously been used to discover "shallow lightning" in Jupiter's atmosphere and to image the planet's ring system. A division of Caltech in Pasadena, California, JPL manages the Juno mission for the principal investigator, Scott J. Bolton, of the Southwest Research Institute in San Antonio. Juno is part of NASA's New Frontiers Program, which is managed at NASA's Marshall Space Flight Center in Huntsville, Alabama, for the agency's Science Mission Directorate in Washington. For more information about Juno, visit: https://www.nasa.gov/juno</w:t>
+      </w:r>
+    </w:p>
+    <w:p>
+      <w:pPr>
+        <w:sectPr>
+          <w:type w:val="continuous"/>
+          <w:pgSz w:w="12240" w:h="15840"/>
+          <w:pgMar w:top="864" w:right="1008" w:bottom="864" w:left="1008" w:header="720" w:footer="720" w:gutter="0"/>
+          <w:cols w:space="360" w:num="2"/>
+          <w:docGrid w:linePitch="360"/>
+        </w:sectPr>
+      </w:pPr>
+    </w:p>
+    <w:p>
+      <w:pPr>
+        <w:pBdr>
+          <w:bottom w:val="single" w:sz="6" w:space="6" w:color="A6A6A6"/>
+        </w:pBdr>
+      </w:pPr>
+    </w:p>
+    <w:p/>
+    <w:p>
+      <w:pPr>
+        <w:spacing w:after="60"/>
+      </w:pPr>
+      <w:r>
+        <w:rPr>
+          <w:rFonts w:ascii="Times New Roman" w:hAnsi="Times New Roman"/>
+          <w:b/>
+          <w:sz w:val="26"/>
+        </w:rPr>
+        <w:t>14. Mexico City is sinking up to 14 inches per year, satellite images show</w:t>
+      </w:r>
+    </w:p>
+    <w:p>
+      <w:pPr>
+        <w:spacing w:after="60"/>
+      </w:pPr>
+      <w:r>
+        <w:rPr>
+          <w:rFonts w:ascii="Times New Roman" w:hAnsi="Times New Roman"/>
+          <w:i/>
+          <w:sz w:val="20"/>
+        </w:rPr>
+        <w:t>Latest from Space.com</w:t>
+      </w:r>
+    </w:p>
+    <w:p>
+      <w:pPr>
+        <w:spacing w:after="80"/>
+        <w:jc w:val="left"/>
+      </w:pPr>
+      <w:hyperlink r:id="rId29">
+        <w:r>
+          <w:rPr>
+            <w:color w:val="0000FF"/>
+            <w:u w:val="single"/>
+          </w:rPr>
+          <w:t>Read more</w:t>
+        </w:r>
+      </w:hyperlink>
+    </w:p>
+    <w:p>
+      <w:pPr>
+        <w:spacing w:after="120"/>
+        <w:jc w:val="center"/>
+      </w:pPr>
+      <w:r>
+        <w:drawing>
+          <wp:inline xmlns:a="http://schemas.openxmlformats.org/drawingml/2006/main" xmlns:pic="http://schemas.openxmlformats.org/drawingml/2006/picture">
+            <wp:extent cx="4389120" cy="2468880"/>
+            <wp:docPr id="8" name="Picture 8"/>
+            <wp:cNvGraphicFramePr>
+              <a:graphicFrameLocks noChangeAspect="1"/>
+            </wp:cNvGraphicFramePr>
+            <a:graphic>
+              <a:graphicData uri="http://schemas.openxmlformats.org/drawingml/2006/picture">
+                <pic:pic>
+                  <pic:nvPicPr>
+                    <pic:cNvPr id="0" name="image.jpg"/>
+                    <pic:cNvPicPr/>
+                  </pic:nvPicPr>
+                  <pic:blipFill>
+                    <a:blip r:embed="rId30"/>
                     <a:stretch>
                       <a:fillRect/>
                     </a:stretch>
@@ -1188,7 +1532,7 @@
           <w:rFonts w:ascii="Times New Roman" w:hAnsi="Times New Roman"/>
           <w:sz w:val="21"/>
         </w:rPr>
-        <w:t>Click for next article NASA Administrator Jim Bridenstine delivers remarks at the Johnson Space Center in Houston on Aug. 2, 2018. Former NASA Administrator Jim Bridenstine has a new gig. Jim Bridenstine , who ran the space agency from April 2018 through January 2021, was announced today (May 5) as the new CEO of Quantum Space, a company developing maneuverable spacecraft for use by the U.S. military and commercial operators. "Jim is a transformational leader and has defined the most significant partnerships and policy initiatives between government and the commercial space industry," Kam Ghaffarian, Quantum Space co-founder and executive chairman, said in a statement. "Jim is poised to lead Quantum during this next phase of growth and as spending on space defense and exploration accelerates." Maryland-based Quantum Space, which was founded in 2021, aims to become a major player in the commercial and military space arenas with its forthcoming Ranger spacecraft. Ranger will be able to operate in a variety of environments, from low Earth orbit to Earth-moon space, according to Quantum Space. Its patented propulsion technology, modularity and in-space endurance will give it a leg up on competitors, the company says. "The Theory of Competitive Endurance requires avoiding operational surprise, denying first mover advantage, and counterspace campaigning. Quantum's Ranger spacecraft is uniquely crafted to deliver on each pillar," Bridenstine said in the same statement. "As every domain of warfare is dependent on space, the United States must have ubiquitous space domain awareness , unpredictability for resilience and freedom of action in every orbit," he added. "Quantum's Ranger spacecraft is designed for sustained maneuver for Dynamic Space Operations. It is also modular and refuelable. Any orbit, anytime." Ranger has not yet left Earth. The company, which raised $80 million during its "Series A" fundraising round, aims to launch the spacecraft's first mission, known as Ranger Prime, in mid-2027. If all goes well with that test flight, Ranger will move on to operational missions. Those could feature a variety of objectives, from missile defense and space domain awareness to satellite life-extension operations, according to Quantum Space. Artist's illustration of Quantum Space's Ranger spacecraft in Earth orbit. (Image credit: Quantum Space) Before becoming NASA chief, Bridenstine was a pilot in the U.S. Navy and a member of Congress. He represented Oklahoma's 1st congressional district in the U.S. House of Representatives as a Republican from January 2013 until his confirmation as NASA chief in April 2018, during President Donald Trump 's first term. Bridenstine's time at the agency was quite eventful. For example, he played a key role in the development of the Artemis program of moon exploration, which launched during his tenure. Bridenstine also expanded public-private partnerships in space exploration, via projects such as the Commercial Lunar Payload Services program, which puts NASA science gear on commercial robotic moon landers . Quantum Space Co-founder Kerry Wisnosky had served as the company's CEO and president. Wisnosky will remain as president, focusing "his leadership and engineering expertise on operations and advancing the company's spacecraft development," the company said in the same statement.</w:t>
+        <w:t>Click for next article Mexico City is sinking, and a powerful new orbiting satellite that's monitoring changes in land levels all across the globe has discovered how quickly this is happening. It's all thanks to the mission's innovative dual-frequency band radar. NISAR, the NASA-ISRO Synthetic Aperture Radar satellite, launched on July 30, 2025 as a joint partnership between NASA and the Indian Space Research Organisation (ISRO). Its mission is to track in real-time surface changes on Earth, from ground subsidence and the retreat of glaciers to and the movement of tectonic plates and the spread of wildfires - all to a precision of within a centimeter. "Mexico City is a well-known hot spot when it comes to subsidence, and images like this are just the beginning for NISAR," said David Bekaert, of the Flemish Institute for Technological Research in Belgium and the NISAR science team, in a statement . It has been known since 1925 that much of the city, home to 20 million people, is sinking at a rate of up to 14 inches (35 centimeters) per year. This is the result of the city being built above an aquifer, or an underground layer of permeable rock and sand, left behind by an ancient lakebed - and the resulting groundwater pumping and the weight of its urban sprawl is compressing those sedimentary layers. The result is damage to buildings and infrastructure, such as the Mexico City Metro system. "NISAR's long-wavelength L-band radar will make it possible to detect and track land subsidence in more challenging and densely vegetated regions such as coastal communities where they may have the compounding effect of both land subsidence and sea level rise," said Craig Ferguson, who is NISAR's deputy manager at NASA Headquarters in Washington, D.C. NISAR is one of the most powerful radars ever launched into space. L-band refers to the microwave frequency of 1-2 gigahertz (GHz), but the satellite also carries an S-band radar that operates at longer frequencies of 2-4 GHz. NASA built the L-band radar that is sensitive to changes in bedrock and ice, and which was utilized in this study of Mexico City, while ISRO built the S-band radar that is sensitive to changes in vegetation. A visualization of the NISAR satellite above Earth. (Image credit: NASA/JPL-Caltech) Both L- and S-band radars are synthetic aperture radars. As the spacecraft moves in orbit around Earth , covering the entire surface every 12 days, its motion results in it scanning a much larger area on the ground than the size of its true aperture. Hence it has a "synthetic" aperture and blurring of the resulting radar image is avoided by firing thousands of radar pulses per second. NISAR is the first mission to carry both an L-band and an S-band synthetic aperture. The radar reflections are captured by NISAR's 39-foot (12-meter) drum-shaped collector, the largest radar antenna reflector NASA has ever built. "We're going to see an influx of new discoveries from all over the world, given the unique sensing capabilities of NISAR and its consistent global coverage," said Bekaert. The radar image of Mexico City looks like a contradictory splash of blue and yellow paint. These colors are false, designed to highlight shifts in the ground. Dark blue represents parts of the city that have subsided by more than 0.5 inches (2 cm) during the period between October 2025 and January 2026, which is Mexico's dry season. Yellow and green areas are residual noise. This would be expected to decrease as NISAR makes more passes over Mexico and the signal-to-noise ratio improves. "Images like this confirm that NISAR's measurements align with expectations," said Ferguson. As one of the quickest subsiding capitals in the world, Mexico City is therefore the perfect opportunity for NISAR to test its skills. To place its rate of subsidence into context, the towering Angel of Independence - a 118-foot-tall (36-meter-tall) spire with a golden statue of an angel perched atop that commemorates Mexico earning its independence - on the Paseo de la Reforma in the heart of Mexico City has required 14 new steps to be added to it since its construction in 1910.</w:t>
       </w:r>
     </w:p>
     <w:p>
@@ -1220,7 +1564,7 @@
           <w:b/>
           <w:sz w:val="26"/>
         </w:rPr>
-        <w:t>12. Don't miss the Eta Aquarid meteor shower 2026 peak tonight! Viewing times, locations and tips</w:t>
+        <w:t>15. NASA just released 12,000 photos from Artemis 2. Here are our top picks</w:t>
       </w:r>
     </w:p>
     <w:p>
@@ -1234,338 +1578,6 @@
           <w:sz w:val="20"/>
         </w:rPr>
         <w:t>Latest from Space.com</w:t>
-      </w:r>
-    </w:p>
-    <w:p>
-      <w:pPr>
-        <w:spacing w:after="80"/>
-        <w:jc w:val="left"/>
-      </w:pPr>
-      <w:hyperlink r:id="rId26">
-        <w:r>
-          <w:rPr>
-            <w:color w:val="0000FF"/>
-            <w:u w:val="single"/>
-          </w:rPr>
-          <w:t>Read more</w:t>
-        </w:r>
-      </w:hyperlink>
-    </w:p>
-    <w:p>
-      <w:pPr>
-        <w:spacing w:after="120"/>
-        <w:jc w:val="center"/>
-      </w:pPr>
-      <w:r>
-        <w:drawing>
-          <wp:inline xmlns:a="http://schemas.openxmlformats.org/drawingml/2006/main" xmlns:pic="http://schemas.openxmlformats.org/drawingml/2006/picture">
-            <wp:extent cx="4389120" cy="2468880"/>
-            <wp:docPr id="7" name="Picture 7"/>
-            <wp:cNvGraphicFramePr>
-              <a:graphicFrameLocks noChangeAspect="1"/>
-            </wp:cNvGraphicFramePr>
-            <a:graphic>
-              <a:graphicData uri="http://schemas.openxmlformats.org/drawingml/2006/picture">
-                <pic:pic>
-                  <pic:nvPicPr>
-                    <pic:cNvPr id="0" name="image.jpg"/>
-                    <pic:cNvPicPr/>
-                  </pic:nvPicPr>
-                  <pic:blipFill>
-                    <a:blip r:embed="rId27"/>
-                    <a:stretch>
-                      <a:fillRect/>
-                    </a:stretch>
-                  </pic:blipFill>
-                  <pic:spPr>
-                    <a:xfrm>
-                      <a:off x="0" y="0"/>
-                      <a:ext cx="4389120" cy="2468880"/>
-                    </a:xfrm>
-                    <a:prstGeom prst="rect"/>
-                  </pic:spPr>
-                </pic:pic>
-              </a:graphicData>
-            </a:graphic>
-          </wp:inline>
-        </w:drawing>
-      </w:r>
-    </w:p>
-    <w:p>
-      <w:pPr>
-        <w:sectPr>
-          <w:type w:val="continuous"/>
-          <w:pgSz w:w="12240" w:h="15840"/>
-          <w:pgMar w:top="864" w:right="1008" w:bottom="864" w:left="1008" w:header="720" w:footer="720" w:gutter="0"/>
-          <w:cols w:space="360" w:num="1"/>
-          <w:docGrid w:linePitch="360"/>
-        </w:sectPr>
-      </w:pPr>
-    </w:p>
-    <w:p>
-      <w:pPr>
-        <w:spacing w:after="80" w:line="264" w:lineRule="auto"/>
-        <w:jc w:val="both"/>
-      </w:pPr>
-      <w:r>
-        <w:rPr>
-          <w:rFonts w:ascii="Times New Roman" w:hAnsi="Times New Roman"/>
-          <w:sz w:val="21"/>
-        </w:rPr>
-        <w:t>Click for next article The Eta Aquarid meteor shower peaks in the early hours of May 6. Heads up, skywatchers! Don't miss the Eta Aquarid meteor shower tonight, as activity peaks in the predawn hours of May 6. Under ideal conditions, it's possible to see up to 60 meteors per hour when viewing from the Southern Hemisphere, but viewers in the Northern Hemisphere will see significantly fewer due to the Eta Aquarid radiant (the point in the sky the meteors appear to streak from) remaining low above the southeast horizon. But viewing conditions are not looking promising for the Eta Aquarids this year. The peak occurs not long after the full moon on May 1, meaning the moon will still be about 81% illuminated during peak activity. Its bright light will wash out fainter meteors. However, that's not to say the shower is not worth looking for if you've got clear skies. The Eta Aquarids are known for producing dazzling " Earthgrazers " in the past, bright meteors emerging from Aquarius and skimming the atmosphere horizontally, leaving bright, colorful, long-lasting trails. Article continues below Where to look Aquarius constellation position Right ascension: 23 hours Declination: -15 degrees Latitudes: Between 65 and -90 degrees For observers in the Northern Hemisphere, the Eta Aquarids will appear low on the horizon, emanating from the constellation Aquarius. For observers in the Southern Hemisphere, the Eta Aquarids are one of the best meteor showers of the year as the radiant appears much higher in the sky. The Eta Aquarids radiate from the constellation Aquarius. (Image credit: Jules-Pierre Malartre/Starry Night) When to look The best time to look for the Eta Aquarids is in the early morning hours of May 6, just before dawn. By this time, Aquarius is at its highest in the sky (albeit still fairly low). Bright green meteor from the Eta Aquarid meteor shower captured from the Babcock Wildlife Management Area near Punta Gorda, Florida. (Image credit: Diana Robinson Photography via Getty Images) What are they? When you see an Aquarid meteor, you're watching a tiny piece of Halley's Comet burn up in Earth's atmosphere . Halley's Comet is a periodic comet that returns to Earth's vicinity once every 75 years or so. It was last here in 1986 and is projected to return in 2061. The comet, officially called 1P/Halley, is named after English astronomer Edmond Halley. Viewing tips To successfully hunt for shooting stars you need to be prepared. (Image credit: Created in Canva by Daisy Dobrijevic) Head to a dark location away from city lights if possible Once there, allow your eyes at least 20-30 minutes to adjust to the darkness and avoid looking at your phone during this time (easier said than done!), as this will reset your night vision Wrap up warm, as you could be outside for a long time. Meteors can come in bursts, so give yourself at least an hour or two to enjoy the show. If you're hoping to capture an Aquarid meteor on camera, our guide on how to photograph meteor showers can help. We've also rounded up the best cameras for astrophotography if you're thinking of upgrading your kit for the next big sky show. Editor's Note: If you snap a photo of an Eta Aquarid meteor and would like to share it with Space.com's readers, send your photo(s), comments, and your name and location to spacephotos@space.com.</w:t>
-      </w:r>
-    </w:p>
-    <w:p>
-      <w:pPr>
-        <w:sectPr>
-          <w:type w:val="continuous"/>
-          <w:pgSz w:w="12240" w:h="15840"/>
-          <w:pgMar w:top="864" w:right="1008" w:bottom="864" w:left="1008" w:header="720" w:footer="720" w:gutter="0"/>
-          <w:cols w:space="360" w:num="2"/>
-          <w:docGrid w:linePitch="360"/>
-        </w:sectPr>
-      </w:pPr>
-    </w:p>
-    <w:p>
-      <w:pPr>
-        <w:pBdr>
-          <w:bottom w:val="single" w:sz="6" w:space="6" w:color="A6A6A6"/>
-        </w:pBdr>
-      </w:pPr>
-    </w:p>
-    <w:p/>
-    <w:p>
-      <w:pPr>
-        <w:spacing w:after="60"/>
-      </w:pPr>
-      <w:r>
-        <w:rPr>
-          <w:rFonts w:ascii="Times New Roman" w:hAnsi="Times New Roman"/>
-          <w:b/>
-          <w:sz w:val="26"/>
-        </w:rPr>
-        <w:t>13. NASA wants to land astronauts on the moon in 2028. Will SpaceX's Starship or Blue Origin's Blue Moon lander be ready in time?</w:t>
-      </w:r>
-    </w:p>
-    <w:p>
-      <w:pPr>
-        <w:spacing w:after="60"/>
-      </w:pPr>
-      <w:r>
-        <w:rPr>
-          <w:rFonts w:ascii="Times New Roman" w:hAnsi="Times New Roman"/>
-          <w:i/>
-          <w:sz w:val="20"/>
-        </w:rPr>
-        <w:t>Latest from Space.com</w:t>
-      </w:r>
-    </w:p>
-    <w:p>
-      <w:pPr>
-        <w:spacing w:after="80"/>
-        <w:jc w:val="left"/>
-      </w:pPr>
-      <w:hyperlink r:id="rId28">
-        <w:r>
-          <w:rPr>
-            <w:color w:val="0000FF"/>
-            <w:u w:val="single"/>
-          </w:rPr>
-          <w:t>Read more</w:t>
-        </w:r>
-      </w:hyperlink>
-    </w:p>
-    <w:p>
-      <w:pPr>
-        <w:spacing w:after="120"/>
-        <w:jc w:val="center"/>
-      </w:pPr>
-      <w:r>
-        <w:drawing>
-          <wp:inline xmlns:a="http://schemas.openxmlformats.org/drawingml/2006/main" xmlns:pic="http://schemas.openxmlformats.org/drawingml/2006/picture">
-            <wp:extent cx="4389120" cy="2468880"/>
-            <wp:docPr id="8" name="Picture 8"/>
-            <wp:cNvGraphicFramePr>
-              <a:graphicFrameLocks noChangeAspect="1"/>
-            </wp:cNvGraphicFramePr>
-            <a:graphic>
-              <a:graphicData uri="http://schemas.openxmlformats.org/drawingml/2006/picture">
-                <pic:pic>
-                  <pic:nvPicPr>
-                    <pic:cNvPr id="0" name="image.jpg"/>
-                    <pic:cNvPicPr/>
-                  </pic:nvPicPr>
-                  <pic:blipFill>
-                    <a:blip r:embed="rId29"/>
-                    <a:stretch>
-                      <a:fillRect/>
-                    </a:stretch>
-                  </pic:blipFill>
-                  <pic:spPr>
-                    <a:xfrm>
-                      <a:off x="0" y="0"/>
-                      <a:ext cx="4389120" cy="2468880"/>
-                    </a:xfrm>
-                    <a:prstGeom prst="rect"/>
-                  </pic:spPr>
-                </pic:pic>
-              </a:graphicData>
-            </a:graphic>
-          </wp:inline>
-        </w:drawing>
-      </w:r>
-    </w:p>
-    <w:p>
-      <w:pPr>
-        <w:sectPr>
-          <w:type w:val="continuous"/>
-          <w:pgSz w:w="12240" w:h="15840"/>
-          <w:pgMar w:top="864" w:right="1008" w:bottom="864" w:left="1008" w:header="720" w:footer="720" w:gutter="0"/>
-          <w:cols w:space="360" w:num="1"/>
-          <w:docGrid w:linePitch="360"/>
-        </w:sectPr>
-      </w:pPr>
-    </w:p>
-    <w:p>
-      <w:pPr>
-        <w:spacing w:after="80" w:line="264" w:lineRule="auto"/>
-        <w:jc w:val="both"/>
-      </w:pPr>
-      <w:r>
-        <w:rPr>
-          <w:rFonts w:ascii="Times New Roman" w:hAnsi="Times New Roman"/>
-          <w:sz w:val="21"/>
-        </w:rPr>
-        <w:t>Click for next article Artist's illustration of SpaceX's Starship vehicle on an Artemis mission to the surface of the moon. With the Artemis 2 crew back home after their historic circumlunar voyage, attention now turns to getting astronauts back on the surface of the moon. But how are the landers that will make such an ambitious endeavor possible progressing? NASA recently outlined a revised plan for Artemis 3 , which has the mission performing a crewed test in Earth orbit in late 2027 rather than the previously planned 2028 lunar landing. The mission will instead be an Earth-orbit rendezvous of NASA's Orion spacecraft with one or both of the program's moon landers, analogous to the Apollo 9 mission, setting up a lunar landing attempt with Artemis 4 in late 2028. But this plan relies on swift action by NASA's partners. The agency earlier selected two private companies to provide crewed Artemis moon landers: SpaceX 's Starship Human Landing System (HLS) and Blue Origin 's Blue Moon lander, both of which are in development and facing tight deadlines for future missions. With a number of major milestones on the horizon, the coming months will indicate if these landers can be readied for their planned 2027 orbital tests. SpaceX and Starship HLS SpaceX founder and CEO Elon Musk has long talked about getting humans to Mars , but recently he's shifted his attention to the moon , despite earlier calling our natural satellite "a distraction." Now, he's talking about a lunar settlement. First, however, SpaceX needs to get its Starship HLS lander ready. That vehicle, which NASA selected in 2021, is a specific configuration of Starship , which comprises the 33-engine Super Heavy booster and Starship, or "Ship," upper stage. SpaceX says that, as of late October last year, it has hit 49 milestones related to developing the subsystems, infrastructure and operations needed to land astronauts on the moon. These include lunar life support, Raptor cold start demonstrations, Raptor lunar landing throttle tests, software, debris protection and elevator and airlock tests . The key to the major progress needed in the next 18 months, however, is flying Starship regularly and demonstrating on-orbit docking and propellant transfer. Starship has flown 11 suborbital missions over the past three years. The 12th flight, expected later this month, will be the debut of the larger and more powerful Version 3 , equipped with its new V3 Raptor engines, which will be used for orbital flights and operational payloads. In its multiple flight tests, SpaceX has hit some big development milestones, including relighting engines in space, payload deployment demonstrations and spectacular "chopstick" booster recoveries . But many more lie ahead, with time running out. These include not just reaching Earth orbit by also demonstrating orbital refueling, which involves a propellant transfer demo between two Starship upper stages. This is required, as the HLS Starship needs to be fueled up in Earth orbit with tanker missions to allow it to head for the moon. This requirement alone demands a high launch cadence, with multiple tanker flights needed to fuel a single lunar mission, while there is also a need to verify long-duration life support for astronauts. There's lots on the menu for SpaceX for HLS advancement, and a positive first flight of Starship V3 will be crucial. Artist's illustration of Blue Origin's robotic Blue Moon Mark 1 lander on the moon. (Image credit: Blue Origin) Blue Origin's Blue Moon Blue Origin's Blue Moon Mk2 crewed variant lunar lander is a simpler system compared to Starship HLS, selected in 2023 and intended for the Artemis 5 mission and beyond, rather than what is now Artemis 4. But the shakeup of NASA's Artemis plans has opened the door to an earlier landing, if Blue Moon can be made ready. Unlike SpaceX, Blue Origin is pursuing a stepwise approach, beginning with an uncrewed cargo lander before attempting a crewed system. The biggest test on the horizon is the launch of the smaller Blue Moon Mark-1 (Mk1) cargo lander, which is expected to launch to the moon later this year after recently undergoing vacuum chamber testing. One major issue, however, is the grounding of its rocket ride - Blue Origin's powerful New Glenn - after a recent launch anomaly . Getting the New Glenn launcher and uncrewed Mk1 lander ready and then acing a lunar landing will be crucial to Blue's lunar ambitions with Artemis. As with Starship HLS, there is also the need to develop and test the life support systems for Blue Moon Mk2. The company is typically reserved in terms of public updates on the program, but recent Congressional meetings have provided some insight into developments. In a NASA budget hearing held by the House Committee on Appropriations, Subcommittee on Commerce, Justice, Science, and Related Agencies on April 27, NASA Administrator Jared Isaacman said that the companies assured him of their efforts to be ready. "I've received responses from both vendors, both SpaceX and Blue Origin, to meet our needs for a late 2027 rendezvous docking and test the interoperability out of both landers in advance of a landing attempt in 2028," Isaacman said.</w:t>
-      </w:r>
-    </w:p>
-    <w:p>
-      <w:pPr>
-        <w:sectPr>
-          <w:type w:val="continuous"/>
-          <w:pgSz w:w="12240" w:h="15840"/>
-          <w:pgMar w:top="864" w:right="1008" w:bottom="864" w:left="1008" w:header="720" w:footer="720" w:gutter="0"/>
-          <w:cols w:space="360" w:num="2"/>
-          <w:docGrid w:linePitch="360"/>
-        </w:sectPr>
-      </w:pPr>
-    </w:p>
-    <w:p>
-      <w:pPr>
-        <w:pBdr>
-          <w:bottom w:val="single" w:sz="6" w:space="6" w:color="A6A6A6"/>
-        </w:pBdr>
-      </w:pPr>
-    </w:p>
-    <w:p/>
-    <w:p>
-      <w:pPr>
-        <w:spacing w:after="60"/>
-      </w:pPr>
-      <w:r>
-        <w:rPr>
-          <w:rFonts w:ascii="Times New Roman" w:hAnsi="Times New Roman"/>
-          <w:b/>
-          <w:sz w:val="26"/>
-        </w:rPr>
-        <w:t>14. SpaceX launches 24 Starlink satellites on Falcon 9 rocket from Vandenberg SFB</w:t>
-      </w:r>
-    </w:p>
-    <w:p>
-      <w:pPr>
-        <w:spacing w:after="60"/>
-      </w:pPr>
-      <w:r>
-        <w:rPr>
-          <w:rFonts w:ascii="Times New Roman" w:hAnsi="Times New Roman"/>
-          <w:i/>
-          <w:sz w:val="20"/>
-        </w:rPr>
-        <w:t>Spaceflight Now</w:t>
-      </w:r>
-    </w:p>
-    <w:p>
-      <w:pPr>
-        <w:spacing w:after="80"/>
-        <w:jc w:val="left"/>
-      </w:pPr>
-      <w:hyperlink r:id="rId30">
-        <w:r>
-          <w:rPr>
-            <w:color w:val="0000FF"/>
-            <w:u w:val="single"/>
-          </w:rPr>
-          <w:t>Read more</w:t>
-        </w:r>
-      </w:hyperlink>
-    </w:p>
-    <w:p>
-      <w:pPr>
-        <w:sectPr>
-          <w:type w:val="continuous"/>
-          <w:pgSz w:w="12240" w:h="15840"/>
-          <w:pgMar w:top="864" w:right="1008" w:bottom="864" w:left="1008" w:header="720" w:footer="720" w:gutter="0"/>
-          <w:cols w:space="360" w:num="1"/>
-          <w:docGrid w:linePitch="360"/>
-        </w:sectPr>
-      </w:pPr>
-    </w:p>
-    <w:p>
-      <w:pPr>
-        <w:spacing w:after="80" w:line="264" w:lineRule="auto"/>
-        <w:jc w:val="both"/>
-      </w:pPr>
-      <w:r>
-        <w:rPr>
-          <w:rFonts w:ascii="Times New Roman" w:hAnsi="Times New Roman"/>
-          <w:sz w:val="21"/>
-        </w:rPr>
-        <w:t>Update May 6, 12:34 a.m. EDT (0434 UTC): SpaceX landed its first stage booster. SpaceX launched its second Starlink mission in the month of May, this time from Vandenberg Space Force Base in California aboard a Falcon 9 rocket. The Starlink 17-29 mission will send another 24 broadband internet satellites into low Earth orbit, adding to a constellation of more than 10,000 spacecraft. SpaceX's first Starlink launch of the month was from Cape Canaveral on May 1. Liftoff from Space Launch Complex 4 East happened at 8:59:19 p.m. PDT (11:59:19 p.m. EDT / 0359:19 UTC). The Falcon 9 rocket flew on a south-southwesterly trajectory upon leaving the pad. SpaceX launched the mission using the Falcon 9 first stage booster B1081, making its 24th flight. Previous launches by this booster included the NASA Crew-7, PACE, and CRS-29 missions. A little more than eight minutes after liftoff, B1081 landed on the drone ship, 'Of Course I Still Love You.' This was the 195th landing on this vessel and the 609 booster landing for SpaceX to date.</w:t>
-      </w:r>
-    </w:p>
-    <w:p>
-      <w:pPr>
-        <w:sectPr>
-          <w:type w:val="continuous"/>
-          <w:pgSz w:w="12240" w:h="15840"/>
-          <w:pgMar w:top="864" w:right="1008" w:bottom="864" w:left="1008" w:header="720" w:footer="720" w:gutter="0"/>
-          <w:cols w:space="360" w:num="2"/>
-          <w:docGrid w:linePitch="360"/>
-        </w:sectPr>
-      </w:pPr>
-    </w:p>
-    <w:p>
-      <w:pPr>
-        <w:pBdr>
-          <w:bottom w:val="single" w:sz="6" w:space="6" w:color="A6A6A6"/>
-        </w:pBdr>
-      </w:pPr>
-    </w:p>
-    <w:p/>
-    <w:p>
-      <w:pPr>
-        <w:spacing w:after="60"/>
-      </w:pPr>
-      <w:r>
-        <w:rPr>
-          <w:rFonts w:ascii="Times New Roman" w:hAnsi="Times New Roman"/>
-          <w:b/>
-          <w:sz w:val="26"/>
-        </w:rPr>
-        <w:t>15. On the ground or in the atmosphere? Swarm satellites help characterize and pinpoint destructive events</w:t>
-      </w:r>
-    </w:p>
-    <w:p>
-      <w:pPr>
-        <w:spacing w:after="60"/>
-      </w:pPr>
-      <w:r>
-        <w:rPr>
-          <w:rFonts w:ascii="Times New Roman" w:hAnsi="Times New Roman"/>
-          <w:i/>
-          <w:sz w:val="20"/>
-        </w:rPr>
-        <w:t>Space News - Space, Astronomy, Space Exploration</w:t>
       </w:r>
     </w:p>
     <w:p>
@@ -1591,7 +1603,7 @@
       <w:r>
         <w:drawing>
           <wp:inline xmlns:a="http://schemas.openxmlformats.org/drawingml/2006/main" xmlns:pic="http://schemas.openxmlformats.org/drawingml/2006/picture">
-            <wp:extent cx="4389120" cy="4389120"/>
+            <wp:extent cx="4389120" cy="2468880"/>
             <wp:docPr id="9" name="Picture 9"/>
             <wp:cNvGraphicFramePr>
               <a:graphicFrameLocks noChangeAspect="1"/>
@@ -1612,7 +1624,7 @@
                   <pic:spPr>
                     <a:xfrm>
                       <a:off x="0" y="0"/>
-                      <a:ext cx="4389120" cy="4389120"/>
+                      <a:ext cx="4389120" cy="2468880"/>
                     </a:xfrm>
                     <a:prstGeom prst="rect"/>
                   </pic:spPr>
@@ -1644,7 +1656,7 @@
           <w:rFonts w:ascii="Times New Roman" w:hAnsi="Times New Roman"/>
           <w:sz w:val="21"/>
         </w:rPr>
-        <w:t>When solar storms strike Earth, they can disrupt power grids, rail systems, satellites, and even marine life. These effects arise because solar wind and geomagnetic activity disturb the magnetosphere-ionosphere system, generating electric and magnetic field variations that can resemble fainter signals from natural hazards. This risk is not theoretical.</w:t>
+        <w:t>Click for next article You can now browse through more than 12,000 photos taken by the Artemis 2 astronauts during their mission around the moon. The images range from stunning views of Earth to shots of the astronauts inside their Orion capsule to breathtaking images of the moon and the crew's unique perspective from beyond its far side. They're the first pictures taken by astronauts traveling beyond low Earth orbit in more than 50 years, and they show our home planet and its celestial neighbor in brand new, incredible ways. The 10-day Artemis 2 mission launched on April 1 , flying NASA astronauts Reid Wiseman, Victor Glover and Christina Koch, as well as Canadian Space Agency astronaut Jeremy Hansen, on a journey around the moon aboard the Orion space capsule "Integrity". The crew managed to transmit a few photos during their mission, but due to data limits, NASA was forced to wait for the physical SD cards to return to Earth before recovering the bulk of the data. Since their successful splashdown in the Pacific Ocean on April 10 , NASA has been poring through all the photos they took - and now you can, too. Many photos were released in the weeks following the mission's end, but now NASA has released a whopping 12,217. You can scroll through them yourself on the agency's public archive of astronaut photographs. Here are some of our top picks. (Image credit: NASA) The two images above show Earth mostly in the dark. They were shot on April 3, as Orion was on its way to lunar space. This is a six-second exposure of the stars seen outside Intregrity's window. To get a photo like this on Earth, you need several minutes of exposures for the star trails to start becoming clear. Orion, however, spent its journey to the moon rotating to distribute the heat buildup from the sun, a spin captured by the above photograph. This picture shows the moon with a brown, almost rust-colored region on its face. During their trip around the moon, the Artemis 2 astronauts described seeing browns, greens and other subtle colors on the lunar surface. This image of the moon's surface features two small craters named by the Artemis 2 crew. One they named "Integrity," after the spacecraft that kept them safe throughout their mission. The other they named "Carroll," after Wiseman's late wife, who died of cancer in 2020. From the far side of the moon , the astronauts snapped this photo through one of Orion's windows. It shows a quarter moon in the foreground, with a bright but tiny Earth behind. During their lunar flyby on April 6 , the Artemis 2 crew witnessed a solar eclipse from beyond the far side, when the sun dipped behind the planetary body's disk. For the astronauts, the sun's corona , or outer atmosphere, shone brightly, providing a rare perspective of the moon.</w:t>
       </w:r>
     </w:p>
     <w:p>
